--- a/Buoi6/KẾ HOẠCH KIỂM THỬ PHẦN MỀM.docx
+++ b/Buoi6/KẾ HOẠCH KIỂM THỬ PHẦN MỀM.docx
@@ -363,6 +363,96 @@
           <w:sz w:val="26"/>
           <w:szCs w:val="26"/>
         </w:rPr>
+        <w:t xml:space="preserve">, </w:t>
+      </w:r>
+      <w:proofErr w:type="spellStart"/>
+      <w:r>
+        <w:rPr>
+          <w:rFonts w:cs="Times New Roman"/>
+          <w:sz w:val="26"/>
+          <w:szCs w:val="26"/>
+        </w:rPr>
+        <w:t>khả</w:t>
+      </w:r>
+      <w:proofErr w:type="spellEnd"/>
+      <w:r>
+        <w:rPr>
+          <w:rFonts w:cs="Times New Roman"/>
+          <w:sz w:val="26"/>
+          <w:szCs w:val="26"/>
+        </w:rPr>
+        <w:t xml:space="preserve"> </w:t>
+      </w:r>
+      <w:proofErr w:type="spellStart"/>
+      <w:r>
+        <w:rPr>
+          <w:rFonts w:cs="Times New Roman"/>
+          <w:sz w:val="26"/>
+          <w:szCs w:val="26"/>
+        </w:rPr>
+        <w:t>năng</w:t>
+      </w:r>
+      <w:proofErr w:type="spellEnd"/>
+      <w:r>
+        <w:rPr>
+          <w:rFonts w:cs="Times New Roman"/>
+          <w:sz w:val="26"/>
+          <w:szCs w:val="26"/>
+        </w:rPr>
+        <w:t xml:space="preserve"> </w:t>
+      </w:r>
+      <w:proofErr w:type="spellStart"/>
+      <w:r>
+        <w:rPr>
+          <w:rFonts w:cs="Times New Roman"/>
+          <w:sz w:val="26"/>
+          <w:szCs w:val="26"/>
+        </w:rPr>
+        <w:t>xử</w:t>
+      </w:r>
+      <w:proofErr w:type="spellEnd"/>
+      <w:r>
+        <w:rPr>
+          <w:rFonts w:cs="Times New Roman"/>
+          <w:sz w:val="26"/>
+          <w:szCs w:val="26"/>
+        </w:rPr>
+        <w:t xml:space="preserve"> </w:t>
+      </w:r>
+      <w:proofErr w:type="spellStart"/>
+      <w:r>
+        <w:rPr>
+          <w:rFonts w:cs="Times New Roman"/>
+          <w:sz w:val="26"/>
+          <w:szCs w:val="26"/>
+        </w:rPr>
+        <w:t>lý</w:t>
+      </w:r>
+      <w:proofErr w:type="spellEnd"/>
+      <w:r>
+        <w:rPr>
+          <w:rFonts w:cs="Times New Roman"/>
+          <w:sz w:val="26"/>
+          <w:szCs w:val="26"/>
+        </w:rPr>
+        <w:t xml:space="preserve"> </w:t>
+      </w:r>
+      <w:proofErr w:type="spellStart"/>
+      <w:r>
+        <w:rPr>
+          <w:rFonts w:cs="Times New Roman"/>
+          <w:sz w:val="26"/>
+          <w:szCs w:val="26"/>
+        </w:rPr>
+        <w:t>lỗi</w:t>
+      </w:r>
+      <w:proofErr w:type="spellEnd"/>
+      <w:r>
+        <w:rPr>
+          <w:rFonts w:cs="Times New Roman"/>
+          <w:sz w:val="26"/>
+          <w:szCs w:val="26"/>
+        </w:rPr>
         <w:t xml:space="preserve"> </w:t>
       </w:r>
       <w:proofErr w:type="spellStart"/>
@@ -483,13 +573,96 @@
         <w:t>tập</w:t>
       </w:r>
       <w:proofErr w:type="spellEnd"/>
-      <w:r>
-        <w:rPr>
-          <w:rFonts w:cs="Times New Roman"/>
-          <w:sz w:val="26"/>
-          <w:szCs w:val="26"/>
-        </w:rPr>
-        <w:t xml:space="preserve"> Lab 5 bao </w:t>
+    </w:p>
+    <w:p>
+      <w:pPr>
+        <w:spacing w:line="360" w:lineRule="auto"/>
+        <w:jc w:val="both"/>
+        <w:rPr>
+          <w:rFonts w:cs="Times New Roman"/>
+          <w:sz w:val="26"/>
+          <w:szCs w:val="26"/>
+        </w:rPr>
+      </w:pPr>
+      <w:r>
+        <w:rPr>
+          <w:rFonts w:cs="Times New Roman"/>
+          <w:sz w:val="26"/>
+          <w:szCs w:val="26"/>
+        </w:rPr>
+        <w:t xml:space="preserve">Lab 6. </w:t>
+      </w:r>
+      <w:proofErr w:type="spellStart"/>
+      <w:r>
+        <w:rPr>
+          <w:rFonts w:cs="Times New Roman"/>
+          <w:sz w:val="26"/>
+          <w:szCs w:val="26"/>
+        </w:rPr>
+        <w:t>Trọng</w:t>
+      </w:r>
+      <w:proofErr w:type="spellEnd"/>
+      <w:r>
+        <w:rPr>
+          <w:rFonts w:cs="Times New Roman"/>
+          <w:sz w:val="26"/>
+          <w:szCs w:val="26"/>
+        </w:rPr>
+        <w:t xml:space="preserve"> </w:t>
+      </w:r>
+      <w:proofErr w:type="spellStart"/>
+      <w:r>
+        <w:rPr>
+          <w:rFonts w:cs="Times New Roman"/>
+          <w:sz w:val="26"/>
+          <w:szCs w:val="26"/>
+        </w:rPr>
+        <w:t>tâm</w:t>
+      </w:r>
+      <w:proofErr w:type="spellEnd"/>
+      <w:r>
+        <w:rPr>
+          <w:rFonts w:cs="Times New Roman"/>
+          <w:sz w:val="26"/>
+          <w:szCs w:val="26"/>
+        </w:rPr>
+        <w:t xml:space="preserve"> </w:t>
+      </w:r>
+      <w:proofErr w:type="spellStart"/>
+      <w:r>
+        <w:rPr>
+          <w:rFonts w:cs="Times New Roman"/>
+          <w:sz w:val="26"/>
+          <w:szCs w:val="26"/>
+        </w:rPr>
+        <w:t>kiểm</w:t>
+      </w:r>
+      <w:proofErr w:type="spellEnd"/>
+      <w:r>
+        <w:rPr>
+          <w:rFonts w:cs="Times New Roman"/>
+          <w:sz w:val="26"/>
+          <w:szCs w:val="26"/>
+        </w:rPr>
+        <w:t xml:space="preserve"> </w:t>
+      </w:r>
+      <w:proofErr w:type="spellStart"/>
+      <w:r>
+        <w:rPr>
+          <w:rFonts w:cs="Times New Roman"/>
+          <w:sz w:val="26"/>
+          <w:szCs w:val="26"/>
+        </w:rPr>
+        <w:t>thử</w:t>
+      </w:r>
+      <w:proofErr w:type="spellEnd"/>
+      <w:r>
+        <w:rPr>
+          <w:rFonts w:cs="Times New Roman"/>
+          <w:sz w:val="26"/>
+          <w:szCs w:val="26"/>
+        </w:rPr>
+        <w:t xml:space="preserve"> bao </w:t>
       </w:r>
       <w:proofErr w:type="spellStart"/>
       <w:r>
@@ -499,60 +672,6 @@
           <w:szCs w:val="26"/>
         </w:rPr>
         <w:t>gồm</w:t>
-      </w:r>
-      <w:proofErr w:type="spellEnd"/>
-      <w:r>
-        <w:rPr>
-          <w:rFonts w:cs="Times New Roman"/>
-          <w:sz w:val="26"/>
-          <w:szCs w:val="26"/>
-        </w:rPr>
-        <w:t xml:space="preserve"> </w:t>
-      </w:r>
-      <w:proofErr w:type="spellStart"/>
-      <w:r>
-        <w:rPr>
-          <w:rFonts w:cs="Times New Roman"/>
-          <w:sz w:val="26"/>
-          <w:szCs w:val="26"/>
-        </w:rPr>
-        <w:t>hai</w:t>
-      </w:r>
-      <w:proofErr w:type="spellEnd"/>
-      <w:r>
-        <w:rPr>
-          <w:rFonts w:cs="Times New Roman"/>
-          <w:sz w:val="26"/>
-          <w:szCs w:val="26"/>
-        </w:rPr>
-        <w:t xml:space="preserve"> </w:t>
-      </w:r>
-      <w:proofErr w:type="spellStart"/>
-      <w:r>
-        <w:rPr>
-          <w:rFonts w:cs="Times New Roman"/>
-          <w:sz w:val="26"/>
-          <w:szCs w:val="26"/>
-        </w:rPr>
-        <w:t>phần</w:t>
-      </w:r>
-      <w:proofErr w:type="spellEnd"/>
-      <w:r>
-        <w:rPr>
-          <w:rFonts w:cs="Times New Roman"/>
-          <w:sz w:val="26"/>
-          <w:szCs w:val="26"/>
-        </w:rPr>
-        <w:t xml:space="preserve"> </w:t>
-      </w:r>
-      <w:proofErr w:type="spellStart"/>
-      <w:r>
-        <w:rPr>
-          <w:rFonts w:cs="Times New Roman"/>
-          <w:sz w:val="26"/>
-          <w:szCs w:val="26"/>
-        </w:rPr>
-        <w:t>chính</w:t>
       </w:r>
       <w:proofErr w:type="spellEnd"/>
       <w:r>
@@ -579,40 +698,274 @@
           <w:szCs w:val="26"/>
         </w:rPr>
       </w:pPr>
-      <w:r>
-        <w:rPr>
-          <w:rFonts w:cs="Times New Roman"/>
-          <w:sz w:val="26"/>
-          <w:szCs w:val="26"/>
-        </w:rPr>
-        <w:t xml:space="preserve">Các module </w:t>
-      </w:r>
-      <w:proofErr w:type="spellStart"/>
-      <w:r>
-        <w:rPr>
-          <w:rFonts w:cs="Times New Roman"/>
-          <w:sz w:val="26"/>
-          <w:szCs w:val="26"/>
-        </w:rPr>
-        <w:t>thuật</w:t>
-      </w:r>
-      <w:proofErr w:type="spellEnd"/>
-      <w:r>
-        <w:rPr>
-          <w:rFonts w:cs="Times New Roman"/>
-          <w:sz w:val="26"/>
-          <w:szCs w:val="26"/>
-        </w:rPr>
-        <w:t xml:space="preserve"> </w:t>
-      </w:r>
-      <w:proofErr w:type="spellStart"/>
-      <w:r>
-        <w:rPr>
-          <w:rFonts w:cs="Times New Roman"/>
-          <w:sz w:val="26"/>
-          <w:szCs w:val="26"/>
-        </w:rPr>
-        <w:t>toán</w:t>
+      <w:proofErr w:type="spellStart"/>
+      <w:r>
+        <w:rPr>
+          <w:rFonts w:cs="Times New Roman"/>
+          <w:sz w:val="26"/>
+          <w:szCs w:val="26"/>
+        </w:rPr>
+        <w:t>Kiểm</w:t>
+      </w:r>
+      <w:proofErr w:type="spellEnd"/>
+      <w:r>
+        <w:rPr>
+          <w:rFonts w:cs="Times New Roman"/>
+          <w:sz w:val="26"/>
+          <w:szCs w:val="26"/>
+        </w:rPr>
+        <w:t xml:space="preserve"> </w:t>
+      </w:r>
+      <w:proofErr w:type="spellStart"/>
+      <w:r>
+        <w:rPr>
+          <w:rFonts w:cs="Times New Roman"/>
+          <w:sz w:val="26"/>
+          <w:szCs w:val="26"/>
+        </w:rPr>
+        <w:t>thử</w:t>
+      </w:r>
+      <w:proofErr w:type="spellEnd"/>
+      <w:r>
+        <w:rPr>
+          <w:rFonts w:cs="Times New Roman"/>
+          <w:sz w:val="26"/>
+          <w:szCs w:val="26"/>
+        </w:rPr>
+        <w:t xml:space="preserve"> </w:t>
+      </w:r>
+      <w:proofErr w:type="spellStart"/>
+      <w:r>
+        <w:rPr>
+          <w:rFonts w:cs="Times New Roman"/>
+          <w:sz w:val="26"/>
+          <w:szCs w:val="26"/>
+        </w:rPr>
+        <w:t>nâng</w:t>
+      </w:r>
+      <w:proofErr w:type="spellEnd"/>
+      <w:r>
+        <w:rPr>
+          <w:rFonts w:cs="Times New Roman"/>
+          <w:sz w:val="26"/>
+          <w:szCs w:val="26"/>
+        </w:rPr>
+        <w:t xml:space="preserve"> </w:t>
+      </w:r>
+      <w:proofErr w:type="spellStart"/>
+      <w:r>
+        <w:rPr>
+          <w:rFonts w:cs="Times New Roman"/>
+          <w:sz w:val="26"/>
+          <w:szCs w:val="26"/>
+        </w:rPr>
+        <w:t>cao</w:t>
+      </w:r>
+      <w:proofErr w:type="spellEnd"/>
+      <w:r>
+        <w:rPr>
+          <w:rFonts w:cs="Times New Roman"/>
+          <w:sz w:val="26"/>
+          <w:szCs w:val="26"/>
+        </w:rPr>
+        <w:t xml:space="preserve"> </w:t>
+      </w:r>
+      <w:proofErr w:type="spellStart"/>
+      <w:r>
+        <w:rPr>
+          <w:rFonts w:cs="Times New Roman"/>
+          <w:sz w:val="26"/>
+          <w:szCs w:val="26"/>
+        </w:rPr>
+        <w:t>với</w:t>
+      </w:r>
+      <w:proofErr w:type="spellEnd"/>
+      <w:r>
+        <w:rPr>
+          <w:rFonts w:cs="Times New Roman"/>
+          <w:sz w:val="26"/>
+          <w:szCs w:val="26"/>
+        </w:rPr>
+        <w:t xml:space="preserve"> JUnit 4: </w:t>
+      </w:r>
+      <w:proofErr w:type="spellStart"/>
+      <w:r>
+        <w:rPr>
+          <w:rFonts w:cs="Times New Roman"/>
+          <w:sz w:val="26"/>
+          <w:szCs w:val="26"/>
+        </w:rPr>
+        <w:t>Xử</w:t>
+      </w:r>
+      <w:proofErr w:type="spellEnd"/>
+      <w:r>
+        <w:rPr>
+          <w:rFonts w:cs="Times New Roman"/>
+          <w:sz w:val="26"/>
+          <w:szCs w:val="26"/>
+        </w:rPr>
+        <w:t xml:space="preserve"> </w:t>
+      </w:r>
+      <w:proofErr w:type="spellStart"/>
+      <w:r>
+        <w:rPr>
+          <w:rFonts w:cs="Times New Roman"/>
+          <w:sz w:val="26"/>
+          <w:szCs w:val="26"/>
+        </w:rPr>
+        <w:t>lý</w:t>
+      </w:r>
+      <w:proofErr w:type="spellEnd"/>
+      <w:r>
+        <w:rPr>
+          <w:rFonts w:cs="Times New Roman"/>
+          <w:sz w:val="26"/>
+          <w:szCs w:val="26"/>
+        </w:rPr>
+        <w:t xml:space="preserve"> </w:t>
+      </w:r>
+      <w:proofErr w:type="spellStart"/>
+      <w:r>
+        <w:rPr>
+          <w:rFonts w:cs="Times New Roman"/>
+          <w:sz w:val="26"/>
+          <w:szCs w:val="26"/>
+        </w:rPr>
+        <w:t>ngoại</w:t>
+      </w:r>
+      <w:proofErr w:type="spellEnd"/>
+      <w:r>
+        <w:rPr>
+          <w:rFonts w:cs="Times New Roman"/>
+          <w:sz w:val="26"/>
+          <w:szCs w:val="26"/>
+        </w:rPr>
+        <w:t xml:space="preserve"> </w:t>
+      </w:r>
+      <w:proofErr w:type="spellStart"/>
+      <w:r>
+        <w:rPr>
+          <w:rFonts w:cs="Times New Roman"/>
+          <w:sz w:val="26"/>
+          <w:szCs w:val="26"/>
+        </w:rPr>
+        <w:t>lệ</w:t>
+      </w:r>
+      <w:proofErr w:type="spellEnd"/>
+      <w:r>
+        <w:rPr>
+          <w:rFonts w:cs="Times New Roman"/>
+          <w:sz w:val="26"/>
+          <w:szCs w:val="26"/>
+        </w:rPr>
+        <w:t xml:space="preserve"> (Exception Handling), </w:t>
+      </w:r>
+      <w:proofErr w:type="spellStart"/>
+      <w:r>
+        <w:rPr>
+          <w:rFonts w:cs="Times New Roman"/>
+          <w:sz w:val="26"/>
+          <w:szCs w:val="26"/>
+        </w:rPr>
+        <w:t>sử</w:t>
+      </w:r>
+      <w:proofErr w:type="spellEnd"/>
+      <w:r>
+        <w:rPr>
+          <w:rFonts w:cs="Times New Roman"/>
+          <w:sz w:val="26"/>
+          <w:szCs w:val="26"/>
+        </w:rPr>
+        <w:t xml:space="preserve"> </w:t>
+      </w:r>
+      <w:proofErr w:type="spellStart"/>
+      <w:r>
+        <w:rPr>
+          <w:rFonts w:cs="Times New Roman"/>
+          <w:sz w:val="26"/>
+          <w:szCs w:val="26"/>
+        </w:rPr>
+        <w:t>dụng</w:t>
+      </w:r>
+      <w:proofErr w:type="spellEnd"/>
+      <w:r>
+        <w:rPr>
+          <w:rFonts w:cs="Times New Roman"/>
+          <w:sz w:val="26"/>
+          <w:szCs w:val="26"/>
+        </w:rPr>
+        <w:t xml:space="preserve"> </w:t>
+      </w:r>
+      <w:r>
+        <w:rPr>
+          <w:rFonts w:cs="Times New Roman"/>
+          <w:sz w:val="26"/>
+          <w:szCs w:val="26"/>
+        </w:rPr>
+        <w:t xml:space="preserve">Rules, </w:t>
+      </w:r>
+      <w:proofErr w:type="spellStart"/>
+      <w:r>
+        <w:rPr>
+          <w:rFonts w:cs="Times New Roman"/>
+          <w:sz w:val="26"/>
+          <w:szCs w:val="26"/>
+        </w:rPr>
+        <w:t>và</w:t>
+      </w:r>
+      <w:proofErr w:type="spellEnd"/>
+      <w:r>
+        <w:rPr>
+          <w:rFonts w:cs="Times New Roman"/>
+          <w:sz w:val="26"/>
+          <w:szCs w:val="26"/>
+        </w:rPr>
+        <w:t xml:space="preserve"> </w:t>
+      </w:r>
+      <w:proofErr w:type="spellStart"/>
+      <w:r>
+        <w:rPr>
+          <w:rFonts w:cs="Times New Roman"/>
+          <w:sz w:val="26"/>
+          <w:szCs w:val="26"/>
+        </w:rPr>
+        <w:t>gom</w:t>
+      </w:r>
+      <w:proofErr w:type="spellEnd"/>
+      <w:r>
+        <w:rPr>
+          <w:rFonts w:cs="Times New Roman"/>
+          <w:sz w:val="26"/>
+          <w:szCs w:val="26"/>
+        </w:rPr>
+        <w:t xml:space="preserve"> </w:t>
+      </w:r>
+      <w:proofErr w:type="spellStart"/>
+      <w:r>
+        <w:rPr>
+          <w:rFonts w:cs="Times New Roman"/>
+          <w:sz w:val="26"/>
+          <w:szCs w:val="26"/>
+        </w:rPr>
+        <w:t>nhóm</w:t>
+      </w:r>
+      <w:proofErr w:type="spellEnd"/>
+      <w:r>
+        <w:rPr>
+          <w:rFonts w:cs="Times New Roman"/>
+          <w:sz w:val="26"/>
+          <w:szCs w:val="26"/>
+        </w:rPr>
+        <w:t xml:space="preserve"> </w:t>
+      </w:r>
+      <w:proofErr w:type="spellStart"/>
+      <w:r>
+        <w:rPr>
+          <w:rFonts w:cs="Times New Roman"/>
+          <w:sz w:val="26"/>
+          <w:szCs w:val="26"/>
+        </w:rPr>
+        <w:t>lỗi</w:t>
       </w:r>
       <w:proofErr w:type="spellEnd"/>
       <w:r>
@@ -630,430 +983,16 @@
           <w:sz w:val="26"/>
           <w:szCs w:val="26"/>
         </w:rPr>
-        <w:t>Bài</w:t>
-      </w:r>
-      <w:proofErr w:type="spellEnd"/>
-      <w:r>
-        <w:rPr>
-          <w:rFonts w:cs="Times New Roman"/>
-          <w:sz w:val="26"/>
-          <w:szCs w:val="26"/>
-        </w:rPr>
-        <w:t xml:space="preserve"> 1-4): </w:t>
-      </w:r>
-      <w:proofErr w:type="spellStart"/>
-      <w:r>
-        <w:rPr>
-          <w:rFonts w:cs="Times New Roman"/>
-          <w:sz w:val="26"/>
-          <w:szCs w:val="26"/>
-        </w:rPr>
-        <w:t>Kiểm</w:t>
-      </w:r>
-      <w:proofErr w:type="spellEnd"/>
-      <w:r>
-        <w:rPr>
-          <w:rFonts w:cs="Times New Roman"/>
-          <w:sz w:val="26"/>
-          <w:szCs w:val="26"/>
-        </w:rPr>
-        <w:t xml:space="preserve"> </w:t>
-      </w:r>
-      <w:proofErr w:type="spellStart"/>
-      <w:r>
-        <w:rPr>
-          <w:rFonts w:cs="Times New Roman"/>
-          <w:sz w:val="26"/>
-          <w:szCs w:val="26"/>
-        </w:rPr>
-        <w:t>thử</w:t>
-      </w:r>
-      <w:proofErr w:type="spellEnd"/>
-      <w:r>
-        <w:rPr>
-          <w:rFonts w:cs="Times New Roman"/>
-          <w:sz w:val="26"/>
-          <w:szCs w:val="26"/>
-        </w:rPr>
-        <w:t xml:space="preserve"> </w:t>
-      </w:r>
-      <w:proofErr w:type="spellStart"/>
-      <w:r>
-        <w:rPr>
-          <w:rFonts w:cs="Times New Roman"/>
-          <w:sz w:val="26"/>
-          <w:szCs w:val="26"/>
-        </w:rPr>
-        <w:t>các</w:t>
-      </w:r>
-      <w:proofErr w:type="spellEnd"/>
-      <w:r>
-        <w:rPr>
-          <w:rFonts w:cs="Times New Roman"/>
-          <w:sz w:val="26"/>
-          <w:szCs w:val="26"/>
-        </w:rPr>
-        <w:t xml:space="preserve"> </w:t>
-      </w:r>
-      <w:proofErr w:type="spellStart"/>
-      <w:r>
-        <w:rPr>
-          <w:rFonts w:cs="Times New Roman"/>
-          <w:sz w:val="26"/>
-          <w:szCs w:val="26"/>
-        </w:rPr>
-        <w:t>chức</w:t>
-      </w:r>
-      <w:proofErr w:type="spellEnd"/>
-      <w:r>
-        <w:rPr>
-          <w:rFonts w:cs="Times New Roman"/>
-          <w:sz w:val="26"/>
-          <w:szCs w:val="26"/>
-        </w:rPr>
-        <w:t xml:space="preserve"> </w:t>
-      </w:r>
-      <w:proofErr w:type="spellStart"/>
-      <w:r>
-        <w:rPr>
-          <w:rFonts w:cs="Times New Roman"/>
-          <w:sz w:val="26"/>
-          <w:szCs w:val="26"/>
-        </w:rPr>
-        <w:t>năng</w:t>
-      </w:r>
-      <w:proofErr w:type="spellEnd"/>
-      <w:r>
-        <w:rPr>
-          <w:rFonts w:cs="Times New Roman"/>
-          <w:sz w:val="26"/>
-          <w:szCs w:val="26"/>
-        </w:rPr>
-        <w:t xml:space="preserve"> </w:t>
-      </w:r>
-      <w:proofErr w:type="spellStart"/>
-      <w:r>
-        <w:rPr>
-          <w:rFonts w:cs="Times New Roman"/>
-          <w:sz w:val="26"/>
-          <w:szCs w:val="26"/>
-        </w:rPr>
-        <w:t>toán</w:t>
-      </w:r>
-      <w:proofErr w:type="spellEnd"/>
-      <w:r>
-        <w:rPr>
-          <w:rFonts w:cs="Times New Roman"/>
-          <w:sz w:val="26"/>
-          <w:szCs w:val="26"/>
-        </w:rPr>
-        <w:t xml:space="preserve"> </w:t>
-      </w:r>
-      <w:proofErr w:type="spellStart"/>
-      <w:r>
-        <w:rPr>
-          <w:rFonts w:cs="Times New Roman"/>
-          <w:sz w:val="26"/>
-          <w:szCs w:val="26"/>
-        </w:rPr>
-        <w:t>học</w:t>
-      </w:r>
-      <w:proofErr w:type="spellEnd"/>
-      <w:r>
-        <w:rPr>
-          <w:rFonts w:cs="Times New Roman"/>
-          <w:sz w:val="26"/>
-          <w:szCs w:val="26"/>
-        </w:rPr>
-        <w:t xml:space="preserve"> </w:t>
-      </w:r>
-      <w:proofErr w:type="spellStart"/>
-      <w:r>
-        <w:rPr>
-          <w:rFonts w:cs="Times New Roman"/>
-          <w:sz w:val="26"/>
-          <w:szCs w:val="26"/>
-        </w:rPr>
-        <w:t>cơ</w:t>
-      </w:r>
-      <w:proofErr w:type="spellEnd"/>
-      <w:r>
-        <w:rPr>
-          <w:rFonts w:cs="Times New Roman"/>
-          <w:sz w:val="26"/>
-          <w:szCs w:val="26"/>
-        </w:rPr>
-        <w:t xml:space="preserve"> </w:t>
-      </w:r>
-      <w:proofErr w:type="spellStart"/>
-      <w:r>
-        <w:rPr>
-          <w:rFonts w:cs="Times New Roman"/>
-          <w:sz w:val="26"/>
-          <w:szCs w:val="26"/>
-        </w:rPr>
-        <w:t>bản</w:t>
-      </w:r>
-      <w:proofErr w:type="spellEnd"/>
-      <w:r>
-        <w:rPr>
-          <w:rFonts w:cs="Times New Roman"/>
-          <w:sz w:val="26"/>
-          <w:szCs w:val="26"/>
-        </w:rPr>
-        <w:t xml:space="preserve">, </w:t>
-      </w:r>
-      <w:proofErr w:type="spellStart"/>
-      <w:r>
-        <w:rPr>
-          <w:rFonts w:cs="Times New Roman"/>
-          <w:sz w:val="26"/>
-          <w:szCs w:val="26"/>
-        </w:rPr>
-        <w:t>vòng</w:t>
-      </w:r>
-      <w:proofErr w:type="spellEnd"/>
-      <w:r>
-        <w:rPr>
-          <w:rFonts w:cs="Times New Roman"/>
-          <w:sz w:val="26"/>
-          <w:szCs w:val="26"/>
-        </w:rPr>
-        <w:t xml:space="preserve"> </w:t>
-      </w:r>
-      <w:proofErr w:type="spellStart"/>
-      <w:r>
-        <w:rPr>
-          <w:rFonts w:cs="Times New Roman"/>
-          <w:sz w:val="26"/>
-          <w:szCs w:val="26"/>
-        </w:rPr>
-        <w:t>đời</w:t>
-      </w:r>
-      <w:proofErr w:type="spellEnd"/>
-      <w:r>
-        <w:rPr>
-          <w:rFonts w:cs="Times New Roman"/>
-          <w:sz w:val="26"/>
-          <w:szCs w:val="26"/>
-        </w:rPr>
-        <w:t xml:space="preserve"> </w:t>
-      </w:r>
-      <w:proofErr w:type="spellStart"/>
-      <w:r>
-        <w:rPr>
-          <w:rFonts w:cs="Times New Roman"/>
-          <w:sz w:val="26"/>
-          <w:szCs w:val="26"/>
-        </w:rPr>
-        <w:t>kiểm</w:t>
-      </w:r>
-      <w:proofErr w:type="spellEnd"/>
-      <w:r>
-        <w:rPr>
-          <w:rFonts w:cs="Times New Roman"/>
-          <w:sz w:val="26"/>
-          <w:szCs w:val="26"/>
-        </w:rPr>
-        <w:t xml:space="preserve"> </w:t>
-      </w:r>
-      <w:proofErr w:type="spellStart"/>
-      <w:r>
-        <w:rPr>
-          <w:rFonts w:cs="Times New Roman"/>
-          <w:sz w:val="26"/>
-          <w:szCs w:val="26"/>
-        </w:rPr>
-        <w:t>thử</w:t>
-      </w:r>
-      <w:proofErr w:type="spellEnd"/>
-      <w:r>
-        <w:rPr>
-          <w:rFonts w:cs="Times New Roman"/>
-          <w:sz w:val="26"/>
-          <w:szCs w:val="26"/>
-        </w:rPr>
-        <w:t xml:space="preserve"> (Annotations), </w:t>
-      </w:r>
-      <w:proofErr w:type="spellStart"/>
-      <w:r>
-        <w:rPr>
-          <w:rFonts w:cs="Times New Roman"/>
-          <w:sz w:val="26"/>
-          <w:szCs w:val="26"/>
-        </w:rPr>
-        <w:t>gom</w:t>
-      </w:r>
-      <w:proofErr w:type="spellEnd"/>
-      <w:r>
-        <w:rPr>
-          <w:rFonts w:cs="Times New Roman"/>
-          <w:sz w:val="26"/>
-          <w:szCs w:val="26"/>
-        </w:rPr>
-        <w:t xml:space="preserve"> </w:t>
-      </w:r>
-      <w:proofErr w:type="spellStart"/>
-      <w:r>
-        <w:rPr>
-          <w:rFonts w:cs="Times New Roman"/>
-          <w:sz w:val="26"/>
-          <w:szCs w:val="26"/>
-        </w:rPr>
-        <w:t>nhóm</w:t>
-      </w:r>
-      <w:proofErr w:type="spellEnd"/>
-      <w:r>
-        <w:rPr>
-          <w:rFonts w:cs="Times New Roman"/>
-          <w:sz w:val="26"/>
-          <w:szCs w:val="26"/>
-        </w:rPr>
-        <w:t xml:space="preserve"> </w:t>
-      </w:r>
-      <w:proofErr w:type="spellStart"/>
-      <w:r>
-        <w:rPr>
-          <w:rFonts w:cs="Times New Roman"/>
-          <w:sz w:val="26"/>
-          <w:szCs w:val="26"/>
-        </w:rPr>
-        <w:t>kiểm</w:t>
-      </w:r>
-      <w:proofErr w:type="spellEnd"/>
-      <w:r>
-        <w:rPr>
-          <w:rFonts w:cs="Times New Roman"/>
-          <w:sz w:val="26"/>
-          <w:szCs w:val="26"/>
-        </w:rPr>
-        <w:t xml:space="preserve"> </w:t>
-      </w:r>
-      <w:proofErr w:type="spellStart"/>
-      <w:r>
-        <w:rPr>
-          <w:rFonts w:cs="Times New Roman"/>
-          <w:sz w:val="26"/>
-          <w:szCs w:val="26"/>
-        </w:rPr>
-        <w:t>thử</w:t>
-      </w:r>
-      <w:proofErr w:type="spellEnd"/>
-      <w:r>
-        <w:rPr>
-          <w:rFonts w:cs="Times New Roman"/>
-          <w:sz w:val="26"/>
-          <w:szCs w:val="26"/>
-        </w:rPr>
-        <w:t xml:space="preserve"> (Test Suite) </w:t>
-      </w:r>
-      <w:proofErr w:type="spellStart"/>
-      <w:r>
-        <w:rPr>
-          <w:rFonts w:cs="Times New Roman"/>
-          <w:sz w:val="26"/>
-          <w:szCs w:val="26"/>
-        </w:rPr>
-        <w:t>và</w:t>
-      </w:r>
-      <w:proofErr w:type="spellEnd"/>
-      <w:r>
-        <w:rPr>
-          <w:rFonts w:cs="Times New Roman"/>
-          <w:sz w:val="26"/>
-          <w:szCs w:val="26"/>
-        </w:rPr>
-        <w:t xml:space="preserve"> logic </w:t>
-      </w:r>
-      <w:proofErr w:type="spellStart"/>
-      <w:r>
-        <w:rPr>
-          <w:rFonts w:cs="Times New Roman"/>
-          <w:sz w:val="26"/>
-          <w:szCs w:val="26"/>
-        </w:rPr>
-        <w:t>tính</w:t>
-      </w:r>
-      <w:proofErr w:type="spellEnd"/>
-      <w:r>
-        <w:rPr>
-          <w:rFonts w:cs="Times New Roman"/>
-          <w:sz w:val="26"/>
-          <w:szCs w:val="26"/>
-        </w:rPr>
-        <w:t xml:space="preserve"> </w:t>
-      </w:r>
-      <w:proofErr w:type="spellStart"/>
-      <w:r>
-        <w:rPr>
-          <w:rFonts w:cs="Times New Roman"/>
-          <w:sz w:val="26"/>
-          <w:szCs w:val="26"/>
-        </w:rPr>
-        <w:t>toán</w:t>
-      </w:r>
-      <w:proofErr w:type="spellEnd"/>
-      <w:r>
-        <w:rPr>
-          <w:rFonts w:cs="Times New Roman"/>
-          <w:sz w:val="26"/>
-          <w:szCs w:val="26"/>
-        </w:rPr>
-        <w:t xml:space="preserve"> </w:t>
-      </w:r>
-      <w:proofErr w:type="spellStart"/>
-      <w:r>
-        <w:rPr>
-          <w:rFonts w:cs="Times New Roman"/>
-          <w:sz w:val="26"/>
-          <w:szCs w:val="26"/>
-        </w:rPr>
-        <w:t>phí</w:t>
-      </w:r>
-      <w:proofErr w:type="spellEnd"/>
-      <w:r>
-        <w:rPr>
-          <w:rFonts w:cs="Times New Roman"/>
-          <w:sz w:val="26"/>
-          <w:szCs w:val="26"/>
-        </w:rPr>
-        <w:t xml:space="preserve"> </w:t>
-      </w:r>
-      <w:proofErr w:type="spellStart"/>
-      <w:r>
-        <w:rPr>
-          <w:rFonts w:cs="Times New Roman"/>
-          <w:sz w:val="26"/>
-          <w:szCs w:val="26"/>
-        </w:rPr>
-        <w:t>dịch</w:t>
-      </w:r>
-      <w:proofErr w:type="spellEnd"/>
-      <w:r>
-        <w:rPr>
-          <w:rFonts w:cs="Times New Roman"/>
-          <w:sz w:val="26"/>
-          <w:szCs w:val="26"/>
-        </w:rPr>
-        <w:t xml:space="preserve"> </w:t>
-      </w:r>
-      <w:proofErr w:type="spellStart"/>
-      <w:r>
-        <w:rPr>
-          <w:rFonts w:cs="Times New Roman"/>
-          <w:sz w:val="26"/>
-          <w:szCs w:val="26"/>
-        </w:rPr>
-        <w:t>vụ</w:t>
-      </w:r>
-      <w:proofErr w:type="spellEnd"/>
-      <w:r>
-        <w:rPr>
-          <w:rFonts w:cs="Times New Roman"/>
-          <w:sz w:val="26"/>
-          <w:szCs w:val="26"/>
-        </w:rPr>
-        <w:t>.</w:t>
+        <w:t>ErrorCollector</w:t>
+      </w:r>
+      <w:proofErr w:type="spellEnd"/>
+      <w:r>
+        <w:rPr>
+          <w:rFonts w:cs="Times New Roman"/>
+          <w:sz w:val="26"/>
+          <w:szCs w:val="26"/>
+        </w:rPr>
+        <w:t>).</w:t>
       </w:r>
     </w:p>
     <w:p>
@@ -1078,132 +1017,6 @@
           <w:sz w:val="26"/>
           <w:szCs w:val="26"/>
         </w:rPr>
-        <w:t>Ứng</w:t>
-      </w:r>
-      <w:proofErr w:type="spellEnd"/>
-      <w:r>
-        <w:rPr>
-          <w:rFonts w:cs="Times New Roman"/>
-          <w:sz w:val="26"/>
-          <w:szCs w:val="26"/>
-        </w:rPr>
-        <w:t xml:space="preserve"> </w:t>
-      </w:r>
-      <w:proofErr w:type="spellStart"/>
-      <w:r>
-        <w:rPr>
-          <w:rFonts w:cs="Times New Roman"/>
-          <w:sz w:val="26"/>
-          <w:szCs w:val="26"/>
-        </w:rPr>
-        <w:t>dụng</w:t>
-      </w:r>
-      <w:proofErr w:type="spellEnd"/>
-      <w:r>
-        <w:rPr>
-          <w:rFonts w:cs="Times New Roman"/>
-          <w:sz w:val="26"/>
-          <w:szCs w:val="26"/>
-        </w:rPr>
-        <w:t xml:space="preserve"> </w:t>
-      </w:r>
-      <w:proofErr w:type="spellStart"/>
-      <w:r>
-        <w:rPr>
-          <w:rFonts w:cs="Times New Roman"/>
-          <w:sz w:val="26"/>
-          <w:szCs w:val="26"/>
-        </w:rPr>
-        <w:t>Đăng</w:t>
-      </w:r>
-      <w:proofErr w:type="spellEnd"/>
-      <w:r>
-        <w:rPr>
-          <w:rFonts w:cs="Times New Roman"/>
-          <w:sz w:val="26"/>
-          <w:szCs w:val="26"/>
-        </w:rPr>
-        <w:t xml:space="preserve"> </w:t>
-      </w:r>
-      <w:proofErr w:type="spellStart"/>
-      <w:r>
-        <w:rPr>
-          <w:rFonts w:cs="Times New Roman"/>
-          <w:sz w:val="26"/>
-          <w:szCs w:val="26"/>
-        </w:rPr>
-        <w:t>Ký</w:t>
-      </w:r>
-      <w:proofErr w:type="spellEnd"/>
-      <w:r>
-        <w:rPr>
-          <w:rFonts w:cs="Times New Roman"/>
-          <w:sz w:val="26"/>
-          <w:szCs w:val="26"/>
-        </w:rPr>
-        <w:t xml:space="preserve"> </w:t>
-      </w:r>
-      <w:proofErr w:type="spellStart"/>
-      <w:r>
-        <w:rPr>
-          <w:rFonts w:cs="Times New Roman"/>
-          <w:sz w:val="26"/>
-          <w:szCs w:val="26"/>
-        </w:rPr>
-        <w:t>Khách</w:t>
-      </w:r>
-      <w:proofErr w:type="spellEnd"/>
-      <w:r>
-        <w:rPr>
-          <w:rFonts w:cs="Times New Roman"/>
-          <w:sz w:val="26"/>
-          <w:szCs w:val="26"/>
-        </w:rPr>
-        <w:t xml:space="preserve"> </w:t>
-      </w:r>
-      <w:proofErr w:type="spellStart"/>
-      <w:r>
-        <w:rPr>
-          <w:rFonts w:cs="Times New Roman"/>
-          <w:sz w:val="26"/>
-          <w:szCs w:val="26"/>
-        </w:rPr>
-        <w:t>hàng</w:t>
-      </w:r>
-      <w:proofErr w:type="spellEnd"/>
-      <w:r>
-        <w:rPr>
-          <w:rFonts w:cs="Times New Roman"/>
-          <w:sz w:val="26"/>
-          <w:szCs w:val="26"/>
-        </w:rPr>
-        <w:t xml:space="preserve"> (</w:t>
-      </w:r>
-      <w:proofErr w:type="spellStart"/>
-      <w:r>
-        <w:rPr>
-          <w:rFonts w:cs="Times New Roman"/>
-          <w:sz w:val="26"/>
-          <w:szCs w:val="26"/>
-        </w:rPr>
-        <w:t>Bài</w:t>
-      </w:r>
-      <w:proofErr w:type="spellEnd"/>
-      <w:r>
-        <w:rPr>
-          <w:rFonts w:cs="Times New Roman"/>
-          <w:sz w:val="26"/>
-          <w:szCs w:val="26"/>
-        </w:rPr>
-        <w:t xml:space="preserve"> 5): </w:t>
-      </w:r>
-      <w:proofErr w:type="spellStart"/>
-      <w:r>
-        <w:rPr>
-          <w:rFonts w:cs="Times New Roman"/>
-          <w:sz w:val="26"/>
-          <w:szCs w:val="26"/>
-        </w:rPr>
         <w:t>Kiểm</w:t>
       </w:r>
       <w:proofErr w:type="spellEnd"/>
@@ -1240,6 +1053,168 @@
           <w:sz w:val="26"/>
           <w:szCs w:val="26"/>
         </w:rPr>
+        <w:t>tích</w:t>
+      </w:r>
+      <w:proofErr w:type="spellEnd"/>
+      <w:r>
+        <w:rPr>
+          <w:rFonts w:cs="Times New Roman"/>
+          <w:sz w:val="26"/>
+          <w:szCs w:val="26"/>
+        </w:rPr>
+        <w:t xml:space="preserve"> </w:t>
+      </w:r>
+      <w:proofErr w:type="spellStart"/>
+      <w:r>
+        <w:rPr>
+          <w:rFonts w:cs="Times New Roman"/>
+          <w:sz w:val="26"/>
+          <w:szCs w:val="26"/>
+        </w:rPr>
+        <w:t>hợp</w:t>
+      </w:r>
+      <w:proofErr w:type="spellEnd"/>
+      <w:r>
+        <w:rPr>
+          <w:rFonts w:cs="Times New Roman"/>
+          <w:sz w:val="26"/>
+          <w:szCs w:val="26"/>
+        </w:rPr>
+        <w:t xml:space="preserve"> </w:t>
+      </w:r>
+      <w:proofErr w:type="spellStart"/>
+      <w:r>
+        <w:rPr>
+          <w:rFonts w:cs="Times New Roman"/>
+          <w:sz w:val="26"/>
+          <w:szCs w:val="26"/>
+        </w:rPr>
+        <w:t>Cơ</w:t>
+      </w:r>
+      <w:proofErr w:type="spellEnd"/>
+      <w:r>
+        <w:rPr>
+          <w:rFonts w:cs="Times New Roman"/>
+          <w:sz w:val="26"/>
+          <w:szCs w:val="26"/>
+        </w:rPr>
+        <w:t xml:space="preserve"> </w:t>
+      </w:r>
+      <w:proofErr w:type="spellStart"/>
+      <w:r>
+        <w:rPr>
+          <w:rFonts w:cs="Times New Roman"/>
+          <w:sz w:val="26"/>
+          <w:szCs w:val="26"/>
+        </w:rPr>
+        <w:t>sở</w:t>
+      </w:r>
+      <w:proofErr w:type="spellEnd"/>
+      <w:r>
+        <w:rPr>
+          <w:rFonts w:cs="Times New Roman"/>
+          <w:sz w:val="26"/>
+          <w:szCs w:val="26"/>
+        </w:rPr>
+        <w:t xml:space="preserve"> </w:t>
+      </w:r>
+      <w:proofErr w:type="spellStart"/>
+      <w:r>
+        <w:rPr>
+          <w:rFonts w:cs="Times New Roman"/>
+          <w:sz w:val="26"/>
+          <w:szCs w:val="26"/>
+        </w:rPr>
+        <w:t>dữ</w:t>
+      </w:r>
+      <w:proofErr w:type="spellEnd"/>
+      <w:r>
+        <w:rPr>
+          <w:rFonts w:cs="Times New Roman"/>
+          <w:sz w:val="26"/>
+          <w:szCs w:val="26"/>
+        </w:rPr>
+        <w:t xml:space="preserve"> </w:t>
+      </w:r>
+      <w:proofErr w:type="spellStart"/>
+      <w:r>
+        <w:rPr>
+          <w:rFonts w:cs="Times New Roman"/>
+          <w:sz w:val="26"/>
+          <w:szCs w:val="26"/>
+        </w:rPr>
+        <w:t>liệu</w:t>
+      </w:r>
+      <w:proofErr w:type="spellEnd"/>
+      <w:r>
+        <w:rPr>
+          <w:rFonts w:cs="Times New Roman"/>
+          <w:sz w:val="26"/>
+          <w:szCs w:val="26"/>
+        </w:rPr>
+        <w:t xml:space="preserve">: </w:t>
+      </w:r>
+      <w:proofErr w:type="spellStart"/>
+      <w:r>
+        <w:rPr>
+          <w:rFonts w:cs="Times New Roman"/>
+          <w:sz w:val="26"/>
+          <w:szCs w:val="26"/>
+        </w:rPr>
+        <w:t>Xác</w:t>
+      </w:r>
+      <w:proofErr w:type="spellEnd"/>
+      <w:r>
+        <w:rPr>
+          <w:rFonts w:cs="Times New Roman"/>
+          <w:sz w:val="26"/>
+          <w:szCs w:val="26"/>
+        </w:rPr>
+        <w:t xml:space="preserve"> </w:t>
+      </w:r>
+      <w:proofErr w:type="spellStart"/>
+      <w:r>
+        <w:rPr>
+          <w:rFonts w:cs="Times New Roman"/>
+          <w:sz w:val="26"/>
+          <w:szCs w:val="26"/>
+        </w:rPr>
+        <w:t>minh</w:t>
+      </w:r>
+      <w:proofErr w:type="spellEnd"/>
+      <w:r>
+        <w:rPr>
+          <w:rFonts w:cs="Times New Roman"/>
+          <w:sz w:val="26"/>
+          <w:szCs w:val="26"/>
+        </w:rPr>
+        <w:t xml:space="preserve"> </w:t>
+      </w:r>
+      <w:proofErr w:type="spellStart"/>
+      <w:r>
+        <w:rPr>
+          <w:rFonts w:cs="Times New Roman"/>
+          <w:sz w:val="26"/>
+          <w:szCs w:val="26"/>
+        </w:rPr>
+        <w:t>các</w:t>
+      </w:r>
+      <w:proofErr w:type="spellEnd"/>
+      <w:r>
+        <w:rPr>
+          <w:rFonts w:cs="Times New Roman"/>
+          <w:sz w:val="26"/>
+          <w:szCs w:val="26"/>
+        </w:rPr>
+        <w:t xml:space="preserve"> </w:t>
+      </w:r>
+      <w:proofErr w:type="spellStart"/>
+      <w:r>
+        <w:rPr>
+          <w:rFonts w:cs="Times New Roman"/>
+          <w:sz w:val="26"/>
+          <w:szCs w:val="26"/>
+        </w:rPr>
         <w:t>chức</w:t>
       </w:r>
       <w:proofErr w:type="spellEnd"/>
@@ -1276,115 +1251,43 @@
           <w:sz w:val="26"/>
           <w:szCs w:val="26"/>
         </w:rPr>
-        <w:t>đăng</w:t>
-      </w:r>
-      <w:proofErr w:type="spellEnd"/>
-      <w:r>
-        <w:rPr>
-          <w:rFonts w:cs="Times New Roman"/>
-          <w:sz w:val="26"/>
-          <w:szCs w:val="26"/>
-        </w:rPr>
-        <w:t xml:space="preserve"> </w:t>
-      </w:r>
-      <w:proofErr w:type="spellStart"/>
-      <w:r>
-        <w:rPr>
-          <w:rFonts w:cs="Times New Roman"/>
-          <w:sz w:val="26"/>
-          <w:szCs w:val="26"/>
-        </w:rPr>
-        <w:t>ký</w:t>
-      </w:r>
-      <w:proofErr w:type="spellEnd"/>
-      <w:r>
-        <w:rPr>
-          <w:rFonts w:cs="Times New Roman"/>
-          <w:sz w:val="26"/>
-          <w:szCs w:val="26"/>
-        </w:rPr>
-        <w:t xml:space="preserve"> </w:t>
-      </w:r>
-      <w:proofErr w:type="spellStart"/>
-      <w:r>
-        <w:rPr>
-          <w:rFonts w:cs="Times New Roman"/>
-          <w:sz w:val="26"/>
-          <w:szCs w:val="26"/>
-        </w:rPr>
-        <w:t>thành</w:t>
-      </w:r>
-      <w:proofErr w:type="spellEnd"/>
-      <w:r>
-        <w:rPr>
-          <w:rFonts w:cs="Times New Roman"/>
-          <w:sz w:val="26"/>
-          <w:szCs w:val="26"/>
-        </w:rPr>
-        <w:t xml:space="preserve"> </w:t>
-      </w:r>
-      <w:proofErr w:type="spellStart"/>
-      <w:r>
-        <w:rPr>
-          <w:rFonts w:cs="Times New Roman"/>
-          <w:sz w:val="26"/>
-          <w:szCs w:val="26"/>
-        </w:rPr>
-        <w:t>viên</w:t>
-      </w:r>
-      <w:proofErr w:type="spellEnd"/>
-      <w:r>
-        <w:rPr>
-          <w:rFonts w:cs="Times New Roman"/>
-          <w:sz w:val="26"/>
-          <w:szCs w:val="26"/>
-        </w:rPr>
-        <w:t xml:space="preserve">, bao </w:t>
-      </w:r>
-      <w:proofErr w:type="spellStart"/>
-      <w:r>
-        <w:rPr>
-          <w:rFonts w:cs="Times New Roman"/>
-          <w:sz w:val="26"/>
-          <w:szCs w:val="26"/>
-        </w:rPr>
-        <w:t>gồm</w:t>
-      </w:r>
-      <w:proofErr w:type="spellEnd"/>
-      <w:r>
-        <w:rPr>
-          <w:rFonts w:cs="Times New Roman"/>
-          <w:sz w:val="26"/>
-          <w:szCs w:val="26"/>
-        </w:rPr>
-        <w:t xml:space="preserve"> </w:t>
-      </w:r>
-      <w:proofErr w:type="spellStart"/>
-      <w:r>
-        <w:rPr>
-          <w:rFonts w:cs="Times New Roman"/>
-          <w:sz w:val="26"/>
-          <w:szCs w:val="26"/>
-        </w:rPr>
-        <w:t>xác</w:t>
-      </w:r>
-      <w:proofErr w:type="spellEnd"/>
-      <w:r>
-        <w:rPr>
-          <w:rFonts w:cs="Times New Roman"/>
-          <w:sz w:val="26"/>
-          <w:szCs w:val="26"/>
-        </w:rPr>
-        <w:t xml:space="preserve"> </w:t>
-      </w:r>
-      <w:proofErr w:type="spellStart"/>
-      <w:r>
-        <w:rPr>
-          <w:rFonts w:cs="Times New Roman"/>
-          <w:sz w:val="26"/>
-          <w:szCs w:val="26"/>
-        </w:rPr>
-        <w:t>thực</w:t>
+        <w:t>thêm</w:t>
+      </w:r>
+      <w:proofErr w:type="spellEnd"/>
+      <w:r>
+        <w:rPr>
+          <w:rFonts w:cs="Times New Roman"/>
+          <w:sz w:val="26"/>
+          <w:szCs w:val="26"/>
+        </w:rPr>
+        <w:t>/</w:t>
+      </w:r>
+      <w:proofErr w:type="spellStart"/>
+      <w:r>
+        <w:rPr>
+          <w:rFonts w:cs="Times New Roman"/>
+          <w:sz w:val="26"/>
+          <w:szCs w:val="26"/>
+        </w:rPr>
+        <w:t>sửa</w:t>
+      </w:r>
+      <w:proofErr w:type="spellEnd"/>
+      <w:r>
+        <w:rPr>
+          <w:rFonts w:cs="Times New Roman"/>
+          <w:sz w:val="26"/>
+          <w:szCs w:val="26"/>
+        </w:rPr>
+        <w:t>/</w:t>
+      </w:r>
+      <w:proofErr w:type="spellStart"/>
+      <w:r>
+        <w:rPr>
+          <w:rFonts w:cs="Times New Roman"/>
+          <w:sz w:val="26"/>
+          <w:szCs w:val="26"/>
+        </w:rPr>
+        <w:t>xóa</w:t>
       </w:r>
       <w:proofErr w:type="spellEnd"/>
       <w:r>
@@ -1438,6 +1341,292 @@
           <w:sz w:val="26"/>
           <w:szCs w:val="26"/>
         </w:rPr>
+        <w:t>trực</w:t>
+      </w:r>
+      <w:proofErr w:type="spellEnd"/>
+      <w:r>
+        <w:rPr>
+          <w:rFonts w:cs="Times New Roman"/>
+          <w:sz w:val="26"/>
+          <w:szCs w:val="26"/>
+        </w:rPr>
+        <w:t xml:space="preserve"> </w:t>
+      </w:r>
+      <w:proofErr w:type="spellStart"/>
+      <w:r>
+        <w:rPr>
+          <w:rFonts w:cs="Times New Roman"/>
+          <w:sz w:val="26"/>
+          <w:szCs w:val="26"/>
+        </w:rPr>
+        <w:t>tiếp</w:t>
+      </w:r>
+      <w:proofErr w:type="spellEnd"/>
+      <w:r>
+        <w:rPr>
+          <w:rFonts w:cs="Times New Roman"/>
+          <w:sz w:val="26"/>
+          <w:szCs w:val="26"/>
+        </w:rPr>
+        <w:t xml:space="preserve"> </w:t>
+      </w:r>
+      <w:proofErr w:type="spellStart"/>
+      <w:r>
+        <w:rPr>
+          <w:rFonts w:cs="Times New Roman"/>
+          <w:sz w:val="26"/>
+          <w:szCs w:val="26"/>
+        </w:rPr>
+        <w:t>xuống</w:t>
+      </w:r>
+      <w:proofErr w:type="spellEnd"/>
+      <w:r>
+        <w:rPr>
+          <w:rFonts w:cs="Times New Roman"/>
+          <w:sz w:val="26"/>
+          <w:szCs w:val="26"/>
+        </w:rPr>
+        <w:t xml:space="preserve"> SQL Server.</w:t>
+      </w:r>
+    </w:p>
+    <w:p>
+      <w:pPr>
+        <w:pStyle w:val="ListParagraph"/>
+        <w:numPr>
+          <w:ilvl w:val="0"/>
+          <w:numId w:val="31"/>
+        </w:numPr>
+        <w:spacing w:line="360" w:lineRule="auto"/>
+        <w:jc w:val="both"/>
+        <w:rPr>
+          <w:rFonts w:cs="Times New Roman"/>
+          <w:sz w:val="26"/>
+          <w:szCs w:val="26"/>
+        </w:rPr>
+      </w:pPr>
+      <w:proofErr w:type="spellStart"/>
+      <w:r>
+        <w:rPr>
+          <w:rFonts w:cs="Times New Roman"/>
+          <w:sz w:val="26"/>
+          <w:szCs w:val="26"/>
+        </w:rPr>
+        <w:t>Kiểm</w:t>
+      </w:r>
+      <w:proofErr w:type="spellEnd"/>
+      <w:r>
+        <w:rPr>
+          <w:rFonts w:cs="Times New Roman"/>
+          <w:sz w:val="26"/>
+          <w:szCs w:val="26"/>
+        </w:rPr>
+        <w:t xml:space="preserve"> </w:t>
+      </w:r>
+      <w:proofErr w:type="spellStart"/>
+      <w:r>
+        <w:rPr>
+          <w:rFonts w:cs="Times New Roman"/>
+          <w:sz w:val="26"/>
+          <w:szCs w:val="26"/>
+        </w:rPr>
+        <w:t>thử</w:t>
+      </w:r>
+      <w:proofErr w:type="spellEnd"/>
+      <w:r>
+        <w:rPr>
+          <w:rFonts w:cs="Times New Roman"/>
+          <w:sz w:val="26"/>
+          <w:szCs w:val="26"/>
+        </w:rPr>
+        <w:t xml:space="preserve"> </w:t>
+      </w:r>
+      <w:proofErr w:type="spellStart"/>
+      <w:r>
+        <w:rPr>
+          <w:rFonts w:cs="Times New Roman"/>
+          <w:sz w:val="26"/>
+          <w:szCs w:val="26"/>
+        </w:rPr>
+        <w:t>bảo</w:t>
+      </w:r>
+      <w:proofErr w:type="spellEnd"/>
+      <w:r>
+        <w:rPr>
+          <w:rFonts w:cs="Times New Roman"/>
+          <w:sz w:val="26"/>
+          <w:szCs w:val="26"/>
+        </w:rPr>
+        <w:t xml:space="preserve"> </w:t>
+      </w:r>
+      <w:proofErr w:type="spellStart"/>
+      <w:r>
+        <w:rPr>
+          <w:rFonts w:cs="Times New Roman"/>
+          <w:sz w:val="26"/>
+          <w:szCs w:val="26"/>
+        </w:rPr>
+        <w:t>mật</w:t>
+      </w:r>
+      <w:proofErr w:type="spellEnd"/>
+      <w:r>
+        <w:rPr>
+          <w:rFonts w:cs="Times New Roman"/>
+          <w:sz w:val="26"/>
+          <w:szCs w:val="26"/>
+        </w:rPr>
+        <w:t xml:space="preserve"> &amp;amp; </w:t>
+      </w:r>
+      <w:proofErr w:type="spellStart"/>
+      <w:r>
+        <w:rPr>
+          <w:rFonts w:cs="Times New Roman"/>
+          <w:sz w:val="26"/>
+          <w:szCs w:val="26"/>
+        </w:rPr>
+        <w:t>biên</w:t>
+      </w:r>
+      <w:proofErr w:type="spellEnd"/>
+      <w:r>
+        <w:rPr>
+          <w:rFonts w:cs="Times New Roman"/>
+          <w:sz w:val="26"/>
+          <w:szCs w:val="26"/>
+        </w:rPr>
+        <w:t xml:space="preserve">: </w:t>
+      </w:r>
+      <w:proofErr w:type="spellStart"/>
+      <w:r>
+        <w:rPr>
+          <w:rFonts w:cs="Times New Roman"/>
+          <w:sz w:val="26"/>
+          <w:szCs w:val="26"/>
+        </w:rPr>
+        <w:t>Phát</w:t>
+      </w:r>
+      <w:proofErr w:type="spellEnd"/>
+      <w:r>
+        <w:rPr>
+          <w:rFonts w:cs="Times New Roman"/>
+          <w:sz w:val="26"/>
+          <w:szCs w:val="26"/>
+        </w:rPr>
+        <w:t xml:space="preserve"> </w:t>
+      </w:r>
+      <w:proofErr w:type="spellStart"/>
+      <w:r>
+        <w:rPr>
+          <w:rFonts w:cs="Times New Roman"/>
+          <w:sz w:val="26"/>
+          <w:szCs w:val="26"/>
+        </w:rPr>
+        <w:t>hiện</w:t>
+      </w:r>
+      <w:proofErr w:type="spellEnd"/>
+      <w:r>
+        <w:rPr>
+          <w:rFonts w:cs="Times New Roman"/>
+          <w:sz w:val="26"/>
+          <w:szCs w:val="26"/>
+        </w:rPr>
+        <w:t xml:space="preserve"> </w:t>
+      </w:r>
+      <w:proofErr w:type="spellStart"/>
+      <w:r>
+        <w:rPr>
+          <w:rFonts w:cs="Times New Roman"/>
+          <w:sz w:val="26"/>
+          <w:szCs w:val="26"/>
+        </w:rPr>
+        <w:t>lỗ</w:t>
+      </w:r>
+      <w:proofErr w:type="spellEnd"/>
+      <w:r>
+        <w:rPr>
+          <w:rFonts w:cs="Times New Roman"/>
+          <w:sz w:val="26"/>
+          <w:szCs w:val="26"/>
+        </w:rPr>
+        <w:t xml:space="preserve"> </w:t>
+      </w:r>
+      <w:proofErr w:type="spellStart"/>
+      <w:r>
+        <w:rPr>
+          <w:rFonts w:cs="Times New Roman"/>
+          <w:sz w:val="26"/>
+          <w:szCs w:val="26"/>
+        </w:rPr>
+        <w:t>hổng</w:t>
+      </w:r>
+      <w:proofErr w:type="spellEnd"/>
+      <w:r>
+        <w:rPr>
+          <w:rFonts w:cs="Times New Roman"/>
+          <w:sz w:val="26"/>
+          <w:szCs w:val="26"/>
+        </w:rPr>
+        <w:t xml:space="preserve"> XSS </w:t>
+      </w:r>
+      <w:proofErr w:type="spellStart"/>
+      <w:r>
+        <w:rPr>
+          <w:rFonts w:cs="Times New Roman"/>
+          <w:sz w:val="26"/>
+          <w:szCs w:val="26"/>
+        </w:rPr>
+        <w:t>và</w:t>
+      </w:r>
+      <w:proofErr w:type="spellEnd"/>
+      <w:r>
+        <w:rPr>
+          <w:rFonts w:cs="Times New Roman"/>
+          <w:sz w:val="26"/>
+          <w:szCs w:val="26"/>
+        </w:rPr>
+        <w:t xml:space="preserve"> validate </w:t>
+      </w:r>
+      <w:proofErr w:type="spellStart"/>
+      <w:r>
+        <w:rPr>
+          <w:rFonts w:cs="Times New Roman"/>
+          <w:sz w:val="26"/>
+          <w:szCs w:val="26"/>
+        </w:rPr>
+        <w:t>dữ</w:t>
+      </w:r>
+      <w:proofErr w:type="spellEnd"/>
+      <w:r>
+        <w:rPr>
+          <w:rFonts w:cs="Times New Roman"/>
+          <w:sz w:val="26"/>
+          <w:szCs w:val="26"/>
+        </w:rPr>
+        <w:t xml:space="preserve"> </w:t>
+      </w:r>
+      <w:proofErr w:type="spellStart"/>
+      <w:r>
+        <w:rPr>
+          <w:rFonts w:cs="Times New Roman"/>
+          <w:sz w:val="26"/>
+          <w:szCs w:val="26"/>
+        </w:rPr>
+        <w:t>liệu</w:t>
+      </w:r>
+      <w:proofErr w:type="spellEnd"/>
+      <w:r>
+        <w:rPr>
+          <w:rFonts w:cs="Times New Roman"/>
+          <w:sz w:val="26"/>
+          <w:szCs w:val="26"/>
+        </w:rPr>
+        <w:t xml:space="preserve"> </w:t>
+      </w:r>
+      <w:proofErr w:type="spellStart"/>
+      <w:r>
+        <w:rPr>
+          <w:rFonts w:cs="Times New Roman"/>
+          <w:sz w:val="26"/>
+          <w:szCs w:val="26"/>
+        </w:rPr>
         <w:t>đầu</w:t>
       </w:r>
       <w:proofErr w:type="spellEnd"/>
@@ -1465,241 +1654,7 @@
           <w:sz w:val="26"/>
           <w:szCs w:val="26"/>
         </w:rPr>
-        <w:t xml:space="preserve"> (Validation), </w:t>
-      </w:r>
-      <w:proofErr w:type="spellStart"/>
-      <w:r>
-        <w:rPr>
-          <w:rFonts w:cs="Times New Roman"/>
-          <w:sz w:val="26"/>
-          <w:szCs w:val="26"/>
-        </w:rPr>
-        <w:t>tương</w:t>
-      </w:r>
-      <w:proofErr w:type="spellEnd"/>
-      <w:r>
-        <w:rPr>
-          <w:rFonts w:cs="Times New Roman"/>
-          <w:sz w:val="26"/>
-          <w:szCs w:val="26"/>
-        </w:rPr>
-        <w:t xml:space="preserve"> </w:t>
-      </w:r>
-      <w:proofErr w:type="spellStart"/>
-      <w:r>
-        <w:rPr>
-          <w:rFonts w:cs="Times New Roman"/>
-          <w:sz w:val="26"/>
-          <w:szCs w:val="26"/>
-        </w:rPr>
-        <w:t>tác</w:t>
-      </w:r>
-      <w:proofErr w:type="spellEnd"/>
-      <w:r>
-        <w:rPr>
-          <w:rFonts w:cs="Times New Roman"/>
-          <w:sz w:val="26"/>
-          <w:szCs w:val="26"/>
-        </w:rPr>
-        <w:t xml:space="preserve"> </w:t>
-      </w:r>
-      <w:proofErr w:type="spellStart"/>
-      <w:r>
-        <w:rPr>
-          <w:rFonts w:cs="Times New Roman"/>
-          <w:sz w:val="26"/>
-          <w:szCs w:val="26"/>
-        </w:rPr>
-        <w:t>cơ</w:t>
-      </w:r>
-      <w:proofErr w:type="spellEnd"/>
-      <w:r>
-        <w:rPr>
-          <w:rFonts w:cs="Times New Roman"/>
-          <w:sz w:val="26"/>
-          <w:szCs w:val="26"/>
-        </w:rPr>
-        <w:t xml:space="preserve"> </w:t>
-      </w:r>
-      <w:proofErr w:type="spellStart"/>
-      <w:r>
-        <w:rPr>
-          <w:rFonts w:cs="Times New Roman"/>
-          <w:sz w:val="26"/>
-          <w:szCs w:val="26"/>
-        </w:rPr>
-        <w:t>sở</w:t>
-      </w:r>
-      <w:proofErr w:type="spellEnd"/>
-      <w:r>
-        <w:rPr>
-          <w:rFonts w:cs="Times New Roman"/>
-          <w:sz w:val="26"/>
-          <w:szCs w:val="26"/>
-        </w:rPr>
-        <w:t xml:space="preserve"> </w:t>
-      </w:r>
-      <w:proofErr w:type="spellStart"/>
-      <w:r>
-        <w:rPr>
-          <w:rFonts w:cs="Times New Roman"/>
-          <w:sz w:val="26"/>
-          <w:szCs w:val="26"/>
-        </w:rPr>
-        <w:t>dữ</w:t>
-      </w:r>
-      <w:proofErr w:type="spellEnd"/>
-      <w:r>
-        <w:rPr>
-          <w:rFonts w:cs="Times New Roman"/>
-          <w:sz w:val="26"/>
-          <w:szCs w:val="26"/>
-        </w:rPr>
-        <w:t xml:space="preserve"> </w:t>
-      </w:r>
-      <w:proofErr w:type="spellStart"/>
-      <w:r>
-        <w:rPr>
-          <w:rFonts w:cs="Times New Roman"/>
-          <w:sz w:val="26"/>
-          <w:szCs w:val="26"/>
-        </w:rPr>
-        <w:t>liệu</w:t>
-      </w:r>
-      <w:proofErr w:type="spellEnd"/>
-      <w:r>
-        <w:rPr>
-          <w:rFonts w:cs="Times New Roman"/>
-          <w:sz w:val="26"/>
-          <w:szCs w:val="26"/>
-        </w:rPr>
-        <w:t xml:space="preserve"> (JDBC - SQL Server) </w:t>
-      </w:r>
-      <w:proofErr w:type="spellStart"/>
-      <w:r>
-        <w:rPr>
-          <w:rFonts w:cs="Times New Roman"/>
-          <w:sz w:val="26"/>
-          <w:szCs w:val="26"/>
-        </w:rPr>
-        <w:t>và</w:t>
-      </w:r>
-      <w:proofErr w:type="spellEnd"/>
-      <w:r>
-        <w:rPr>
-          <w:rFonts w:cs="Times New Roman"/>
-          <w:sz w:val="26"/>
-          <w:szCs w:val="26"/>
-        </w:rPr>
-        <w:t xml:space="preserve"> </w:t>
-      </w:r>
-      <w:proofErr w:type="spellStart"/>
-      <w:r>
-        <w:rPr>
-          <w:rFonts w:cs="Times New Roman"/>
-          <w:sz w:val="26"/>
-          <w:szCs w:val="26"/>
-        </w:rPr>
-        <w:t>luồng</w:t>
-      </w:r>
-      <w:proofErr w:type="spellEnd"/>
-      <w:r>
-        <w:rPr>
-          <w:rFonts w:cs="Times New Roman"/>
-          <w:sz w:val="26"/>
-          <w:szCs w:val="26"/>
-        </w:rPr>
-        <w:t xml:space="preserve"> </w:t>
-      </w:r>
-      <w:proofErr w:type="spellStart"/>
-      <w:r>
-        <w:rPr>
-          <w:rFonts w:cs="Times New Roman"/>
-          <w:sz w:val="26"/>
-          <w:szCs w:val="26"/>
-        </w:rPr>
-        <w:t>nghiệp</w:t>
-      </w:r>
-      <w:proofErr w:type="spellEnd"/>
-      <w:r>
-        <w:rPr>
-          <w:rFonts w:cs="Times New Roman"/>
-          <w:sz w:val="26"/>
-          <w:szCs w:val="26"/>
-        </w:rPr>
-        <w:t xml:space="preserve"> </w:t>
-      </w:r>
-      <w:proofErr w:type="spellStart"/>
-      <w:r>
-        <w:rPr>
-          <w:rFonts w:cs="Times New Roman"/>
-          <w:sz w:val="26"/>
-          <w:szCs w:val="26"/>
-        </w:rPr>
-        <w:t>vụ</w:t>
-      </w:r>
-      <w:proofErr w:type="spellEnd"/>
-      <w:r>
-        <w:rPr>
-          <w:rFonts w:cs="Times New Roman"/>
-          <w:sz w:val="26"/>
-          <w:szCs w:val="26"/>
-        </w:rPr>
-        <w:t xml:space="preserve"> </w:t>
-      </w:r>
-      <w:proofErr w:type="spellStart"/>
-      <w:r>
-        <w:rPr>
-          <w:rFonts w:cs="Times New Roman"/>
-          <w:sz w:val="26"/>
-          <w:szCs w:val="26"/>
-        </w:rPr>
-        <w:t>trên</w:t>
-      </w:r>
-      <w:proofErr w:type="spellEnd"/>
-      <w:r>
-        <w:rPr>
-          <w:rFonts w:cs="Times New Roman"/>
-          <w:sz w:val="26"/>
-          <w:szCs w:val="26"/>
-        </w:rPr>
-        <w:t xml:space="preserve"> </w:t>
-      </w:r>
-      <w:proofErr w:type="spellStart"/>
-      <w:r>
-        <w:rPr>
-          <w:rFonts w:cs="Times New Roman"/>
-          <w:sz w:val="26"/>
-          <w:szCs w:val="26"/>
-        </w:rPr>
-        <w:t>giao</w:t>
-      </w:r>
-      <w:proofErr w:type="spellEnd"/>
-      <w:r>
-        <w:rPr>
-          <w:rFonts w:cs="Times New Roman"/>
-          <w:sz w:val="26"/>
-          <w:szCs w:val="26"/>
-        </w:rPr>
-        <w:t xml:space="preserve"> </w:t>
-      </w:r>
-      <w:proofErr w:type="spellStart"/>
-      <w:r>
-        <w:rPr>
-          <w:rFonts w:cs="Times New Roman"/>
-          <w:sz w:val="26"/>
-          <w:szCs w:val="26"/>
-        </w:rPr>
-        <w:t>diện</w:t>
-      </w:r>
-      <w:proofErr w:type="spellEnd"/>
-      <w:r>
-        <w:rPr>
-          <w:rFonts w:cs="Times New Roman"/>
-          <w:sz w:val="26"/>
-          <w:szCs w:val="26"/>
-        </w:rPr>
-        <w:t xml:space="preserve"> Java Swing.</w:t>
+        <w:t>.</w:t>
       </w:r>
     </w:p>
     <w:p>
@@ -3393,105 +3348,95 @@
           <w:sz w:val="26"/>
           <w:szCs w:val="26"/>
         </w:rPr>
-        <w:t>a.</w:t>
-      </w:r>
-      <w:r>
-        <w:rPr>
-          <w:rFonts w:cs="Times New Roman"/>
-          <w:b/>
-          <w:bCs/>
-          <w:sz w:val="26"/>
-          <w:szCs w:val="26"/>
-        </w:rPr>
-        <w:t xml:space="preserve"> Các </w:t>
-      </w:r>
-      <w:proofErr w:type="spellStart"/>
-      <w:r>
-        <w:rPr>
-          <w:rFonts w:cs="Times New Roman"/>
-          <w:b/>
-          <w:bCs/>
-          <w:sz w:val="26"/>
-          <w:szCs w:val="26"/>
-        </w:rPr>
-        <w:t>bài</w:t>
-      </w:r>
-      <w:proofErr w:type="spellEnd"/>
-      <w:r>
-        <w:rPr>
-          <w:rFonts w:cs="Times New Roman"/>
-          <w:b/>
-          <w:bCs/>
-          <w:sz w:val="26"/>
-          <w:szCs w:val="26"/>
-        </w:rPr>
-        <w:t xml:space="preserve"> </w:t>
-      </w:r>
-      <w:proofErr w:type="spellStart"/>
-      <w:r>
-        <w:rPr>
-          <w:rFonts w:cs="Times New Roman"/>
-          <w:b/>
-          <w:bCs/>
-          <w:sz w:val="26"/>
-          <w:szCs w:val="26"/>
-        </w:rPr>
-        <w:t>tập</w:t>
-      </w:r>
-      <w:proofErr w:type="spellEnd"/>
-      <w:r>
-        <w:rPr>
-          <w:rFonts w:cs="Times New Roman"/>
-          <w:b/>
-          <w:bCs/>
-          <w:sz w:val="26"/>
-          <w:szCs w:val="26"/>
-        </w:rPr>
-        <w:t xml:space="preserve"> </w:t>
-      </w:r>
-      <w:proofErr w:type="spellStart"/>
-      <w:r>
-        <w:rPr>
-          <w:rFonts w:cs="Times New Roman"/>
-          <w:b/>
-          <w:bCs/>
-          <w:sz w:val="26"/>
-          <w:szCs w:val="26"/>
-        </w:rPr>
-        <w:t>thuật</w:t>
-      </w:r>
-      <w:proofErr w:type="spellEnd"/>
-      <w:r>
-        <w:rPr>
-          <w:rFonts w:cs="Times New Roman"/>
-          <w:b/>
-          <w:bCs/>
-          <w:sz w:val="26"/>
-          <w:szCs w:val="26"/>
-        </w:rPr>
-        <w:t xml:space="preserve"> </w:t>
-      </w:r>
-      <w:proofErr w:type="spellStart"/>
-      <w:r>
-        <w:rPr>
-          <w:rFonts w:cs="Times New Roman"/>
-          <w:b/>
-          <w:bCs/>
-          <w:sz w:val="26"/>
-          <w:szCs w:val="26"/>
-        </w:rPr>
-        <w:t>toán</w:t>
-      </w:r>
-      <w:proofErr w:type="spellEnd"/>
-      <w:r>
-        <w:rPr>
-          <w:rFonts w:cs="Times New Roman"/>
-          <w:b/>
-          <w:bCs/>
-          <w:sz w:val="26"/>
-          <w:szCs w:val="26"/>
-        </w:rPr>
-        <w:t xml:space="preserve"> (Lab Unit Test)</w:t>
+        <w:t xml:space="preserve">a. Module </w:t>
+      </w:r>
+      <w:proofErr w:type="spellStart"/>
+      <w:r>
+        <w:rPr>
+          <w:rFonts w:cs="Times New Roman"/>
+          <w:b/>
+          <w:bCs/>
+          <w:sz w:val="26"/>
+          <w:szCs w:val="26"/>
+        </w:rPr>
+        <w:t>Ngoại</w:t>
+      </w:r>
+      <w:proofErr w:type="spellEnd"/>
+      <w:r>
+        <w:rPr>
+          <w:rFonts w:cs="Times New Roman"/>
+          <w:b/>
+          <w:bCs/>
+          <w:sz w:val="26"/>
+          <w:szCs w:val="26"/>
+        </w:rPr>
+        <w:t xml:space="preserve"> </w:t>
+      </w:r>
+      <w:proofErr w:type="spellStart"/>
+      <w:r>
+        <w:rPr>
+          <w:rFonts w:cs="Times New Roman"/>
+          <w:b/>
+          <w:bCs/>
+          <w:sz w:val="26"/>
+          <w:szCs w:val="26"/>
+        </w:rPr>
+        <w:t>lệ</w:t>
+      </w:r>
+      <w:proofErr w:type="spellEnd"/>
+      <w:r>
+        <w:rPr>
+          <w:rFonts w:cs="Times New Roman"/>
+          <w:b/>
+          <w:bCs/>
+          <w:sz w:val="26"/>
+          <w:szCs w:val="26"/>
+        </w:rPr>
+        <w:t xml:space="preserve"> &amp;amp; Quy </w:t>
+      </w:r>
+      <w:proofErr w:type="spellStart"/>
+      <w:r>
+        <w:rPr>
+          <w:rFonts w:cs="Times New Roman"/>
+          <w:b/>
+          <w:bCs/>
+          <w:sz w:val="26"/>
+          <w:szCs w:val="26"/>
+        </w:rPr>
+        <w:t>tắc</w:t>
+      </w:r>
+      <w:proofErr w:type="spellEnd"/>
+      <w:r>
+        <w:rPr>
+          <w:rFonts w:cs="Times New Roman"/>
+          <w:b/>
+          <w:bCs/>
+          <w:sz w:val="26"/>
+          <w:szCs w:val="26"/>
+        </w:rPr>
+        <w:t xml:space="preserve"> (</w:t>
+      </w:r>
+      <w:proofErr w:type="spellStart"/>
+      <w:r>
+        <w:rPr>
+          <w:rFonts w:cs="Times New Roman"/>
+          <w:b/>
+          <w:bCs/>
+          <w:sz w:val="26"/>
+          <w:szCs w:val="26"/>
+        </w:rPr>
+        <w:t>Bài</w:t>
+      </w:r>
+      <w:proofErr w:type="spellEnd"/>
+      <w:r>
+        <w:rPr>
+          <w:rFonts w:cs="Times New Roman"/>
+          <w:b/>
+          <w:bCs/>
+          <w:sz w:val="26"/>
+          <w:szCs w:val="26"/>
+        </w:rPr>
+        <w:t xml:space="preserve"> 1-3):</w:t>
       </w:r>
     </w:p>
     <w:p>
@@ -3499,7 +3444,7 @@
         <w:pStyle w:val="ListParagraph"/>
         <w:numPr>
           <w:ilvl w:val="0"/>
-          <w:numId w:val="26"/>
+          <w:numId w:val="33"/>
         </w:numPr>
         <w:spacing w:line="360" w:lineRule="auto"/>
         <w:jc w:val="both"/>
@@ -3516,250 +3461,124 @@
           <w:sz w:val="26"/>
           <w:szCs w:val="26"/>
         </w:rPr>
-        <w:t>Bài</w:t>
-      </w:r>
-      <w:proofErr w:type="spellEnd"/>
-      <w:r>
-        <w:rPr>
-          <w:rFonts w:cs="Times New Roman"/>
-          <w:sz w:val="26"/>
-          <w:szCs w:val="26"/>
-        </w:rPr>
-        <w:t xml:space="preserve"> 1 (</w:t>
-      </w:r>
-      <w:proofErr w:type="spellStart"/>
-      <w:r>
-        <w:rPr>
-          <w:rFonts w:cs="Times New Roman"/>
-          <w:sz w:val="26"/>
-          <w:szCs w:val="26"/>
-        </w:rPr>
-        <w:t>MathFunc</w:t>
-      </w:r>
-      <w:proofErr w:type="spellEnd"/>
-      <w:r>
-        <w:rPr>
-          <w:rFonts w:cs="Times New Roman"/>
-          <w:sz w:val="26"/>
-          <w:szCs w:val="26"/>
-        </w:rPr>
-        <w:t xml:space="preserve">): </w:t>
-      </w:r>
-      <w:proofErr w:type="spellStart"/>
-      <w:r>
-        <w:rPr>
-          <w:rFonts w:cs="Times New Roman"/>
-          <w:sz w:val="26"/>
-          <w:szCs w:val="26"/>
-        </w:rPr>
-        <w:t>Kiểm</w:t>
-      </w:r>
-      <w:proofErr w:type="spellEnd"/>
-      <w:r>
-        <w:rPr>
-          <w:rFonts w:cs="Times New Roman"/>
-          <w:sz w:val="26"/>
-          <w:szCs w:val="26"/>
-        </w:rPr>
-        <w:t xml:space="preserve"> </w:t>
-      </w:r>
-      <w:proofErr w:type="spellStart"/>
-      <w:r>
-        <w:rPr>
-          <w:rFonts w:cs="Times New Roman"/>
-          <w:sz w:val="26"/>
-          <w:szCs w:val="26"/>
-        </w:rPr>
-        <w:t>tra</w:t>
-      </w:r>
-      <w:proofErr w:type="spellEnd"/>
-      <w:r>
-        <w:rPr>
-          <w:rFonts w:cs="Times New Roman"/>
-          <w:sz w:val="26"/>
-          <w:szCs w:val="26"/>
-        </w:rPr>
-        <w:t xml:space="preserve"> </w:t>
-      </w:r>
-      <w:proofErr w:type="spellStart"/>
-      <w:r>
-        <w:rPr>
-          <w:rFonts w:cs="Times New Roman"/>
-          <w:sz w:val="26"/>
-          <w:szCs w:val="26"/>
-        </w:rPr>
-        <w:t>hàm</w:t>
-      </w:r>
-      <w:proofErr w:type="spellEnd"/>
-      <w:r>
-        <w:rPr>
-          <w:rFonts w:cs="Times New Roman"/>
-          <w:sz w:val="26"/>
-          <w:szCs w:val="26"/>
-        </w:rPr>
-        <w:t xml:space="preserve"> </w:t>
-      </w:r>
-      <w:proofErr w:type="spellStart"/>
-      <w:r>
-        <w:rPr>
-          <w:rFonts w:cs="Times New Roman"/>
-          <w:sz w:val="26"/>
-          <w:szCs w:val="26"/>
-        </w:rPr>
-        <w:t>tính</w:t>
-      </w:r>
-      <w:proofErr w:type="spellEnd"/>
-      <w:r>
-        <w:rPr>
-          <w:rFonts w:cs="Times New Roman"/>
-          <w:sz w:val="26"/>
-          <w:szCs w:val="26"/>
-        </w:rPr>
-        <w:t xml:space="preserve"> </w:t>
-      </w:r>
-      <w:proofErr w:type="spellStart"/>
-      <w:r>
-        <w:rPr>
-          <w:rFonts w:cs="Times New Roman"/>
-          <w:sz w:val="26"/>
-          <w:szCs w:val="26"/>
-        </w:rPr>
-        <w:t>giai</w:t>
-      </w:r>
-      <w:proofErr w:type="spellEnd"/>
-      <w:r>
-        <w:rPr>
-          <w:rFonts w:cs="Times New Roman"/>
-          <w:sz w:val="26"/>
-          <w:szCs w:val="26"/>
-        </w:rPr>
-        <w:t xml:space="preserve"> </w:t>
-      </w:r>
-      <w:proofErr w:type="spellStart"/>
-      <w:r>
-        <w:rPr>
-          <w:rFonts w:cs="Times New Roman"/>
-          <w:sz w:val="26"/>
-          <w:szCs w:val="26"/>
-        </w:rPr>
-        <w:t>thừa</w:t>
-      </w:r>
-      <w:proofErr w:type="spellEnd"/>
-      <w:r>
-        <w:rPr>
-          <w:rFonts w:cs="Times New Roman"/>
-          <w:sz w:val="26"/>
-          <w:szCs w:val="26"/>
-        </w:rPr>
-        <w:t xml:space="preserve"> </w:t>
-      </w:r>
-      <w:proofErr w:type="spellStart"/>
-      <w:r>
-        <w:rPr>
-          <w:rFonts w:cs="Times New Roman"/>
-          <w:sz w:val="26"/>
-          <w:szCs w:val="26"/>
-        </w:rPr>
-        <w:t>và</w:t>
-      </w:r>
-      <w:proofErr w:type="spellEnd"/>
-      <w:r>
-        <w:rPr>
-          <w:rFonts w:cs="Times New Roman"/>
-          <w:sz w:val="26"/>
-          <w:szCs w:val="26"/>
-        </w:rPr>
-        <w:t xml:space="preserve"> </w:t>
-      </w:r>
-      <w:proofErr w:type="spellStart"/>
-      <w:r>
-        <w:rPr>
-          <w:rFonts w:cs="Times New Roman"/>
-          <w:sz w:val="26"/>
-          <w:szCs w:val="26"/>
-        </w:rPr>
-        <w:t>biến</w:t>
-      </w:r>
-      <w:proofErr w:type="spellEnd"/>
-      <w:r>
-        <w:rPr>
-          <w:rFonts w:cs="Times New Roman"/>
-          <w:sz w:val="26"/>
-          <w:szCs w:val="26"/>
-        </w:rPr>
-        <w:t xml:space="preserve"> </w:t>
-      </w:r>
-      <w:proofErr w:type="spellStart"/>
-      <w:r>
-        <w:rPr>
-          <w:rFonts w:cs="Times New Roman"/>
-          <w:sz w:val="26"/>
-          <w:szCs w:val="26"/>
-        </w:rPr>
-        <w:t>đếm</w:t>
-      </w:r>
-      <w:proofErr w:type="spellEnd"/>
-      <w:r>
-        <w:rPr>
-          <w:rFonts w:cs="Times New Roman"/>
-          <w:sz w:val="26"/>
-          <w:szCs w:val="26"/>
-        </w:rPr>
-        <w:t xml:space="preserve"> </w:t>
-      </w:r>
-      <w:proofErr w:type="spellStart"/>
-      <w:r>
-        <w:rPr>
-          <w:rFonts w:cs="Times New Roman"/>
-          <w:sz w:val="26"/>
-          <w:szCs w:val="26"/>
-        </w:rPr>
-        <w:t>số</w:t>
-      </w:r>
-      <w:proofErr w:type="spellEnd"/>
-      <w:r>
-        <w:rPr>
-          <w:rFonts w:cs="Times New Roman"/>
-          <w:sz w:val="26"/>
-          <w:szCs w:val="26"/>
-        </w:rPr>
-        <w:t xml:space="preserve"> </w:t>
-      </w:r>
-      <w:proofErr w:type="spellStart"/>
-      <w:r>
-        <w:rPr>
-          <w:rFonts w:cs="Times New Roman"/>
-          <w:sz w:val="26"/>
-          <w:szCs w:val="26"/>
-        </w:rPr>
-        <w:t>lần</w:t>
-      </w:r>
-      <w:proofErr w:type="spellEnd"/>
-      <w:r>
-        <w:rPr>
-          <w:rFonts w:cs="Times New Roman"/>
-          <w:sz w:val="26"/>
-          <w:szCs w:val="26"/>
-        </w:rPr>
-        <w:t xml:space="preserve"> </w:t>
-      </w:r>
-      <w:proofErr w:type="spellStart"/>
-      <w:r>
-        <w:rPr>
-          <w:rFonts w:cs="Times New Roman"/>
-          <w:sz w:val="26"/>
-          <w:szCs w:val="26"/>
-        </w:rPr>
-        <w:t>gọi</w:t>
-      </w:r>
-      <w:proofErr w:type="spellEnd"/>
-      <w:r>
-        <w:rPr>
-          <w:rFonts w:cs="Times New Roman"/>
-          <w:sz w:val="26"/>
-          <w:szCs w:val="26"/>
-        </w:rPr>
-        <w:t>.</w:t>
+        <w:t>Xác</w:t>
+      </w:r>
+      <w:proofErr w:type="spellEnd"/>
+      <w:r>
+        <w:rPr>
+          <w:rFonts w:cs="Times New Roman"/>
+          <w:sz w:val="26"/>
+          <w:szCs w:val="26"/>
+        </w:rPr>
+        <w:t xml:space="preserve"> </w:t>
+      </w:r>
+      <w:proofErr w:type="spellStart"/>
+      <w:r>
+        <w:rPr>
+          <w:rFonts w:cs="Times New Roman"/>
+          <w:sz w:val="26"/>
+          <w:szCs w:val="26"/>
+        </w:rPr>
+        <w:t>minh</w:t>
+      </w:r>
+      <w:proofErr w:type="spellEnd"/>
+      <w:r>
+        <w:rPr>
+          <w:rFonts w:cs="Times New Roman"/>
+          <w:sz w:val="26"/>
+          <w:szCs w:val="26"/>
+        </w:rPr>
+        <w:t xml:space="preserve"> </w:t>
+      </w:r>
+      <w:proofErr w:type="spellStart"/>
+      <w:r>
+        <w:rPr>
+          <w:rFonts w:cs="Times New Roman"/>
+          <w:sz w:val="26"/>
+          <w:szCs w:val="26"/>
+        </w:rPr>
+        <w:t>việc</w:t>
+      </w:r>
+      <w:proofErr w:type="spellEnd"/>
+      <w:r>
+        <w:rPr>
+          <w:rFonts w:cs="Times New Roman"/>
+          <w:sz w:val="26"/>
+          <w:szCs w:val="26"/>
+        </w:rPr>
+        <w:t xml:space="preserve"> </w:t>
+      </w:r>
+      <w:proofErr w:type="spellStart"/>
+      <w:r>
+        <w:rPr>
+          <w:rFonts w:cs="Times New Roman"/>
+          <w:sz w:val="26"/>
+          <w:szCs w:val="26"/>
+        </w:rPr>
+        <w:t>bắt</w:t>
+      </w:r>
+      <w:proofErr w:type="spellEnd"/>
+      <w:r>
+        <w:rPr>
+          <w:rFonts w:cs="Times New Roman"/>
+          <w:sz w:val="26"/>
+          <w:szCs w:val="26"/>
+        </w:rPr>
+        <w:t xml:space="preserve"> </w:t>
+      </w:r>
+      <w:proofErr w:type="spellStart"/>
+      <w:r>
+        <w:rPr>
+          <w:rFonts w:cs="Times New Roman"/>
+          <w:sz w:val="26"/>
+          <w:szCs w:val="26"/>
+        </w:rPr>
+        <w:t>lỗi</w:t>
+      </w:r>
+      <w:proofErr w:type="spellEnd"/>
+      <w:r>
+        <w:rPr>
+          <w:rFonts w:cs="Times New Roman"/>
+          <w:sz w:val="26"/>
+          <w:szCs w:val="26"/>
+        </w:rPr>
+        <w:t xml:space="preserve"> chia </w:t>
+      </w:r>
+      <w:proofErr w:type="spellStart"/>
+      <w:r>
+        <w:rPr>
+          <w:rFonts w:cs="Times New Roman"/>
+          <w:sz w:val="26"/>
+          <w:szCs w:val="26"/>
+        </w:rPr>
+        <w:t>cho</w:t>
+      </w:r>
+      <w:proofErr w:type="spellEnd"/>
+      <w:r>
+        <w:rPr>
+          <w:rFonts w:cs="Times New Roman"/>
+          <w:sz w:val="26"/>
+          <w:szCs w:val="26"/>
+        </w:rPr>
+        <w:t xml:space="preserve"> 0 </w:t>
+      </w:r>
+      <w:proofErr w:type="spellStart"/>
+      <w:r>
+        <w:rPr>
+          <w:rFonts w:cs="Times New Roman"/>
+          <w:sz w:val="26"/>
+          <w:szCs w:val="26"/>
+        </w:rPr>
+        <w:t>bằng</w:t>
+      </w:r>
+      <w:proofErr w:type="spellEnd"/>
+      <w:r>
+        <w:rPr>
+          <w:rFonts w:cs="Times New Roman"/>
+          <w:sz w:val="26"/>
+          <w:szCs w:val="26"/>
+        </w:rPr>
+        <w:t xml:space="preserve"> @Test(expected).</w:t>
       </w:r>
     </w:p>
     <w:p>
@@ -3767,7 +3586,7 @@
         <w:pStyle w:val="ListParagraph"/>
         <w:numPr>
           <w:ilvl w:val="0"/>
-          <w:numId w:val="26"/>
+          <w:numId w:val="33"/>
         </w:numPr>
         <w:spacing w:line="360" w:lineRule="auto"/>
         <w:jc w:val="both"/>
@@ -3784,124 +3603,142 @@
           <w:sz w:val="26"/>
           <w:szCs w:val="26"/>
         </w:rPr>
-        <w:t>Bài</w:t>
-      </w:r>
-      <w:proofErr w:type="spellEnd"/>
-      <w:r>
-        <w:rPr>
-          <w:rFonts w:cs="Times New Roman"/>
-          <w:sz w:val="26"/>
-          <w:szCs w:val="26"/>
-        </w:rPr>
-        <w:t xml:space="preserve"> 2 (Test Suite): </w:t>
-      </w:r>
-      <w:proofErr w:type="spellStart"/>
-      <w:r>
-        <w:rPr>
-          <w:rFonts w:cs="Times New Roman"/>
-          <w:sz w:val="26"/>
-          <w:szCs w:val="26"/>
-        </w:rPr>
-        <w:t>Kiểm</w:t>
-      </w:r>
-      <w:proofErr w:type="spellEnd"/>
-      <w:r>
-        <w:rPr>
-          <w:rFonts w:cs="Times New Roman"/>
-          <w:sz w:val="26"/>
-          <w:szCs w:val="26"/>
-        </w:rPr>
-        <w:t xml:space="preserve"> </w:t>
-      </w:r>
-      <w:proofErr w:type="spellStart"/>
-      <w:r>
-        <w:rPr>
-          <w:rFonts w:cs="Times New Roman"/>
-          <w:sz w:val="26"/>
-          <w:szCs w:val="26"/>
-        </w:rPr>
-        <w:t>tra</w:t>
-      </w:r>
-      <w:proofErr w:type="spellEnd"/>
-      <w:r>
-        <w:rPr>
-          <w:rFonts w:cs="Times New Roman"/>
-          <w:sz w:val="26"/>
-          <w:szCs w:val="26"/>
-        </w:rPr>
-        <w:t xml:space="preserve"> </w:t>
-      </w:r>
-      <w:proofErr w:type="spellStart"/>
-      <w:r>
-        <w:rPr>
-          <w:rFonts w:cs="Times New Roman"/>
-          <w:sz w:val="26"/>
-          <w:szCs w:val="26"/>
-        </w:rPr>
-        <w:t>khả</w:t>
-      </w:r>
-      <w:proofErr w:type="spellEnd"/>
-      <w:r>
-        <w:rPr>
-          <w:rFonts w:cs="Times New Roman"/>
-          <w:sz w:val="26"/>
-          <w:szCs w:val="26"/>
-        </w:rPr>
-        <w:t xml:space="preserve"> </w:t>
-      </w:r>
-      <w:proofErr w:type="spellStart"/>
-      <w:r>
-        <w:rPr>
-          <w:rFonts w:cs="Times New Roman"/>
-          <w:sz w:val="26"/>
-          <w:szCs w:val="26"/>
-        </w:rPr>
-        <w:t>năng</w:t>
-      </w:r>
-      <w:proofErr w:type="spellEnd"/>
-      <w:r>
-        <w:rPr>
-          <w:rFonts w:cs="Times New Roman"/>
-          <w:sz w:val="26"/>
-          <w:szCs w:val="26"/>
-        </w:rPr>
-        <w:t xml:space="preserve"> </w:t>
-      </w:r>
-      <w:proofErr w:type="spellStart"/>
-      <w:r>
-        <w:rPr>
-          <w:rFonts w:cs="Times New Roman"/>
-          <w:sz w:val="26"/>
-          <w:szCs w:val="26"/>
-        </w:rPr>
-        <w:t>gom</w:t>
-      </w:r>
-      <w:proofErr w:type="spellEnd"/>
-      <w:r>
-        <w:rPr>
-          <w:rFonts w:cs="Times New Roman"/>
-          <w:sz w:val="26"/>
-          <w:szCs w:val="26"/>
-        </w:rPr>
-        <w:t xml:space="preserve"> </w:t>
-      </w:r>
-      <w:proofErr w:type="spellStart"/>
-      <w:r>
-        <w:rPr>
-          <w:rFonts w:cs="Times New Roman"/>
-          <w:sz w:val="26"/>
-          <w:szCs w:val="26"/>
-        </w:rPr>
-        <w:t>nhóm</w:t>
-      </w:r>
-      <w:proofErr w:type="spellEnd"/>
-      <w:r>
-        <w:rPr>
-          <w:rFonts w:cs="Times New Roman"/>
-          <w:sz w:val="26"/>
-          <w:szCs w:val="26"/>
-        </w:rPr>
-        <w:t xml:space="preserve"> </w:t>
+        <w:t>Xác</w:t>
+      </w:r>
+      <w:proofErr w:type="spellEnd"/>
+      <w:r>
+        <w:rPr>
+          <w:rFonts w:cs="Times New Roman"/>
+          <w:sz w:val="26"/>
+          <w:szCs w:val="26"/>
+        </w:rPr>
+        <w:t xml:space="preserve"> </w:t>
+      </w:r>
+      <w:proofErr w:type="spellStart"/>
+      <w:r>
+        <w:rPr>
+          <w:rFonts w:cs="Times New Roman"/>
+          <w:sz w:val="26"/>
+          <w:szCs w:val="26"/>
+        </w:rPr>
+        <w:t>minh</w:t>
+      </w:r>
+      <w:proofErr w:type="spellEnd"/>
+      <w:r>
+        <w:rPr>
+          <w:rFonts w:cs="Times New Roman"/>
+          <w:sz w:val="26"/>
+          <w:szCs w:val="26"/>
+        </w:rPr>
+        <w:t xml:space="preserve"> 3 </w:t>
+      </w:r>
+      <w:proofErr w:type="spellStart"/>
+      <w:r>
+        <w:rPr>
+          <w:rFonts w:cs="Times New Roman"/>
+          <w:sz w:val="26"/>
+          <w:szCs w:val="26"/>
+        </w:rPr>
+        <w:t>phương</w:t>
+      </w:r>
+      <w:proofErr w:type="spellEnd"/>
+      <w:r>
+        <w:rPr>
+          <w:rFonts w:cs="Times New Roman"/>
+          <w:sz w:val="26"/>
+          <w:szCs w:val="26"/>
+        </w:rPr>
+        <w:t xml:space="preserve"> </w:t>
+      </w:r>
+      <w:proofErr w:type="spellStart"/>
+      <w:r>
+        <w:rPr>
+          <w:rFonts w:cs="Times New Roman"/>
+          <w:sz w:val="26"/>
+          <w:szCs w:val="26"/>
+        </w:rPr>
+        <w:t>pháp</w:t>
+      </w:r>
+      <w:proofErr w:type="spellEnd"/>
+      <w:r>
+        <w:rPr>
+          <w:rFonts w:cs="Times New Roman"/>
+          <w:sz w:val="26"/>
+          <w:szCs w:val="26"/>
+        </w:rPr>
+        <w:t xml:space="preserve"> </w:t>
+      </w:r>
+      <w:proofErr w:type="spellStart"/>
+      <w:r>
+        <w:rPr>
+          <w:rFonts w:cs="Times New Roman"/>
+          <w:sz w:val="26"/>
+          <w:szCs w:val="26"/>
+        </w:rPr>
+        <w:t>bắt</w:t>
+      </w:r>
+      <w:proofErr w:type="spellEnd"/>
+      <w:r>
+        <w:rPr>
+          <w:rFonts w:cs="Times New Roman"/>
+          <w:sz w:val="26"/>
+          <w:szCs w:val="26"/>
+        </w:rPr>
+        <w:t xml:space="preserve"> </w:t>
+      </w:r>
+      <w:proofErr w:type="spellStart"/>
+      <w:r>
+        <w:rPr>
+          <w:rFonts w:cs="Times New Roman"/>
+          <w:sz w:val="26"/>
+          <w:szCs w:val="26"/>
+        </w:rPr>
+        <w:t>lỗi</w:t>
+      </w:r>
+      <w:proofErr w:type="spellEnd"/>
+      <w:r>
+        <w:rPr>
+          <w:rFonts w:cs="Times New Roman"/>
+          <w:sz w:val="26"/>
+          <w:szCs w:val="26"/>
+        </w:rPr>
+        <w:t xml:space="preserve"> </w:t>
+      </w:r>
+      <w:proofErr w:type="spellStart"/>
+      <w:r>
+        <w:rPr>
+          <w:rFonts w:cs="Times New Roman"/>
+          <w:sz w:val="26"/>
+          <w:szCs w:val="26"/>
+        </w:rPr>
+        <w:t>tuổi</w:t>
+      </w:r>
+      <w:proofErr w:type="spellEnd"/>
+      <w:r>
+        <w:rPr>
+          <w:rFonts w:cs="Times New Roman"/>
+          <w:sz w:val="26"/>
+          <w:szCs w:val="26"/>
+        </w:rPr>
+        <w:t xml:space="preserve"> </w:t>
+      </w:r>
+      <w:proofErr w:type="spellStart"/>
+      <w:r>
+        <w:rPr>
+          <w:rFonts w:cs="Times New Roman"/>
+          <w:sz w:val="26"/>
+          <w:szCs w:val="26"/>
+        </w:rPr>
+        <w:t>âm</w:t>
+      </w:r>
+      <w:proofErr w:type="spellEnd"/>
+      <w:r>
+        <w:rPr>
+          <w:rFonts w:cs="Times New Roman"/>
+          <w:sz w:val="26"/>
+          <w:szCs w:val="26"/>
+        </w:rPr>
+        <w:t xml:space="preserve">: @Rule, Annotation, </w:t>
       </w:r>
       <w:proofErr w:type="spellStart"/>
       <w:r>
@@ -3919,79 +3756,7 @@
           <w:sz w:val="26"/>
           <w:szCs w:val="26"/>
         </w:rPr>
-        <w:t xml:space="preserve"> </w:t>
-      </w:r>
-      <w:proofErr w:type="spellStart"/>
-      <w:r>
-        <w:rPr>
-          <w:rFonts w:cs="Times New Roman"/>
-          <w:sz w:val="26"/>
-          <w:szCs w:val="26"/>
-        </w:rPr>
-        <w:t>chạy</w:t>
-      </w:r>
-      <w:proofErr w:type="spellEnd"/>
-      <w:r>
-        <w:rPr>
-          <w:rFonts w:cs="Times New Roman"/>
-          <w:sz w:val="26"/>
-          <w:szCs w:val="26"/>
-        </w:rPr>
-        <w:t xml:space="preserve"> </w:t>
-      </w:r>
-      <w:proofErr w:type="spellStart"/>
-      <w:r>
-        <w:rPr>
-          <w:rFonts w:cs="Times New Roman"/>
-          <w:sz w:val="26"/>
-          <w:szCs w:val="26"/>
-        </w:rPr>
-        <w:t>nhiều</w:t>
-      </w:r>
-      <w:proofErr w:type="spellEnd"/>
-      <w:r>
-        <w:rPr>
-          <w:rFonts w:cs="Times New Roman"/>
-          <w:sz w:val="26"/>
-          <w:szCs w:val="26"/>
-        </w:rPr>
-        <w:t xml:space="preserve"> file test </w:t>
-      </w:r>
-      <w:proofErr w:type="spellStart"/>
-      <w:r>
-        <w:rPr>
-          <w:rFonts w:cs="Times New Roman"/>
-          <w:sz w:val="26"/>
-          <w:szCs w:val="26"/>
-        </w:rPr>
-        <w:t>cùng</w:t>
-      </w:r>
-      <w:proofErr w:type="spellEnd"/>
-      <w:r>
-        <w:rPr>
-          <w:rFonts w:cs="Times New Roman"/>
-          <w:sz w:val="26"/>
-          <w:szCs w:val="26"/>
-        </w:rPr>
-        <w:t xml:space="preserve"> </w:t>
-      </w:r>
-      <w:proofErr w:type="spellStart"/>
-      <w:r>
-        <w:rPr>
-          <w:rFonts w:cs="Times New Roman"/>
-          <w:sz w:val="26"/>
-          <w:szCs w:val="26"/>
-        </w:rPr>
-        <w:t>lúc</w:t>
-      </w:r>
-      <w:proofErr w:type="spellEnd"/>
-      <w:r>
-        <w:rPr>
-          <w:rFonts w:cs="Times New Roman"/>
-          <w:sz w:val="26"/>
-          <w:szCs w:val="26"/>
-        </w:rPr>
-        <w:t>.</w:t>
+        <w:t xml:space="preserve"> Try-Catch.</w:t>
       </w:r>
     </w:p>
     <w:p>
@@ -3999,7 +3764,7 @@
         <w:pStyle w:val="ListParagraph"/>
         <w:numPr>
           <w:ilvl w:val="0"/>
-          <w:numId w:val="26"/>
+          <w:numId w:val="33"/>
         </w:numPr>
         <w:spacing w:line="360" w:lineRule="auto"/>
         <w:jc w:val="both"/>
@@ -4016,106 +3781,285 @@
           <w:sz w:val="26"/>
           <w:szCs w:val="26"/>
         </w:rPr>
+        <w:t>Kiểm</w:t>
+      </w:r>
+      <w:proofErr w:type="spellEnd"/>
+      <w:r>
+        <w:rPr>
+          <w:rFonts w:cs="Times New Roman"/>
+          <w:sz w:val="26"/>
+          <w:szCs w:val="26"/>
+        </w:rPr>
+        <w:t xml:space="preserve"> </w:t>
+      </w:r>
+      <w:proofErr w:type="spellStart"/>
+      <w:r>
+        <w:rPr>
+          <w:rFonts w:cs="Times New Roman"/>
+          <w:sz w:val="26"/>
+          <w:szCs w:val="26"/>
+        </w:rPr>
+        <w:t>tra</w:t>
+      </w:r>
+      <w:proofErr w:type="spellEnd"/>
+      <w:r>
+        <w:rPr>
+          <w:rFonts w:cs="Times New Roman"/>
+          <w:sz w:val="26"/>
+          <w:szCs w:val="26"/>
+        </w:rPr>
+        <w:t xml:space="preserve"> </w:t>
+      </w:r>
+      <w:proofErr w:type="spellStart"/>
+      <w:r>
+        <w:rPr>
+          <w:rFonts w:cs="Times New Roman"/>
+          <w:sz w:val="26"/>
+          <w:szCs w:val="26"/>
+        </w:rPr>
+        <w:t>khả</w:t>
+      </w:r>
+      <w:proofErr w:type="spellEnd"/>
+      <w:r>
+        <w:rPr>
+          <w:rFonts w:cs="Times New Roman"/>
+          <w:sz w:val="26"/>
+          <w:szCs w:val="26"/>
+        </w:rPr>
+        <w:t xml:space="preserve"> </w:t>
+      </w:r>
+      <w:proofErr w:type="spellStart"/>
+      <w:r>
+        <w:rPr>
+          <w:rFonts w:cs="Times New Roman"/>
+          <w:sz w:val="26"/>
+          <w:szCs w:val="26"/>
+        </w:rPr>
+        <w:t>năng</w:t>
+      </w:r>
+      <w:proofErr w:type="spellEnd"/>
+      <w:r>
+        <w:rPr>
+          <w:rFonts w:cs="Times New Roman"/>
+          <w:sz w:val="26"/>
+          <w:szCs w:val="26"/>
+        </w:rPr>
+        <w:t xml:space="preserve"> </w:t>
+      </w:r>
+      <w:proofErr w:type="spellStart"/>
+      <w:r>
+        <w:rPr>
+          <w:rFonts w:cs="Times New Roman"/>
+          <w:sz w:val="26"/>
+          <w:szCs w:val="26"/>
+        </w:rPr>
+        <w:t>thu</w:t>
+      </w:r>
+      <w:proofErr w:type="spellEnd"/>
+      <w:r>
+        <w:rPr>
+          <w:rFonts w:cs="Times New Roman"/>
+          <w:sz w:val="26"/>
+          <w:szCs w:val="26"/>
+        </w:rPr>
+        <w:t xml:space="preserve"> </w:t>
+      </w:r>
+      <w:proofErr w:type="spellStart"/>
+      <w:r>
+        <w:rPr>
+          <w:rFonts w:cs="Times New Roman"/>
+          <w:sz w:val="26"/>
+          <w:szCs w:val="26"/>
+        </w:rPr>
+        <w:t>thập</w:t>
+      </w:r>
+      <w:proofErr w:type="spellEnd"/>
+      <w:r>
+        <w:rPr>
+          <w:rFonts w:cs="Times New Roman"/>
+          <w:sz w:val="26"/>
+          <w:szCs w:val="26"/>
+        </w:rPr>
+        <w:t xml:space="preserve"> </w:t>
+      </w:r>
+      <w:proofErr w:type="spellStart"/>
+      <w:r>
+        <w:rPr>
+          <w:rFonts w:cs="Times New Roman"/>
+          <w:sz w:val="26"/>
+          <w:szCs w:val="26"/>
+        </w:rPr>
+        <w:t>nhiều</w:t>
+      </w:r>
+      <w:proofErr w:type="spellEnd"/>
+      <w:r>
+        <w:rPr>
+          <w:rFonts w:cs="Times New Roman"/>
+          <w:sz w:val="26"/>
+          <w:szCs w:val="26"/>
+        </w:rPr>
+        <w:t xml:space="preserve"> </w:t>
+      </w:r>
+      <w:proofErr w:type="spellStart"/>
+      <w:r>
+        <w:rPr>
+          <w:rFonts w:cs="Times New Roman"/>
+          <w:sz w:val="26"/>
+          <w:szCs w:val="26"/>
+        </w:rPr>
+        <w:t>lỗi</w:t>
+      </w:r>
+      <w:proofErr w:type="spellEnd"/>
+      <w:r>
+        <w:rPr>
+          <w:rFonts w:cs="Times New Roman"/>
+          <w:sz w:val="26"/>
+          <w:szCs w:val="26"/>
+        </w:rPr>
+        <w:t xml:space="preserve"> </w:t>
+      </w:r>
+      <w:proofErr w:type="spellStart"/>
+      <w:r>
+        <w:rPr>
+          <w:rFonts w:cs="Times New Roman"/>
+          <w:sz w:val="26"/>
+          <w:szCs w:val="26"/>
+        </w:rPr>
+        <w:t>trong</w:t>
+      </w:r>
+      <w:proofErr w:type="spellEnd"/>
+      <w:r>
+        <w:rPr>
+          <w:rFonts w:cs="Times New Roman"/>
+          <w:sz w:val="26"/>
+          <w:szCs w:val="26"/>
+        </w:rPr>
+        <w:t xml:space="preserve"> 1 test case </w:t>
+      </w:r>
+      <w:proofErr w:type="spellStart"/>
+      <w:r>
+        <w:rPr>
+          <w:rFonts w:cs="Times New Roman"/>
+          <w:sz w:val="26"/>
+          <w:szCs w:val="26"/>
+        </w:rPr>
+        <w:t>bằng</w:t>
+      </w:r>
+      <w:proofErr w:type="spellEnd"/>
+      <w:r>
+        <w:rPr>
+          <w:rFonts w:cs="Times New Roman"/>
+          <w:sz w:val="26"/>
+          <w:szCs w:val="26"/>
+        </w:rPr>
+        <w:t xml:space="preserve"> </w:t>
+      </w:r>
+      <w:proofErr w:type="spellStart"/>
+      <w:r>
+        <w:rPr>
+          <w:rFonts w:cs="Times New Roman"/>
+          <w:sz w:val="26"/>
+          <w:szCs w:val="26"/>
+        </w:rPr>
+        <w:t>ErrorCollector</w:t>
+      </w:r>
+      <w:proofErr w:type="spellEnd"/>
+      <w:r>
+        <w:rPr>
+          <w:rFonts w:cs="Times New Roman"/>
+          <w:sz w:val="26"/>
+          <w:szCs w:val="26"/>
+        </w:rPr>
+        <w:t>.</w:t>
+      </w:r>
+    </w:p>
+    <w:p>
+      <w:pPr>
+        <w:spacing w:line="360" w:lineRule="auto"/>
+        <w:jc w:val="both"/>
+        <w:rPr>
+          <w:rFonts w:cs="Times New Roman"/>
+          <w:b/>
+          <w:bCs/>
+          <w:sz w:val="26"/>
+          <w:szCs w:val="26"/>
+        </w:rPr>
+      </w:pPr>
+      <w:r>
+        <w:rPr>
+          <w:rFonts w:cs="Times New Roman"/>
+          <w:b/>
+          <w:bCs/>
+          <w:sz w:val="26"/>
+          <w:szCs w:val="26"/>
+        </w:rPr>
+        <w:t xml:space="preserve">b. Module </w:t>
+      </w:r>
+      <w:proofErr w:type="spellStart"/>
+      <w:r>
+        <w:rPr>
+          <w:rFonts w:cs="Times New Roman"/>
+          <w:b/>
+          <w:bCs/>
+          <w:sz w:val="26"/>
+          <w:szCs w:val="26"/>
+        </w:rPr>
+        <w:t>Tích</w:t>
+      </w:r>
+      <w:proofErr w:type="spellEnd"/>
+      <w:r>
+        <w:rPr>
+          <w:rFonts w:cs="Times New Roman"/>
+          <w:b/>
+          <w:bCs/>
+          <w:sz w:val="26"/>
+          <w:szCs w:val="26"/>
+        </w:rPr>
+        <w:t xml:space="preserve"> </w:t>
+      </w:r>
+      <w:proofErr w:type="spellStart"/>
+      <w:r>
+        <w:rPr>
+          <w:rFonts w:cs="Times New Roman"/>
+          <w:b/>
+          <w:bCs/>
+          <w:sz w:val="26"/>
+          <w:szCs w:val="26"/>
+        </w:rPr>
+        <w:t>hợp</w:t>
+      </w:r>
+      <w:proofErr w:type="spellEnd"/>
+      <w:r>
+        <w:rPr>
+          <w:rFonts w:cs="Times New Roman"/>
+          <w:b/>
+          <w:bCs/>
+          <w:sz w:val="26"/>
+          <w:szCs w:val="26"/>
+        </w:rPr>
+        <w:t xml:space="preserve"> Database (</w:t>
+      </w:r>
+      <w:proofErr w:type="spellStart"/>
+      <w:r>
+        <w:rPr>
+          <w:rFonts w:cs="Times New Roman"/>
+          <w:b/>
+          <w:bCs/>
+          <w:sz w:val="26"/>
+          <w:szCs w:val="26"/>
+        </w:rPr>
         <w:t>Bài</w:t>
       </w:r>
       <w:proofErr w:type="spellEnd"/>
       <w:r>
         <w:rPr>
           <w:rFonts w:cs="Times New Roman"/>
-          <w:sz w:val="26"/>
-          <w:szCs w:val="26"/>
-        </w:rPr>
-        <w:t xml:space="preserve"> 3 (Annotations): </w:t>
-      </w:r>
-      <w:proofErr w:type="spellStart"/>
-      <w:r>
-        <w:rPr>
-          <w:rFonts w:cs="Times New Roman"/>
-          <w:sz w:val="26"/>
-          <w:szCs w:val="26"/>
-        </w:rPr>
-        <w:t>Kiểm</w:t>
-      </w:r>
-      <w:proofErr w:type="spellEnd"/>
-      <w:r>
-        <w:rPr>
-          <w:rFonts w:cs="Times New Roman"/>
-          <w:sz w:val="26"/>
-          <w:szCs w:val="26"/>
-        </w:rPr>
-        <w:t xml:space="preserve"> </w:t>
-      </w:r>
-      <w:proofErr w:type="spellStart"/>
-      <w:r>
-        <w:rPr>
-          <w:rFonts w:cs="Times New Roman"/>
-          <w:sz w:val="26"/>
-          <w:szCs w:val="26"/>
-        </w:rPr>
-        <w:t>tra</w:t>
-      </w:r>
-      <w:proofErr w:type="spellEnd"/>
-      <w:r>
-        <w:rPr>
-          <w:rFonts w:cs="Times New Roman"/>
-          <w:sz w:val="26"/>
-          <w:szCs w:val="26"/>
-        </w:rPr>
-        <w:t xml:space="preserve"> </w:t>
-      </w:r>
-      <w:proofErr w:type="spellStart"/>
-      <w:r>
-        <w:rPr>
-          <w:rFonts w:cs="Times New Roman"/>
-          <w:sz w:val="26"/>
-          <w:szCs w:val="26"/>
-        </w:rPr>
-        <w:t>vòng</w:t>
-      </w:r>
-      <w:proofErr w:type="spellEnd"/>
-      <w:r>
-        <w:rPr>
-          <w:rFonts w:cs="Times New Roman"/>
-          <w:sz w:val="26"/>
-          <w:szCs w:val="26"/>
-        </w:rPr>
-        <w:t xml:space="preserve"> </w:t>
-      </w:r>
-      <w:proofErr w:type="spellStart"/>
-      <w:r>
-        <w:rPr>
-          <w:rFonts w:cs="Times New Roman"/>
-          <w:sz w:val="26"/>
-          <w:szCs w:val="26"/>
-        </w:rPr>
-        <w:t>đời</w:t>
-      </w:r>
-      <w:proofErr w:type="spellEnd"/>
-      <w:r>
-        <w:rPr>
-          <w:rFonts w:cs="Times New Roman"/>
-          <w:sz w:val="26"/>
-          <w:szCs w:val="26"/>
-        </w:rPr>
-        <w:t xml:space="preserve"> @Before, @After, @BeforeClass, @AfterClass, Timeout </w:t>
-      </w:r>
-      <w:proofErr w:type="spellStart"/>
-      <w:r>
-        <w:rPr>
-          <w:rFonts w:cs="Times New Roman"/>
-          <w:sz w:val="26"/>
-          <w:szCs w:val="26"/>
-        </w:rPr>
-        <w:t>và</w:t>
-      </w:r>
-      <w:proofErr w:type="spellEnd"/>
-      <w:r>
-        <w:rPr>
-          <w:rFonts w:cs="Times New Roman"/>
-          <w:sz w:val="26"/>
-          <w:szCs w:val="26"/>
-        </w:rPr>
-        <w:t xml:space="preserve"> Exception.</w:t>
+          <w:b/>
+          <w:bCs/>
+          <w:sz w:val="26"/>
+          <w:szCs w:val="26"/>
+        </w:rPr>
+        <w:t xml:space="preserve"> 4-6):</w:t>
       </w:r>
     </w:p>
     <w:p>
@@ -4123,7 +4067,7 @@
         <w:pStyle w:val="ListParagraph"/>
         <w:numPr>
           <w:ilvl w:val="0"/>
-          <w:numId w:val="26"/>
+          <w:numId w:val="33"/>
         </w:numPr>
         <w:spacing w:line="360" w:lineRule="auto"/>
         <w:jc w:val="both"/>
@@ -4133,59 +4077,13 @@
           <w:szCs w:val="26"/>
         </w:rPr>
       </w:pPr>
-      <w:proofErr w:type="spellStart"/>
-      <w:r>
-        <w:rPr>
-          <w:rFonts w:cs="Times New Roman"/>
-          <w:sz w:val="26"/>
-          <w:szCs w:val="26"/>
-        </w:rPr>
-        <w:t>Bài</w:t>
-      </w:r>
-      <w:proofErr w:type="spellEnd"/>
-      <w:r>
-        <w:rPr>
-          <w:rFonts w:cs="Times New Roman"/>
-          <w:sz w:val="26"/>
-          <w:szCs w:val="26"/>
-        </w:rPr>
-        <w:t xml:space="preserve"> 4 (</w:t>
-      </w:r>
-      <w:proofErr w:type="spellStart"/>
-      <w:r>
-        <w:rPr>
-          <w:rFonts w:cs="Times New Roman"/>
-          <w:sz w:val="26"/>
-          <w:szCs w:val="26"/>
-        </w:rPr>
-        <w:t>Tính</w:t>
-      </w:r>
-      <w:proofErr w:type="spellEnd"/>
-      <w:r>
-        <w:rPr>
-          <w:rFonts w:cs="Times New Roman"/>
-          <w:sz w:val="26"/>
-          <w:szCs w:val="26"/>
-        </w:rPr>
-        <w:t xml:space="preserve"> </w:t>
-      </w:r>
-      <w:proofErr w:type="spellStart"/>
-      <w:r>
-        <w:rPr>
-          <w:rFonts w:cs="Times New Roman"/>
-          <w:sz w:val="26"/>
-          <w:szCs w:val="26"/>
-        </w:rPr>
-        <w:t>tiền</w:t>
-      </w:r>
-      <w:proofErr w:type="spellEnd"/>
-      <w:r>
-        <w:rPr>
-          <w:rFonts w:cs="Times New Roman"/>
-          <w:sz w:val="26"/>
-          <w:szCs w:val="26"/>
-        </w:rPr>
-        <w:t xml:space="preserve">): </w:t>
+      <w:r>
+        <w:rPr>
+          <w:rFonts w:cs="Times New Roman"/>
+          <w:sz w:val="26"/>
+          <w:szCs w:val="26"/>
+        </w:rPr>
+        <w:t xml:space="preserve">Organization Unit: </w:t>
       </w:r>
       <w:proofErr w:type="spellStart"/>
       <w:r>
@@ -4221,142 +4119,34 @@
           <w:sz w:val="26"/>
           <w:szCs w:val="26"/>
         </w:rPr>
-        <w:t xml:space="preserve"> logic </w:t>
-      </w:r>
-      <w:proofErr w:type="spellStart"/>
-      <w:r>
-        <w:rPr>
-          <w:rFonts w:cs="Times New Roman"/>
-          <w:sz w:val="26"/>
-          <w:szCs w:val="26"/>
-        </w:rPr>
-        <w:t>tính</w:t>
-      </w:r>
-      <w:proofErr w:type="spellEnd"/>
-      <w:r>
-        <w:rPr>
-          <w:rFonts w:cs="Times New Roman"/>
-          <w:sz w:val="26"/>
-          <w:szCs w:val="26"/>
-        </w:rPr>
-        <w:t xml:space="preserve"> </w:t>
-      </w:r>
-      <w:proofErr w:type="spellStart"/>
-      <w:r>
-        <w:rPr>
-          <w:rFonts w:cs="Times New Roman"/>
-          <w:sz w:val="26"/>
-          <w:szCs w:val="26"/>
-        </w:rPr>
-        <w:t>tiền</w:t>
-      </w:r>
-      <w:proofErr w:type="spellEnd"/>
-      <w:r>
-        <w:rPr>
-          <w:rFonts w:cs="Times New Roman"/>
-          <w:sz w:val="26"/>
-          <w:szCs w:val="26"/>
-        </w:rPr>
-        <w:t xml:space="preserve"> </w:t>
-      </w:r>
-      <w:proofErr w:type="spellStart"/>
-      <w:r>
-        <w:rPr>
-          <w:rFonts w:cs="Times New Roman"/>
-          <w:sz w:val="26"/>
-          <w:szCs w:val="26"/>
-        </w:rPr>
-        <w:t>khám</w:t>
-      </w:r>
-      <w:proofErr w:type="spellEnd"/>
-      <w:r>
-        <w:rPr>
-          <w:rFonts w:cs="Times New Roman"/>
-          <w:sz w:val="26"/>
-          <w:szCs w:val="26"/>
-        </w:rPr>
-        <w:t xml:space="preserve"> </w:t>
-      </w:r>
-      <w:proofErr w:type="spellStart"/>
-      <w:r>
-        <w:rPr>
-          <w:rFonts w:cs="Times New Roman"/>
-          <w:sz w:val="26"/>
-          <w:szCs w:val="26"/>
-        </w:rPr>
-        <w:t>bệnh</w:t>
-      </w:r>
-      <w:proofErr w:type="spellEnd"/>
-      <w:r>
-        <w:rPr>
-          <w:rFonts w:cs="Times New Roman"/>
-          <w:sz w:val="26"/>
-          <w:szCs w:val="26"/>
-        </w:rPr>
-        <w:t xml:space="preserve"> </w:t>
-      </w:r>
-      <w:proofErr w:type="spellStart"/>
-      <w:r>
-        <w:rPr>
-          <w:rFonts w:cs="Times New Roman"/>
-          <w:sz w:val="26"/>
-          <w:szCs w:val="26"/>
-        </w:rPr>
-        <w:t>dựa</w:t>
-      </w:r>
-      <w:proofErr w:type="spellEnd"/>
-      <w:r>
-        <w:rPr>
-          <w:rFonts w:cs="Times New Roman"/>
-          <w:sz w:val="26"/>
-          <w:szCs w:val="26"/>
-        </w:rPr>
-        <w:t xml:space="preserve"> </w:t>
-      </w:r>
-      <w:proofErr w:type="spellStart"/>
-      <w:r>
-        <w:rPr>
-          <w:rFonts w:cs="Times New Roman"/>
-          <w:sz w:val="26"/>
-          <w:szCs w:val="26"/>
-        </w:rPr>
-        <w:t>trên</w:t>
-      </w:r>
-      <w:proofErr w:type="spellEnd"/>
-      <w:r>
-        <w:rPr>
-          <w:rFonts w:cs="Times New Roman"/>
-          <w:sz w:val="26"/>
-          <w:szCs w:val="26"/>
-        </w:rPr>
-        <w:t xml:space="preserve"> </w:t>
-      </w:r>
-      <w:proofErr w:type="spellStart"/>
-      <w:r>
-        <w:rPr>
-          <w:rFonts w:cs="Times New Roman"/>
-          <w:sz w:val="26"/>
-          <w:szCs w:val="26"/>
-        </w:rPr>
-        <w:t>độ</w:t>
-      </w:r>
-      <w:proofErr w:type="spellEnd"/>
-      <w:r>
-        <w:rPr>
-          <w:rFonts w:cs="Times New Roman"/>
-          <w:sz w:val="26"/>
-          <w:szCs w:val="26"/>
-        </w:rPr>
-        <w:t xml:space="preserve"> </w:t>
-      </w:r>
-      <w:proofErr w:type="spellStart"/>
-      <w:r>
-        <w:rPr>
-          <w:rFonts w:cs="Times New Roman"/>
-          <w:sz w:val="26"/>
-          <w:szCs w:val="26"/>
-        </w:rPr>
-        <w:t>tuổi</w:t>
+        <w:t xml:space="preserve"> </w:t>
+      </w:r>
+      <w:proofErr w:type="spellStart"/>
+      <w:r>
+        <w:rPr>
+          <w:rFonts w:cs="Times New Roman"/>
+          <w:sz w:val="26"/>
+          <w:szCs w:val="26"/>
+        </w:rPr>
+        <w:t>thêm</w:t>
+      </w:r>
+      <w:proofErr w:type="spellEnd"/>
+      <w:r>
+        <w:rPr>
+          <w:rFonts w:cs="Times New Roman"/>
+          <w:sz w:val="26"/>
+          <w:szCs w:val="26"/>
+        </w:rPr>
+        <w:t xml:space="preserve"> </w:t>
+      </w:r>
+      <w:proofErr w:type="spellStart"/>
+      <w:r>
+        <w:rPr>
+          <w:rFonts w:cs="Times New Roman"/>
+          <w:sz w:val="26"/>
+          <w:szCs w:val="26"/>
+        </w:rPr>
+        <w:t>mới</w:t>
       </w:r>
       <w:proofErr w:type="spellEnd"/>
       <w:r>
@@ -4392,259 +4182,52 @@
           <w:sz w:val="26"/>
           <w:szCs w:val="26"/>
         </w:rPr>
-        <w:t>giới</w:t>
-      </w:r>
-      <w:proofErr w:type="spellEnd"/>
-      <w:r>
-        <w:rPr>
-          <w:rFonts w:cs="Times New Roman"/>
-          <w:sz w:val="26"/>
-          <w:szCs w:val="26"/>
-        </w:rPr>
-        <w:t xml:space="preserve"> </w:t>
-      </w:r>
-      <w:proofErr w:type="spellStart"/>
-      <w:r>
-        <w:rPr>
-          <w:rFonts w:cs="Times New Roman"/>
-          <w:sz w:val="26"/>
-          <w:szCs w:val="26"/>
-        </w:rPr>
-        <w:t>tính</w:t>
-      </w:r>
-      <w:proofErr w:type="spellEnd"/>
-      <w:r>
-        <w:rPr>
-          <w:rFonts w:cs="Times New Roman"/>
-          <w:sz w:val="26"/>
-          <w:szCs w:val="26"/>
-        </w:rPr>
-        <w:t xml:space="preserve"> (</w:t>
-      </w:r>
-      <w:proofErr w:type="spellStart"/>
-      <w:r>
-        <w:rPr>
-          <w:rFonts w:cs="Times New Roman"/>
-          <w:sz w:val="26"/>
-          <w:szCs w:val="26"/>
-        </w:rPr>
-        <w:t>Phân</w:t>
-      </w:r>
-      <w:proofErr w:type="spellEnd"/>
-      <w:r>
-        <w:rPr>
-          <w:rFonts w:cs="Times New Roman"/>
-          <w:sz w:val="26"/>
-          <w:szCs w:val="26"/>
-        </w:rPr>
-        <w:t xml:space="preserve"> </w:t>
-      </w:r>
-      <w:proofErr w:type="spellStart"/>
-      <w:r>
-        <w:rPr>
-          <w:rFonts w:cs="Times New Roman"/>
-          <w:sz w:val="26"/>
-          <w:szCs w:val="26"/>
-        </w:rPr>
-        <w:t>hoạch</w:t>
-      </w:r>
-      <w:proofErr w:type="spellEnd"/>
-      <w:r>
-        <w:rPr>
-          <w:rFonts w:cs="Times New Roman"/>
-          <w:sz w:val="26"/>
-          <w:szCs w:val="26"/>
-        </w:rPr>
-        <w:t xml:space="preserve"> </w:t>
-      </w:r>
-      <w:proofErr w:type="spellStart"/>
-      <w:r>
-        <w:rPr>
-          <w:rFonts w:cs="Times New Roman"/>
-          <w:sz w:val="26"/>
-          <w:szCs w:val="26"/>
-        </w:rPr>
-        <w:t>tương</w:t>
-      </w:r>
-      <w:proofErr w:type="spellEnd"/>
-      <w:r>
-        <w:rPr>
-          <w:rFonts w:cs="Times New Roman"/>
-          <w:sz w:val="26"/>
-          <w:szCs w:val="26"/>
-        </w:rPr>
-        <w:t xml:space="preserve"> </w:t>
-      </w:r>
-      <w:proofErr w:type="spellStart"/>
-      <w:r>
-        <w:rPr>
-          <w:rFonts w:cs="Times New Roman"/>
-          <w:sz w:val="26"/>
-          <w:szCs w:val="26"/>
-        </w:rPr>
-        <w:t>đương</w:t>
-      </w:r>
-      <w:proofErr w:type="spellEnd"/>
-      <w:r>
-        <w:rPr>
-          <w:rFonts w:cs="Times New Roman"/>
-          <w:sz w:val="26"/>
-          <w:szCs w:val="26"/>
-        </w:rPr>
-        <w:t xml:space="preserve"> &amp; </w:t>
-      </w:r>
-      <w:proofErr w:type="spellStart"/>
-      <w:r>
-        <w:rPr>
-          <w:rFonts w:cs="Times New Roman"/>
-          <w:sz w:val="26"/>
-          <w:szCs w:val="26"/>
-        </w:rPr>
-        <w:t>Giá</w:t>
-      </w:r>
-      <w:proofErr w:type="spellEnd"/>
-      <w:r>
-        <w:rPr>
-          <w:rFonts w:cs="Times New Roman"/>
-          <w:sz w:val="26"/>
-          <w:szCs w:val="26"/>
-        </w:rPr>
-        <w:t xml:space="preserve"> </w:t>
-      </w:r>
-      <w:proofErr w:type="spellStart"/>
-      <w:r>
-        <w:rPr>
-          <w:rFonts w:cs="Times New Roman"/>
-          <w:sz w:val="26"/>
-          <w:szCs w:val="26"/>
-        </w:rPr>
-        <w:t>trị</w:t>
-      </w:r>
-      <w:proofErr w:type="spellEnd"/>
-      <w:r>
-        <w:rPr>
-          <w:rFonts w:cs="Times New Roman"/>
-          <w:sz w:val="26"/>
-          <w:szCs w:val="26"/>
-        </w:rPr>
-        <w:t xml:space="preserve"> </w:t>
-      </w:r>
-      <w:proofErr w:type="spellStart"/>
-      <w:r>
-        <w:rPr>
-          <w:rFonts w:cs="Times New Roman"/>
-          <w:sz w:val="26"/>
-          <w:szCs w:val="26"/>
-        </w:rPr>
-        <w:t>biên</w:t>
-      </w:r>
-      <w:proofErr w:type="spellEnd"/>
-      <w:r>
-        <w:rPr>
-          <w:rFonts w:cs="Times New Roman"/>
-          <w:sz w:val="26"/>
-          <w:szCs w:val="26"/>
-        </w:rPr>
-        <w:t>).</w:t>
-      </w:r>
-    </w:p>
-    <w:p>
-      <w:pPr>
-        <w:spacing w:line="360" w:lineRule="auto"/>
-        <w:jc w:val="both"/>
-        <w:rPr>
-          <w:rFonts w:cs="Times New Roman"/>
-          <w:b/>
-          <w:bCs/>
-          <w:sz w:val="26"/>
-          <w:szCs w:val="26"/>
-        </w:rPr>
-      </w:pPr>
-      <w:r>
-        <w:rPr>
-          <w:rFonts w:cs="Times New Roman"/>
-          <w:b/>
-          <w:bCs/>
-          <w:sz w:val="26"/>
-          <w:szCs w:val="26"/>
-        </w:rPr>
-        <w:t>b.</w:t>
-      </w:r>
-      <w:r>
-        <w:rPr>
-          <w:rFonts w:cs="Times New Roman"/>
-          <w:b/>
-          <w:bCs/>
-          <w:sz w:val="26"/>
-          <w:szCs w:val="26"/>
-        </w:rPr>
-        <w:t xml:space="preserve"> </w:t>
-      </w:r>
-      <w:proofErr w:type="spellStart"/>
-      <w:r>
-        <w:rPr>
-          <w:rFonts w:cs="Times New Roman"/>
-          <w:b/>
-          <w:bCs/>
-          <w:sz w:val="26"/>
-          <w:szCs w:val="26"/>
-        </w:rPr>
-        <w:t>Ứng</w:t>
-      </w:r>
-      <w:proofErr w:type="spellEnd"/>
-      <w:r>
-        <w:rPr>
-          <w:rFonts w:cs="Times New Roman"/>
-          <w:b/>
-          <w:bCs/>
-          <w:sz w:val="26"/>
-          <w:szCs w:val="26"/>
-        </w:rPr>
-        <w:t xml:space="preserve"> </w:t>
-      </w:r>
-      <w:proofErr w:type="spellStart"/>
-      <w:r>
-        <w:rPr>
-          <w:rFonts w:cs="Times New Roman"/>
-          <w:b/>
-          <w:bCs/>
-          <w:sz w:val="26"/>
-          <w:szCs w:val="26"/>
-        </w:rPr>
-        <w:t>dụng</w:t>
-      </w:r>
-      <w:proofErr w:type="spellEnd"/>
-      <w:r>
-        <w:rPr>
-          <w:rFonts w:cs="Times New Roman"/>
-          <w:b/>
-          <w:bCs/>
-          <w:sz w:val="26"/>
-          <w:szCs w:val="26"/>
-        </w:rPr>
-        <w:t xml:space="preserve"> Quản </w:t>
-      </w:r>
-      <w:proofErr w:type="spellStart"/>
-      <w:r>
-        <w:rPr>
-          <w:rFonts w:cs="Times New Roman"/>
-          <w:b/>
-          <w:bCs/>
-          <w:sz w:val="26"/>
-          <w:szCs w:val="26"/>
-        </w:rPr>
-        <w:t>lý</w:t>
-      </w:r>
-      <w:proofErr w:type="spellEnd"/>
-      <w:r>
-        <w:rPr>
-          <w:rFonts w:cs="Times New Roman"/>
-          <w:b/>
-          <w:bCs/>
-          <w:sz w:val="26"/>
-          <w:szCs w:val="26"/>
-        </w:rPr>
-        <w:t xml:space="preserve"> Organization</w:t>
+        <w:t>ràng</w:t>
+      </w:r>
+      <w:proofErr w:type="spellEnd"/>
+      <w:r>
+        <w:rPr>
+          <w:rFonts w:cs="Times New Roman"/>
+          <w:sz w:val="26"/>
+          <w:szCs w:val="26"/>
+        </w:rPr>
+        <w:t xml:space="preserve"> </w:t>
+      </w:r>
+      <w:proofErr w:type="spellStart"/>
+      <w:r>
+        <w:rPr>
+          <w:rFonts w:cs="Times New Roman"/>
+          <w:sz w:val="26"/>
+          <w:szCs w:val="26"/>
+        </w:rPr>
+        <w:t>buộc</w:t>
+      </w:r>
+      <w:proofErr w:type="spellEnd"/>
+      <w:r>
+        <w:rPr>
+          <w:rFonts w:cs="Times New Roman"/>
+          <w:sz w:val="26"/>
+          <w:szCs w:val="26"/>
+        </w:rPr>
+        <w:t xml:space="preserve"> </w:t>
+      </w:r>
+      <w:proofErr w:type="spellStart"/>
+      <w:r>
+        <w:rPr>
+          <w:rFonts w:cs="Times New Roman"/>
+          <w:sz w:val="26"/>
+          <w:szCs w:val="26"/>
+        </w:rPr>
+        <w:t>trùng</w:t>
+      </w:r>
+      <w:proofErr w:type="spellEnd"/>
+      <w:r>
+        <w:rPr>
+          <w:rFonts w:cs="Times New Roman"/>
+          <w:sz w:val="26"/>
+          <w:szCs w:val="26"/>
+        </w:rPr>
+        <w:t xml:space="preserve"> ID (Duplicate Key).</w:t>
       </w:r>
     </w:p>
     <w:p>
@@ -4652,7 +4235,7 @@
         <w:pStyle w:val="ListParagraph"/>
         <w:numPr>
           <w:ilvl w:val="0"/>
-          <w:numId w:val="26"/>
+          <w:numId w:val="33"/>
         </w:numPr>
         <w:spacing w:line="360" w:lineRule="auto"/>
         <w:jc w:val="both"/>
@@ -4668,43 +4251,151 @@
           <w:sz w:val="26"/>
           <w:szCs w:val="26"/>
         </w:rPr>
-        <w:t xml:space="preserve">Validate </w:t>
-      </w:r>
-      <w:proofErr w:type="spellStart"/>
-      <w:r>
-        <w:rPr>
-          <w:rFonts w:cs="Times New Roman"/>
-          <w:sz w:val="26"/>
-          <w:szCs w:val="26"/>
-        </w:rPr>
-        <w:t>dữ</w:t>
-      </w:r>
-      <w:proofErr w:type="spellEnd"/>
-      <w:r>
-        <w:rPr>
-          <w:rFonts w:cs="Times New Roman"/>
-          <w:sz w:val="26"/>
-          <w:szCs w:val="26"/>
-        </w:rPr>
-        <w:t xml:space="preserve"> </w:t>
-      </w:r>
-      <w:proofErr w:type="spellStart"/>
-      <w:r>
-        <w:rPr>
-          <w:rFonts w:cs="Times New Roman"/>
-          <w:sz w:val="26"/>
-          <w:szCs w:val="26"/>
-        </w:rPr>
-        <w:t>liệu</w:t>
-      </w:r>
-      <w:proofErr w:type="spellEnd"/>
-      <w:r>
-        <w:rPr>
-          <w:rFonts w:cs="Times New Roman"/>
-          <w:sz w:val="26"/>
-          <w:szCs w:val="26"/>
-        </w:rPr>
-        <w:t xml:space="preserve"> (Data Validation):</w:t>
+        <w:t xml:space="preserve">Job Title: </w:t>
+      </w:r>
+      <w:proofErr w:type="spellStart"/>
+      <w:r>
+        <w:rPr>
+          <w:rFonts w:cs="Times New Roman"/>
+          <w:sz w:val="26"/>
+          <w:szCs w:val="26"/>
+        </w:rPr>
+        <w:t>Kiểm</w:t>
+      </w:r>
+      <w:proofErr w:type="spellEnd"/>
+      <w:r>
+        <w:rPr>
+          <w:rFonts w:cs="Times New Roman"/>
+          <w:sz w:val="26"/>
+          <w:szCs w:val="26"/>
+        </w:rPr>
+        <w:t xml:space="preserve"> </w:t>
+      </w:r>
+      <w:proofErr w:type="spellStart"/>
+      <w:r>
+        <w:rPr>
+          <w:rFonts w:cs="Times New Roman"/>
+          <w:sz w:val="26"/>
+          <w:szCs w:val="26"/>
+        </w:rPr>
+        <w:t>tra</w:t>
+      </w:r>
+      <w:proofErr w:type="spellEnd"/>
+      <w:r>
+        <w:rPr>
+          <w:rFonts w:cs="Times New Roman"/>
+          <w:sz w:val="26"/>
+          <w:szCs w:val="26"/>
+        </w:rPr>
+        <w:t xml:space="preserve"> </w:t>
+      </w:r>
+      <w:proofErr w:type="spellStart"/>
+      <w:r>
+        <w:rPr>
+          <w:rFonts w:cs="Times New Roman"/>
+          <w:sz w:val="26"/>
+          <w:szCs w:val="26"/>
+        </w:rPr>
+        <w:t>độ</w:t>
+      </w:r>
+      <w:proofErr w:type="spellEnd"/>
+      <w:r>
+        <w:rPr>
+          <w:rFonts w:cs="Times New Roman"/>
+          <w:sz w:val="26"/>
+          <w:szCs w:val="26"/>
+        </w:rPr>
+        <w:t xml:space="preserve"> </w:t>
+      </w:r>
+      <w:proofErr w:type="spellStart"/>
+      <w:r>
+        <w:rPr>
+          <w:rFonts w:cs="Times New Roman"/>
+          <w:sz w:val="26"/>
+          <w:szCs w:val="26"/>
+        </w:rPr>
+        <w:t>dài</w:t>
+      </w:r>
+      <w:proofErr w:type="spellEnd"/>
+      <w:r>
+        <w:rPr>
+          <w:rFonts w:cs="Times New Roman"/>
+          <w:sz w:val="26"/>
+          <w:szCs w:val="26"/>
+        </w:rPr>
+        <w:t xml:space="preserve"> </w:t>
+      </w:r>
+      <w:proofErr w:type="spellStart"/>
+      <w:r>
+        <w:rPr>
+          <w:rFonts w:cs="Times New Roman"/>
+          <w:sz w:val="26"/>
+          <w:szCs w:val="26"/>
+        </w:rPr>
+        <w:t>chuỗi</w:t>
+      </w:r>
+      <w:proofErr w:type="spellEnd"/>
+      <w:r>
+        <w:rPr>
+          <w:rFonts w:cs="Times New Roman"/>
+          <w:sz w:val="26"/>
+          <w:szCs w:val="26"/>
+        </w:rPr>
+        <w:t xml:space="preserve"> (Boundary) </w:t>
+      </w:r>
+      <w:proofErr w:type="spellStart"/>
+      <w:r>
+        <w:rPr>
+          <w:rFonts w:cs="Times New Roman"/>
+          <w:sz w:val="26"/>
+          <w:szCs w:val="26"/>
+        </w:rPr>
+        <w:t>và</w:t>
+      </w:r>
+      <w:proofErr w:type="spellEnd"/>
+      <w:r>
+        <w:rPr>
+          <w:rFonts w:cs="Times New Roman"/>
+          <w:sz w:val="26"/>
+          <w:szCs w:val="26"/>
+        </w:rPr>
+        <w:t xml:space="preserve"> </w:t>
+      </w:r>
+      <w:proofErr w:type="spellStart"/>
+      <w:r>
+        <w:rPr>
+          <w:rFonts w:cs="Times New Roman"/>
+          <w:sz w:val="26"/>
+          <w:szCs w:val="26"/>
+        </w:rPr>
+        <w:t>lỗ</w:t>
+      </w:r>
+      <w:proofErr w:type="spellEnd"/>
+      <w:r>
+        <w:rPr>
+          <w:rFonts w:cs="Times New Roman"/>
+          <w:sz w:val="26"/>
+          <w:szCs w:val="26"/>
+        </w:rPr>
+        <w:t xml:space="preserve"> </w:t>
+      </w:r>
+      <w:proofErr w:type="spellStart"/>
+      <w:r>
+        <w:rPr>
+          <w:rFonts w:cs="Times New Roman"/>
+          <w:sz w:val="26"/>
+          <w:szCs w:val="26"/>
+        </w:rPr>
+        <w:t>hổng</w:t>
+      </w:r>
+      <w:proofErr w:type="spellEnd"/>
+      <w:r>
+        <w:rPr>
+          <w:rFonts w:cs="Times New Roman"/>
+          <w:sz w:val="26"/>
+          <w:szCs w:val="26"/>
+        </w:rPr>
+        <w:t xml:space="preserve"> XSS (Script Injection).</w:t>
       </w:r>
     </w:p>
     <w:p>
@@ -4712,587 +4403,7 @@
         <w:pStyle w:val="ListParagraph"/>
         <w:numPr>
           <w:ilvl w:val="0"/>
-          <w:numId w:val="27"/>
-        </w:numPr>
-        <w:spacing w:line="360" w:lineRule="auto"/>
-        <w:ind w:left="1080"/>
-        <w:jc w:val="both"/>
-        <w:rPr>
-          <w:rFonts w:cs="Times New Roman"/>
-          <w:sz w:val="26"/>
-          <w:szCs w:val="26"/>
-        </w:rPr>
-      </w:pPr>
-      <w:proofErr w:type="spellStart"/>
-      <w:r>
-        <w:rPr>
-          <w:rFonts w:cs="Times New Roman"/>
-          <w:sz w:val="26"/>
-          <w:szCs w:val="26"/>
-        </w:rPr>
-        <w:t>Mã</w:t>
-      </w:r>
-      <w:proofErr w:type="spellEnd"/>
-      <w:r>
-        <w:rPr>
-          <w:rFonts w:cs="Times New Roman"/>
-          <w:sz w:val="26"/>
-          <w:szCs w:val="26"/>
-        </w:rPr>
-        <w:t xml:space="preserve"> KH: 6-10 </w:t>
-      </w:r>
-      <w:proofErr w:type="spellStart"/>
-      <w:r>
-        <w:rPr>
-          <w:rFonts w:cs="Times New Roman"/>
-          <w:sz w:val="26"/>
-          <w:szCs w:val="26"/>
-        </w:rPr>
-        <w:t>ký</w:t>
-      </w:r>
-      <w:proofErr w:type="spellEnd"/>
-      <w:r>
-        <w:rPr>
-          <w:rFonts w:cs="Times New Roman"/>
-          <w:sz w:val="26"/>
-          <w:szCs w:val="26"/>
-        </w:rPr>
-        <w:t xml:space="preserve"> </w:t>
-      </w:r>
-      <w:proofErr w:type="spellStart"/>
-      <w:r>
-        <w:rPr>
-          <w:rFonts w:cs="Times New Roman"/>
-          <w:sz w:val="26"/>
-          <w:szCs w:val="26"/>
-        </w:rPr>
-        <w:t>tự</w:t>
-      </w:r>
-      <w:proofErr w:type="spellEnd"/>
-      <w:r>
-        <w:rPr>
-          <w:rFonts w:cs="Times New Roman"/>
-          <w:sz w:val="26"/>
-          <w:szCs w:val="26"/>
-        </w:rPr>
-        <w:t xml:space="preserve">, </w:t>
-      </w:r>
-      <w:proofErr w:type="spellStart"/>
-      <w:r>
-        <w:rPr>
-          <w:rFonts w:cs="Times New Roman"/>
-          <w:sz w:val="26"/>
-          <w:szCs w:val="26"/>
-        </w:rPr>
-        <w:t>không</w:t>
-      </w:r>
-      <w:proofErr w:type="spellEnd"/>
-      <w:r>
-        <w:rPr>
-          <w:rFonts w:cs="Times New Roman"/>
-          <w:sz w:val="26"/>
-          <w:szCs w:val="26"/>
-        </w:rPr>
-        <w:t xml:space="preserve"> </w:t>
-      </w:r>
-      <w:proofErr w:type="spellStart"/>
-      <w:r>
-        <w:rPr>
-          <w:rFonts w:cs="Times New Roman"/>
-          <w:sz w:val="26"/>
-          <w:szCs w:val="26"/>
-        </w:rPr>
-        <w:t>chứa</w:t>
-      </w:r>
-      <w:proofErr w:type="spellEnd"/>
-      <w:r>
-        <w:rPr>
-          <w:rFonts w:cs="Times New Roman"/>
-          <w:sz w:val="26"/>
-          <w:szCs w:val="26"/>
-        </w:rPr>
-        <w:t xml:space="preserve"> </w:t>
-      </w:r>
-      <w:proofErr w:type="spellStart"/>
-      <w:r>
-        <w:rPr>
-          <w:rFonts w:cs="Times New Roman"/>
-          <w:sz w:val="26"/>
-          <w:szCs w:val="26"/>
-        </w:rPr>
-        <w:t>ký</w:t>
-      </w:r>
-      <w:proofErr w:type="spellEnd"/>
-      <w:r>
-        <w:rPr>
-          <w:rFonts w:cs="Times New Roman"/>
-          <w:sz w:val="26"/>
-          <w:szCs w:val="26"/>
-        </w:rPr>
-        <w:t xml:space="preserve"> </w:t>
-      </w:r>
-      <w:proofErr w:type="spellStart"/>
-      <w:r>
-        <w:rPr>
-          <w:rFonts w:cs="Times New Roman"/>
-          <w:sz w:val="26"/>
-          <w:szCs w:val="26"/>
-        </w:rPr>
-        <w:t>tự</w:t>
-      </w:r>
-      <w:proofErr w:type="spellEnd"/>
-      <w:r>
-        <w:rPr>
-          <w:rFonts w:cs="Times New Roman"/>
-          <w:sz w:val="26"/>
-          <w:szCs w:val="26"/>
-        </w:rPr>
-        <w:t xml:space="preserve"> </w:t>
-      </w:r>
-      <w:proofErr w:type="spellStart"/>
-      <w:r>
-        <w:rPr>
-          <w:rFonts w:cs="Times New Roman"/>
-          <w:sz w:val="26"/>
-          <w:szCs w:val="26"/>
-        </w:rPr>
-        <w:t>đặc</w:t>
-      </w:r>
-      <w:proofErr w:type="spellEnd"/>
-      <w:r>
-        <w:rPr>
-          <w:rFonts w:cs="Times New Roman"/>
-          <w:sz w:val="26"/>
-          <w:szCs w:val="26"/>
-        </w:rPr>
-        <w:t xml:space="preserve"> </w:t>
-      </w:r>
-      <w:proofErr w:type="spellStart"/>
-      <w:r>
-        <w:rPr>
-          <w:rFonts w:cs="Times New Roman"/>
-          <w:sz w:val="26"/>
-          <w:szCs w:val="26"/>
-        </w:rPr>
-        <w:t>biệt</w:t>
-      </w:r>
-      <w:proofErr w:type="spellEnd"/>
-      <w:r>
-        <w:rPr>
-          <w:rFonts w:cs="Times New Roman"/>
-          <w:sz w:val="26"/>
-          <w:szCs w:val="26"/>
-        </w:rPr>
-        <w:t>.</w:t>
-      </w:r>
-    </w:p>
-    <w:p>
-      <w:pPr>
-        <w:pStyle w:val="ListParagraph"/>
-        <w:numPr>
-          <w:ilvl w:val="0"/>
-          <w:numId w:val="27"/>
-        </w:numPr>
-        <w:spacing w:line="360" w:lineRule="auto"/>
-        <w:ind w:left="1080"/>
-        <w:jc w:val="both"/>
-        <w:rPr>
-          <w:rFonts w:cs="Times New Roman"/>
-          <w:sz w:val="26"/>
-          <w:szCs w:val="26"/>
-        </w:rPr>
-      </w:pPr>
-      <w:r>
-        <w:rPr>
-          <w:rFonts w:cs="Times New Roman"/>
-          <w:sz w:val="26"/>
-          <w:szCs w:val="26"/>
-        </w:rPr>
-        <w:t xml:space="preserve">Email/SĐT: </w:t>
-      </w:r>
-      <w:proofErr w:type="spellStart"/>
-      <w:r>
-        <w:rPr>
-          <w:rFonts w:cs="Times New Roman"/>
-          <w:sz w:val="26"/>
-          <w:szCs w:val="26"/>
-        </w:rPr>
-        <w:t>Phải</w:t>
-      </w:r>
-      <w:proofErr w:type="spellEnd"/>
-      <w:r>
-        <w:rPr>
-          <w:rFonts w:cs="Times New Roman"/>
-          <w:sz w:val="26"/>
-          <w:szCs w:val="26"/>
-        </w:rPr>
-        <w:t xml:space="preserve"> </w:t>
-      </w:r>
-      <w:proofErr w:type="spellStart"/>
-      <w:r>
-        <w:rPr>
-          <w:rFonts w:cs="Times New Roman"/>
-          <w:sz w:val="26"/>
-          <w:szCs w:val="26"/>
-        </w:rPr>
-        <w:t>đúng</w:t>
-      </w:r>
-      <w:proofErr w:type="spellEnd"/>
-      <w:r>
-        <w:rPr>
-          <w:rFonts w:cs="Times New Roman"/>
-          <w:sz w:val="26"/>
-          <w:szCs w:val="26"/>
-        </w:rPr>
-        <w:t xml:space="preserve"> </w:t>
-      </w:r>
-      <w:proofErr w:type="spellStart"/>
-      <w:r>
-        <w:rPr>
-          <w:rFonts w:cs="Times New Roman"/>
-          <w:sz w:val="26"/>
-          <w:szCs w:val="26"/>
-        </w:rPr>
-        <w:t>định</w:t>
-      </w:r>
-      <w:proofErr w:type="spellEnd"/>
-      <w:r>
-        <w:rPr>
-          <w:rFonts w:cs="Times New Roman"/>
-          <w:sz w:val="26"/>
-          <w:szCs w:val="26"/>
-        </w:rPr>
-        <w:t xml:space="preserve"> </w:t>
-      </w:r>
-      <w:proofErr w:type="spellStart"/>
-      <w:r>
-        <w:rPr>
-          <w:rFonts w:cs="Times New Roman"/>
-          <w:sz w:val="26"/>
-          <w:szCs w:val="26"/>
-        </w:rPr>
-        <w:t>dạng</w:t>
-      </w:r>
-      <w:proofErr w:type="spellEnd"/>
-      <w:r>
-        <w:rPr>
-          <w:rFonts w:cs="Times New Roman"/>
-          <w:sz w:val="26"/>
-          <w:szCs w:val="26"/>
-        </w:rPr>
-        <w:t xml:space="preserve"> </w:t>
-      </w:r>
-      <w:proofErr w:type="spellStart"/>
-      <w:r>
-        <w:rPr>
-          <w:rFonts w:cs="Times New Roman"/>
-          <w:sz w:val="26"/>
-          <w:szCs w:val="26"/>
-        </w:rPr>
-        <w:t>chuẩn</w:t>
-      </w:r>
-      <w:proofErr w:type="spellEnd"/>
-      <w:r>
-        <w:rPr>
-          <w:rFonts w:cs="Times New Roman"/>
-          <w:sz w:val="26"/>
-          <w:szCs w:val="26"/>
-        </w:rPr>
-        <w:t xml:space="preserve"> (Regex).</w:t>
-      </w:r>
-    </w:p>
-    <w:p>
-      <w:pPr>
-        <w:pStyle w:val="ListParagraph"/>
-        <w:numPr>
-          <w:ilvl w:val="0"/>
-          <w:numId w:val="27"/>
-        </w:numPr>
-        <w:spacing w:line="360" w:lineRule="auto"/>
-        <w:ind w:left="1080"/>
-        <w:jc w:val="both"/>
-        <w:rPr>
-          <w:rFonts w:cs="Times New Roman"/>
-          <w:sz w:val="26"/>
-          <w:szCs w:val="26"/>
-        </w:rPr>
-      </w:pPr>
-      <w:proofErr w:type="spellStart"/>
-      <w:r>
-        <w:rPr>
-          <w:rFonts w:cs="Times New Roman"/>
-          <w:sz w:val="26"/>
-          <w:szCs w:val="26"/>
-        </w:rPr>
-        <w:t>Mật</w:t>
-      </w:r>
-      <w:proofErr w:type="spellEnd"/>
-      <w:r>
-        <w:rPr>
-          <w:rFonts w:cs="Times New Roman"/>
-          <w:sz w:val="26"/>
-          <w:szCs w:val="26"/>
-        </w:rPr>
-        <w:t xml:space="preserve"> </w:t>
-      </w:r>
-      <w:proofErr w:type="spellStart"/>
-      <w:r>
-        <w:rPr>
-          <w:rFonts w:cs="Times New Roman"/>
-          <w:sz w:val="26"/>
-          <w:szCs w:val="26"/>
-        </w:rPr>
-        <w:t>khẩu</w:t>
-      </w:r>
-      <w:proofErr w:type="spellEnd"/>
-      <w:r>
-        <w:rPr>
-          <w:rFonts w:cs="Times New Roman"/>
-          <w:sz w:val="26"/>
-          <w:szCs w:val="26"/>
-        </w:rPr>
-        <w:t xml:space="preserve">: </w:t>
-      </w:r>
-      <w:proofErr w:type="spellStart"/>
-      <w:r>
-        <w:rPr>
-          <w:rFonts w:cs="Times New Roman"/>
-          <w:sz w:val="26"/>
-          <w:szCs w:val="26"/>
-        </w:rPr>
-        <w:t>Tối</w:t>
-      </w:r>
-      <w:proofErr w:type="spellEnd"/>
-      <w:r>
-        <w:rPr>
-          <w:rFonts w:cs="Times New Roman"/>
-          <w:sz w:val="26"/>
-          <w:szCs w:val="26"/>
-        </w:rPr>
-        <w:t xml:space="preserve"> </w:t>
-      </w:r>
-      <w:proofErr w:type="spellStart"/>
-      <w:r>
-        <w:rPr>
-          <w:rFonts w:cs="Times New Roman"/>
-          <w:sz w:val="26"/>
-          <w:szCs w:val="26"/>
-        </w:rPr>
-        <w:t>thiểu</w:t>
-      </w:r>
-      <w:proofErr w:type="spellEnd"/>
-      <w:r>
-        <w:rPr>
-          <w:rFonts w:cs="Times New Roman"/>
-          <w:sz w:val="26"/>
-          <w:szCs w:val="26"/>
-        </w:rPr>
-        <w:t xml:space="preserve"> 8 </w:t>
-      </w:r>
-      <w:proofErr w:type="spellStart"/>
-      <w:r>
-        <w:rPr>
-          <w:rFonts w:cs="Times New Roman"/>
-          <w:sz w:val="26"/>
-          <w:szCs w:val="26"/>
-        </w:rPr>
-        <w:t>ký</w:t>
-      </w:r>
-      <w:proofErr w:type="spellEnd"/>
-      <w:r>
-        <w:rPr>
-          <w:rFonts w:cs="Times New Roman"/>
-          <w:sz w:val="26"/>
-          <w:szCs w:val="26"/>
-        </w:rPr>
-        <w:t xml:space="preserve"> </w:t>
-      </w:r>
-      <w:proofErr w:type="spellStart"/>
-      <w:r>
-        <w:rPr>
-          <w:rFonts w:cs="Times New Roman"/>
-          <w:sz w:val="26"/>
-          <w:szCs w:val="26"/>
-        </w:rPr>
-        <w:t>tự</w:t>
-      </w:r>
-      <w:proofErr w:type="spellEnd"/>
-      <w:r>
-        <w:rPr>
-          <w:rFonts w:cs="Times New Roman"/>
-          <w:sz w:val="26"/>
-          <w:szCs w:val="26"/>
-        </w:rPr>
-        <w:t xml:space="preserve">, </w:t>
-      </w:r>
-      <w:proofErr w:type="spellStart"/>
-      <w:r>
-        <w:rPr>
-          <w:rFonts w:cs="Times New Roman"/>
-          <w:sz w:val="26"/>
-          <w:szCs w:val="26"/>
-        </w:rPr>
-        <w:t>khớp</w:t>
-      </w:r>
-      <w:proofErr w:type="spellEnd"/>
-      <w:r>
-        <w:rPr>
-          <w:rFonts w:cs="Times New Roman"/>
-          <w:sz w:val="26"/>
-          <w:szCs w:val="26"/>
-        </w:rPr>
-        <w:t xml:space="preserve"> </w:t>
-      </w:r>
-      <w:proofErr w:type="spellStart"/>
-      <w:r>
-        <w:rPr>
-          <w:rFonts w:cs="Times New Roman"/>
-          <w:sz w:val="26"/>
-          <w:szCs w:val="26"/>
-        </w:rPr>
-        <w:t>với</w:t>
-      </w:r>
-      <w:proofErr w:type="spellEnd"/>
-      <w:r>
-        <w:rPr>
-          <w:rFonts w:cs="Times New Roman"/>
-          <w:sz w:val="26"/>
-          <w:szCs w:val="26"/>
-        </w:rPr>
-        <w:t xml:space="preserve"> </w:t>
-      </w:r>
-      <w:proofErr w:type="spellStart"/>
-      <w:r>
-        <w:rPr>
-          <w:rFonts w:cs="Times New Roman"/>
-          <w:sz w:val="26"/>
-          <w:szCs w:val="26"/>
-        </w:rPr>
-        <w:t>xác</w:t>
-      </w:r>
-      <w:proofErr w:type="spellEnd"/>
-      <w:r>
-        <w:rPr>
-          <w:rFonts w:cs="Times New Roman"/>
-          <w:sz w:val="26"/>
-          <w:szCs w:val="26"/>
-        </w:rPr>
-        <w:t xml:space="preserve"> </w:t>
-      </w:r>
-      <w:proofErr w:type="spellStart"/>
-      <w:r>
-        <w:rPr>
-          <w:rFonts w:cs="Times New Roman"/>
-          <w:sz w:val="26"/>
-          <w:szCs w:val="26"/>
-        </w:rPr>
-        <w:t>nhận</w:t>
-      </w:r>
-      <w:proofErr w:type="spellEnd"/>
-      <w:r>
-        <w:rPr>
-          <w:rFonts w:cs="Times New Roman"/>
-          <w:sz w:val="26"/>
-          <w:szCs w:val="26"/>
-        </w:rPr>
-        <w:t xml:space="preserve"> </w:t>
-      </w:r>
-      <w:proofErr w:type="spellStart"/>
-      <w:r>
-        <w:rPr>
-          <w:rFonts w:cs="Times New Roman"/>
-          <w:sz w:val="26"/>
-          <w:szCs w:val="26"/>
-        </w:rPr>
-        <w:t>mật</w:t>
-      </w:r>
-      <w:proofErr w:type="spellEnd"/>
-      <w:r>
-        <w:rPr>
-          <w:rFonts w:cs="Times New Roman"/>
-          <w:sz w:val="26"/>
-          <w:szCs w:val="26"/>
-        </w:rPr>
-        <w:t xml:space="preserve"> </w:t>
-      </w:r>
-      <w:proofErr w:type="spellStart"/>
-      <w:r>
-        <w:rPr>
-          <w:rFonts w:cs="Times New Roman"/>
-          <w:sz w:val="26"/>
-          <w:szCs w:val="26"/>
-        </w:rPr>
-        <w:t>khẩu</w:t>
-      </w:r>
-      <w:proofErr w:type="spellEnd"/>
-      <w:r>
-        <w:rPr>
-          <w:rFonts w:cs="Times New Roman"/>
-          <w:sz w:val="26"/>
-          <w:szCs w:val="26"/>
-        </w:rPr>
-        <w:t>.</w:t>
-      </w:r>
-    </w:p>
-    <w:p>
-      <w:pPr>
-        <w:pStyle w:val="ListParagraph"/>
-        <w:numPr>
-          <w:ilvl w:val="0"/>
-          <w:numId w:val="27"/>
-        </w:numPr>
-        <w:spacing w:line="360" w:lineRule="auto"/>
-        <w:ind w:left="1080"/>
-        <w:jc w:val="both"/>
-        <w:rPr>
-          <w:rFonts w:cs="Times New Roman"/>
-          <w:sz w:val="26"/>
-          <w:szCs w:val="26"/>
-        </w:rPr>
-      </w:pPr>
-      <w:proofErr w:type="spellStart"/>
-      <w:r>
-        <w:rPr>
-          <w:rFonts w:cs="Times New Roman"/>
-          <w:sz w:val="26"/>
-          <w:szCs w:val="26"/>
-        </w:rPr>
-        <w:t>Tuổi</w:t>
-      </w:r>
-      <w:proofErr w:type="spellEnd"/>
-      <w:r>
-        <w:rPr>
-          <w:rFonts w:cs="Times New Roman"/>
-          <w:sz w:val="26"/>
-          <w:szCs w:val="26"/>
-        </w:rPr>
-        <w:t xml:space="preserve">: </w:t>
-      </w:r>
-      <w:proofErr w:type="spellStart"/>
-      <w:r>
-        <w:rPr>
-          <w:rFonts w:cs="Times New Roman"/>
-          <w:sz w:val="26"/>
-          <w:szCs w:val="26"/>
-        </w:rPr>
-        <w:t>Phải</w:t>
-      </w:r>
-      <w:proofErr w:type="spellEnd"/>
-      <w:r>
-        <w:rPr>
-          <w:rFonts w:cs="Times New Roman"/>
-          <w:sz w:val="26"/>
-          <w:szCs w:val="26"/>
-        </w:rPr>
-        <w:t xml:space="preserve"> &gt;= 18.</w:t>
-      </w:r>
-    </w:p>
-    <w:p>
-      <w:pPr>
-        <w:pStyle w:val="ListParagraph"/>
-        <w:numPr>
-          <w:ilvl w:val="0"/>
-          <w:numId w:val="26"/>
+          <w:numId w:val="33"/>
         </w:numPr>
         <w:spacing w:line="360" w:lineRule="auto"/>
         <w:jc w:val="both"/>
@@ -5302,810 +4413,179 @@
           <w:szCs w:val="26"/>
         </w:rPr>
       </w:pPr>
-      <w:proofErr w:type="spellStart"/>
-      <w:r>
-        <w:rPr>
-          <w:rFonts w:cs="Times New Roman"/>
-          <w:sz w:val="26"/>
-          <w:szCs w:val="26"/>
-        </w:rPr>
-        <w:t>Nghiệp</w:t>
-      </w:r>
-      <w:proofErr w:type="spellEnd"/>
-      <w:r>
-        <w:rPr>
-          <w:rFonts w:cs="Times New Roman"/>
-          <w:sz w:val="26"/>
-          <w:szCs w:val="26"/>
-        </w:rPr>
-        <w:t xml:space="preserve"> </w:t>
-      </w:r>
-      <w:proofErr w:type="spellStart"/>
-      <w:r>
-        <w:rPr>
-          <w:rFonts w:cs="Times New Roman"/>
-          <w:sz w:val="26"/>
-          <w:szCs w:val="26"/>
-        </w:rPr>
-        <w:t>vụ</w:t>
-      </w:r>
-      <w:proofErr w:type="spellEnd"/>
-      <w:r>
-        <w:rPr>
-          <w:rFonts w:cs="Times New Roman"/>
-          <w:sz w:val="26"/>
-          <w:szCs w:val="26"/>
-        </w:rPr>
-        <w:t xml:space="preserve"> </w:t>
-      </w:r>
-      <w:proofErr w:type="spellStart"/>
-      <w:r>
-        <w:rPr>
-          <w:rFonts w:cs="Times New Roman"/>
-          <w:sz w:val="26"/>
-          <w:szCs w:val="26"/>
-        </w:rPr>
-        <w:t>cơ</w:t>
-      </w:r>
-      <w:proofErr w:type="spellEnd"/>
-      <w:r>
-        <w:rPr>
-          <w:rFonts w:cs="Times New Roman"/>
-          <w:sz w:val="26"/>
-          <w:szCs w:val="26"/>
-        </w:rPr>
-        <w:t xml:space="preserve"> </w:t>
-      </w:r>
-      <w:proofErr w:type="spellStart"/>
-      <w:r>
-        <w:rPr>
-          <w:rFonts w:cs="Times New Roman"/>
-          <w:sz w:val="26"/>
-          <w:szCs w:val="26"/>
-        </w:rPr>
-        <w:t>sở</w:t>
-      </w:r>
-      <w:proofErr w:type="spellEnd"/>
-      <w:r>
-        <w:rPr>
-          <w:rFonts w:cs="Times New Roman"/>
-          <w:sz w:val="26"/>
-          <w:szCs w:val="26"/>
-        </w:rPr>
-        <w:t xml:space="preserve"> </w:t>
-      </w:r>
-      <w:proofErr w:type="spellStart"/>
-      <w:r>
-        <w:rPr>
-          <w:rFonts w:cs="Times New Roman"/>
-          <w:sz w:val="26"/>
-          <w:szCs w:val="26"/>
-        </w:rPr>
-        <w:t>dữ</w:t>
-      </w:r>
-      <w:proofErr w:type="spellEnd"/>
-      <w:r>
-        <w:rPr>
-          <w:rFonts w:cs="Times New Roman"/>
-          <w:sz w:val="26"/>
-          <w:szCs w:val="26"/>
-        </w:rPr>
-        <w:t xml:space="preserve"> </w:t>
-      </w:r>
-      <w:proofErr w:type="spellStart"/>
-      <w:r>
-        <w:rPr>
-          <w:rFonts w:cs="Times New Roman"/>
-          <w:sz w:val="26"/>
-          <w:szCs w:val="26"/>
-        </w:rPr>
-        <w:t>liệu</w:t>
-      </w:r>
-      <w:proofErr w:type="spellEnd"/>
-      <w:r>
-        <w:rPr>
-          <w:rFonts w:cs="Times New Roman"/>
-          <w:sz w:val="26"/>
-          <w:szCs w:val="26"/>
-        </w:rPr>
-        <w:t>:</w:t>
+      <w:r>
+        <w:rPr>
+          <w:rFonts w:cs="Times New Roman"/>
+          <w:sz w:val="26"/>
+          <w:szCs w:val="26"/>
+        </w:rPr>
+        <w:t xml:space="preserve">User Management: </w:t>
+      </w:r>
+      <w:proofErr w:type="spellStart"/>
+      <w:r>
+        <w:rPr>
+          <w:rFonts w:cs="Times New Roman"/>
+          <w:sz w:val="26"/>
+          <w:szCs w:val="26"/>
+        </w:rPr>
+        <w:t>Kiểm</w:t>
+      </w:r>
+      <w:proofErr w:type="spellEnd"/>
+      <w:r>
+        <w:rPr>
+          <w:rFonts w:cs="Times New Roman"/>
+          <w:sz w:val="26"/>
+          <w:szCs w:val="26"/>
+        </w:rPr>
+        <w:t xml:space="preserve"> </w:t>
+      </w:r>
+      <w:proofErr w:type="spellStart"/>
+      <w:r>
+        <w:rPr>
+          <w:rFonts w:cs="Times New Roman"/>
+          <w:sz w:val="26"/>
+          <w:szCs w:val="26"/>
+        </w:rPr>
+        <w:t>tra</w:t>
+      </w:r>
+      <w:proofErr w:type="spellEnd"/>
+      <w:r>
+        <w:rPr>
+          <w:rFonts w:cs="Times New Roman"/>
+          <w:sz w:val="26"/>
+          <w:szCs w:val="26"/>
+        </w:rPr>
+        <w:t xml:space="preserve"> </w:t>
+      </w:r>
+      <w:proofErr w:type="spellStart"/>
+      <w:r>
+        <w:rPr>
+          <w:rFonts w:cs="Times New Roman"/>
+          <w:sz w:val="26"/>
+          <w:szCs w:val="26"/>
+        </w:rPr>
+        <w:t>luồng</w:t>
+      </w:r>
+      <w:proofErr w:type="spellEnd"/>
+      <w:r>
+        <w:rPr>
+          <w:rFonts w:cs="Times New Roman"/>
+          <w:sz w:val="26"/>
+          <w:szCs w:val="26"/>
+        </w:rPr>
+        <w:t xml:space="preserve"> CRUD (Create, Read, Update, Delete) </w:t>
+      </w:r>
+      <w:proofErr w:type="spellStart"/>
+      <w:r>
+        <w:rPr>
+          <w:rFonts w:cs="Times New Roman"/>
+          <w:sz w:val="26"/>
+          <w:szCs w:val="26"/>
+        </w:rPr>
+        <w:t>và</w:t>
+      </w:r>
+      <w:proofErr w:type="spellEnd"/>
+      <w:r>
+        <w:rPr>
+          <w:rFonts w:cs="Times New Roman"/>
+          <w:sz w:val="26"/>
+          <w:szCs w:val="26"/>
+        </w:rPr>
+        <w:t xml:space="preserve"> </w:t>
+      </w:r>
+      <w:proofErr w:type="spellStart"/>
+      <w:r>
+        <w:rPr>
+          <w:rFonts w:cs="Times New Roman"/>
+          <w:sz w:val="26"/>
+          <w:szCs w:val="26"/>
+        </w:rPr>
+        <w:t>độ</w:t>
+      </w:r>
+      <w:proofErr w:type="spellEnd"/>
+      <w:r>
+        <w:rPr>
+          <w:rFonts w:cs="Times New Roman"/>
+          <w:sz w:val="26"/>
+          <w:szCs w:val="26"/>
+        </w:rPr>
+        <w:t xml:space="preserve"> </w:t>
+      </w:r>
+      <w:proofErr w:type="spellStart"/>
+      <w:r>
+        <w:rPr>
+          <w:rFonts w:cs="Times New Roman"/>
+          <w:sz w:val="26"/>
+          <w:szCs w:val="26"/>
+        </w:rPr>
+        <w:t>mạnh</w:t>
+      </w:r>
+      <w:proofErr w:type="spellEnd"/>
+      <w:r>
+        <w:rPr>
+          <w:rFonts w:cs="Times New Roman"/>
+          <w:sz w:val="26"/>
+          <w:szCs w:val="26"/>
+        </w:rPr>
+        <w:t xml:space="preserve"> </w:t>
+      </w:r>
+      <w:proofErr w:type="spellStart"/>
+      <w:r>
+        <w:rPr>
+          <w:rFonts w:cs="Times New Roman"/>
+          <w:sz w:val="26"/>
+          <w:szCs w:val="26"/>
+        </w:rPr>
+        <w:t>mật</w:t>
+      </w:r>
+      <w:proofErr w:type="spellEnd"/>
+      <w:r>
+        <w:rPr>
+          <w:rFonts w:cs="Times New Roman"/>
+          <w:sz w:val="26"/>
+          <w:szCs w:val="26"/>
+        </w:rPr>
+        <w:t xml:space="preserve"> </w:t>
+      </w:r>
+      <w:proofErr w:type="spellStart"/>
+      <w:r>
+        <w:rPr>
+          <w:rFonts w:cs="Times New Roman"/>
+          <w:sz w:val="26"/>
+          <w:szCs w:val="26"/>
+        </w:rPr>
+        <w:t>khẩu</w:t>
+      </w:r>
+      <w:proofErr w:type="spellEnd"/>
+      <w:r>
+        <w:rPr>
+          <w:rFonts w:cs="Times New Roman"/>
+          <w:sz w:val="26"/>
+          <w:szCs w:val="26"/>
+        </w:rPr>
+        <w:t>.</w:t>
       </w:r>
     </w:p>
     <w:p>
       <w:pPr>
-        <w:pStyle w:val="ListParagraph"/>
-        <w:numPr>
-          <w:ilvl w:val="0"/>
-          <w:numId w:val="27"/>
-        </w:numPr>
-        <w:spacing w:line="360" w:lineRule="auto"/>
-        <w:ind w:left="1080"/>
-        <w:jc w:val="both"/>
-        <w:rPr>
-          <w:rFonts w:cs="Times New Roman"/>
-          <w:sz w:val="26"/>
-          <w:szCs w:val="26"/>
-        </w:rPr>
-      </w:pPr>
-      <w:proofErr w:type="spellStart"/>
-      <w:r>
-        <w:rPr>
-          <w:rFonts w:cs="Times New Roman"/>
-          <w:sz w:val="26"/>
-          <w:szCs w:val="26"/>
-        </w:rPr>
-        <w:t>Kiểm</w:t>
-      </w:r>
-      <w:proofErr w:type="spellEnd"/>
-      <w:r>
-        <w:rPr>
-          <w:rFonts w:cs="Times New Roman"/>
-          <w:sz w:val="26"/>
-          <w:szCs w:val="26"/>
-        </w:rPr>
-        <w:t xml:space="preserve"> </w:t>
-      </w:r>
-      <w:proofErr w:type="spellStart"/>
-      <w:r>
-        <w:rPr>
-          <w:rFonts w:cs="Times New Roman"/>
-          <w:sz w:val="26"/>
-          <w:szCs w:val="26"/>
-        </w:rPr>
-        <w:t>tra</w:t>
-      </w:r>
-      <w:proofErr w:type="spellEnd"/>
-      <w:r>
-        <w:rPr>
-          <w:rFonts w:cs="Times New Roman"/>
-          <w:sz w:val="26"/>
-          <w:szCs w:val="26"/>
-        </w:rPr>
-        <w:t xml:space="preserve"> </w:t>
-      </w:r>
-      <w:proofErr w:type="spellStart"/>
-      <w:r>
-        <w:rPr>
-          <w:rFonts w:cs="Times New Roman"/>
-          <w:sz w:val="26"/>
-          <w:szCs w:val="26"/>
-        </w:rPr>
-        <w:t>ràng</w:t>
-      </w:r>
-      <w:proofErr w:type="spellEnd"/>
-      <w:r>
-        <w:rPr>
-          <w:rFonts w:cs="Times New Roman"/>
-          <w:sz w:val="26"/>
-          <w:szCs w:val="26"/>
-        </w:rPr>
-        <w:t xml:space="preserve"> </w:t>
-      </w:r>
-      <w:proofErr w:type="spellStart"/>
-      <w:r>
-        <w:rPr>
-          <w:rFonts w:cs="Times New Roman"/>
-          <w:sz w:val="26"/>
-          <w:szCs w:val="26"/>
-        </w:rPr>
-        <w:t>buộc</w:t>
-      </w:r>
-      <w:proofErr w:type="spellEnd"/>
-      <w:r>
-        <w:rPr>
-          <w:rFonts w:cs="Times New Roman"/>
-          <w:sz w:val="26"/>
-          <w:szCs w:val="26"/>
-        </w:rPr>
-        <w:t xml:space="preserve"> </w:t>
-      </w:r>
-      <w:proofErr w:type="spellStart"/>
-      <w:r>
-        <w:rPr>
-          <w:rFonts w:cs="Times New Roman"/>
-          <w:sz w:val="26"/>
-          <w:szCs w:val="26"/>
-        </w:rPr>
-        <w:t>trùng</w:t>
-      </w:r>
-      <w:proofErr w:type="spellEnd"/>
-      <w:r>
-        <w:rPr>
-          <w:rFonts w:cs="Times New Roman"/>
-          <w:sz w:val="26"/>
-          <w:szCs w:val="26"/>
-        </w:rPr>
-        <w:t xml:space="preserve"> </w:t>
-      </w:r>
-      <w:proofErr w:type="spellStart"/>
-      <w:r>
-        <w:rPr>
-          <w:rFonts w:cs="Times New Roman"/>
-          <w:sz w:val="26"/>
-          <w:szCs w:val="26"/>
-        </w:rPr>
-        <w:t>lặp</w:t>
-      </w:r>
-      <w:proofErr w:type="spellEnd"/>
-      <w:r>
-        <w:rPr>
-          <w:rFonts w:cs="Times New Roman"/>
-          <w:sz w:val="26"/>
-          <w:szCs w:val="26"/>
-        </w:rPr>
-        <w:t xml:space="preserve"> (Unique): </w:t>
-      </w:r>
-      <w:proofErr w:type="spellStart"/>
-      <w:r>
-        <w:rPr>
-          <w:rFonts w:cs="Times New Roman"/>
-          <w:sz w:val="26"/>
-          <w:szCs w:val="26"/>
-        </w:rPr>
-        <w:t>Không</w:t>
-      </w:r>
-      <w:proofErr w:type="spellEnd"/>
-      <w:r>
-        <w:rPr>
-          <w:rFonts w:cs="Times New Roman"/>
-          <w:sz w:val="26"/>
-          <w:szCs w:val="26"/>
-        </w:rPr>
-        <w:t xml:space="preserve"> </w:t>
-      </w:r>
-      <w:proofErr w:type="spellStart"/>
-      <w:r>
-        <w:rPr>
-          <w:rFonts w:cs="Times New Roman"/>
-          <w:sz w:val="26"/>
-          <w:szCs w:val="26"/>
-        </w:rPr>
-        <w:t>cho</w:t>
-      </w:r>
-      <w:proofErr w:type="spellEnd"/>
-      <w:r>
-        <w:rPr>
-          <w:rFonts w:cs="Times New Roman"/>
-          <w:sz w:val="26"/>
-          <w:szCs w:val="26"/>
-        </w:rPr>
-        <w:t xml:space="preserve"> </w:t>
-      </w:r>
-      <w:proofErr w:type="spellStart"/>
-      <w:r>
-        <w:rPr>
-          <w:rFonts w:cs="Times New Roman"/>
-          <w:sz w:val="26"/>
-          <w:szCs w:val="26"/>
-        </w:rPr>
-        <w:t>phép</w:t>
-      </w:r>
-      <w:proofErr w:type="spellEnd"/>
-      <w:r>
-        <w:rPr>
-          <w:rFonts w:cs="Times New Roman"/>
-          <w:sz w:val="26"/>
-          <w:szCs w:val="26"/>
-        </w:rPr>
-        <w:t xml:space="preserve"> </w:t>
-      </w:r>
-      <w:proofErr w:type="spellStart"/>
-      <w:r>
-        <w:rPr>
-          <w:rFonts w:cs="Times New Roman"/>
-          <w:sz w:val="26"/>
-          <w:szCs w:val="26"/>
-        </w:rPr>
-        <w:t>trùng</w:t>
-      </w:r>
-      <w:proofErr w:type="spellEnd"/>
-      <w:r>
-        <w:rPr>
-          <w:rFonts w:cs="Times New Roman"/>
-          <w:sz w:val="26"/>
-          <w:szCs w:val="26"/>
-        </w:rPr>
-        <w:t xml:space="preserve"> </w:t>
-      </w:r>
-      <w:proofErr w:type="spellStart"/>
-      <w:r>
-        <w:rPr>
-          <w:rFonts w:cs="Times New Roman"/>
-          <w:sz w:val="26"/>
-          <w:szCs w:val="26"/>
-        </w:rPr>
-        <w:t>Mã</w:t>
-      </w:r>
-      <w:proofErr w:type="spellEnd"/>
-      <w:r>
-        <w:rPr>
-          <w:rFonts w:cs="Times New Roman"/>
-          <w:sz w:val="26"/>
-          <w:szCs w:val="26"/>
-        </w:rPr>
-        <w:t xml:space="preserve"> KH </w:t>
-      </w:r>
-      <w:proofErr w:type="spellStart"/>
-      <w:r>
-        <w:rPr>
-          <w:rFonts w:cs="Times New Roman"/>
-          <w:sz w:val="26"/>
-          <w:szCs w:val="26"/>
-        </w:rPr>
-        <w:t>hoặc</w:t>
-      </w:r>
-      <w:proofErr w:type="spellEnd"/>
-      <w:r>
-        <w:rPr>
-          <w:rFonts w:cs="Times New Roman"/>
-          <w:sz w:val="26"/>
-          <w:szCs w:val="26"/>
-        </w:rPr>
-        <w:t xml:space="preserve"> Email </w:t>
-      </w:r>
-      <w:proofErr w:type="spellStart"/>
-      <w:r>
-        <w:rPr>
-          <w:rFonts w:cs="Times New Roman"/>
-          <w:sz w:val="26"/>
-          <w:szCs w:val="26"/>
-        </w:rPr>
-        <w:t>trong</w:t>
-      </w:r>
-      <w:proofErr w:type="spellEnd"/>
-      <w:r>
-        <w:rPr>
-          <w:rFonts w:cs="Times New Roman"/>
-          <w:sz w:val="26"/>
-          <w:szCs w:val="26"/>
-        </w:rPr>
-        <w:t xml:space="preserve"> Database.</w:t>
-      </w:r>
-    </w:p>
-    <w:p>
-      <w:pPr>
-        <w:pStyle w:val="ListParagraph"/>
-        <w:numPr>
-          <w:ilvl w:val="0"/>
-          <w:numId w:val="26"/>
-        </w:numPr>
         <w:spacing w:line="360" w:lineRule="auto"/>
         <w:jc w:val="both"/>
         <w:rPr>
           <w:rFonts w:cs="Times New Roman"/>
-          <w:sz w:val="26"/>
-          <w:szCs w:val="26"/>
-        </w:rPr>
-      </w:pPr>
-      <w:proofErr w:type="spellStart"/>
-      <w:r>
-        <w:rPr>
-          <w:rFonts w:cs="Times New Roman"/>
-          <w:sz w:val="26"/>
-          <w:szCs w:val="26"/>
-        </w:rPr>
-        <w:t>Luồng</w:t>
-      </w:r>
-      <w:proofErr w:type="spellEnd"/>
-      <w:r>
-        <w:rPr>
-          <w:rFonts w:cs="Times New Roman"/>
-          <w:sz w:val="26"/>
-          <w:szCs w:val="26"/>
-        </w:rPr>
-        <w:t xml:space="preserve"> </w:t>
-      </w:r>
-      <w:proofErr w:type="spellStart"/>
-      <w:r>
-        <w:rPr>
-          <w:rFonts w:cs="Times New Roman"/>
-          <w:sz w:val="26"/>
-          <w:szCs w:val="26"/>
-        </w:rPr>
-        <w:t>giao</w:t>
-      </w:r>
-      <w:proofErr w:type="spellEnd"/>
-      <w:r>
-        <w:rPr>
-          <w:rFonts w:cs="Times New Roman"/>
-          <w:sz w:val="26"/>
-          <w:szCs w:val="26"/>
-        </w:rPr>
-        <w:t xml:space="preserve"> </w:t>
-      </w:r>
-      <w:proofErr w:type="spellStart"/>
-      <w:r>
-        <w:rPr>
-          <w:rFonts w:cs="Times New Roman"/>
-          <w:sz w:val="26"/>
-          <w:szCs w:val="26"/>
-        </w:rPr>
-        <w:t>diện</w:t>
-      </w:r>
-      <w:proofErr w:type="spellEnd"/>
-      <w:r>
-        <w:rPr>
-          <w:rFonts w:cs="Times New Roman"/>
-          <w:sz w:val="26"/>
-          <w:szCs w:val="26"/>
-        </w:rPr>
-        <w:t xml:space="preserve"> (UI Flow):</w:t>
-      </w:r>
-    </w:p>
-    <w:p>
-      <w:pPr>
-        <w:pStyle w:val="ListParagraph"/>
-        <w:numPr>
-          <w:ilvl w:val="0"/>
-          <w:numId w:val="27"/>
-        </w:numPr>
-        <w:spacing w:line="360" w:lineRule="auto"/>
-        <w:ind w:left="1080"/>
-        <w:jc w:val="both"/>
-        <w:rPr>
-          <w:rFonts w:cs="Times New Roman"/>
-          <w:sz w:val="26"/>
-          <w:szCs w:val="26"/>
-        </w:rPr>
-      </w:pPr>
-      <w:r>
-        <w:rPr>
-          <w:rFonts w:cs="Times New Roman"/>
-          <w:sz w:val="26"/>
-          <w:szCs w:val="26"/>
-        </w:rPr>
-        <w:t xml:space="preserve">Thông </w:t>
-      </w:r>
-      <w:proofErr w:type="spellStart"/>
-      <w:r>
-        <w:rPr>
-          <w:rFonts w:cs="Times New Roman"/>
-          <w:sz w:val="26"/>
-          <w:szCs w:val="26"/>
-        </w:rPr>
-        <w:t>báo</w:t>
-      </w:r>
-      <w:proofErr w:type="spellEnd"/>
-      <w:r>
-        <w:rPr>
-          <w:rFonts w:cs="Times New Roman"/>
-          <w:sz w:val="26"/>
-          <w:szCs w:val="26"/>
-        </w:rPr>
-        <w:t xml:space="preserve"> </w:t>
-      </w:r>
-      <w:proofErr w:type="spellStart"/>
-      <w:r>
-        <w:rPr>
-          <w:rFonts w:cs="Times New Roman"/>
-          <w:sz w:val="26"/>
-          <w:szCs w:val="26"/>
-        </w:rPr>
-        <w:t>lỗi</w:t>
-      </w:r>
-      <w:proofErr w:type="spellEnd"/>
-      <w:r>
-        <w:rPr>
-          <w:rFonts w:cs="Times New Roman"/>
-          <w:sz w:val="26"/>
-          <w:szCs w:val="26"/>
-        </w:rPr>
-        <w:t xml:space="preserve"> </w:t>
-      </w:r>
-      <w:proofErr w:type="spellStart"/>
-      <w:r>
-        <w:rPr>
-          <w:rFonts w:cs="Times New Roman"/>
-          <w:sz w:val="26"/>
-          <w:szCs w:val="26"/>
-        </w:rPr>
-        <w:t>hiển</w:t>
-      </w:r>
-      <w:proofErr w:type="spellEnd"/>
-      <w:r>
-        <w:rPr>
-          <w:rFonts w:cs="Times New Roman"/>
-          <w:sz w:val="26"/>
-          <w:szCs w:val="26"/>
-        </w:rPr>
-        <w:t xml:space="preserve"> </w:t>
-      </w:r>
-      <w:proofErr w:type="spellStart"/>
-      <w:r>
-        <w:rPr>
-          <w:rFonts w:cs="Times New Roman"/>
-          <w:sz w:val="26"/>
-          <w:szCs w:val="26"/>
-        </w:rPr>
-        <w:t>thị</w:t>
-      </w:r>
-      <w:proofErr w:type="spellEnd"/>
-      <w:r>
-        <w:rPr>
-          <w:rFonts w:cs="Times New Roman"/>
-          <w:sz w:val="26"/>
-          <w:szCs w:val="26"/>
-        </w:rPr>
-        <w:t xml:space="preserve"> </w:t>
-      </w:r>
-      <w:proofErr w:type="spellStart"/>
-      <w:r>
-        <w:rPr>
-          <w:rFonts w:cs="Times New Roman"/>
-          <w:sz w:val="26"/>
-          <w:szCs w:val="26"/>
-        </w:rPr>
-        <w:t>đúng</w:t>
-      </w:r>
-      <w:proofErr w:type="spellEnd"/>
-      <w:r>
-        <w:rPr>
-          <w:rFonts w:cs="Times New Roman"/>
-          <w:sz w:val="26"/>
-          <w:szCs w:val="26"/>
-        </w:rPr>
-        <w:t xml:space="preserve"> </w:t>
-      </w:r>
-      <w:proofErr w:type="spellStart"/>
-      <w:r>
-        <w:rPr>
-          <w:rFonts w:cs="Times New Roman"/>
-          <w:sz w:val="26"/>
-          <w:szCs w:val="26"/>
-        </w:rPr>
-        <w:t>khi</w:t>
-      </w:r>
-      <w:proofErr w:type="spellEnd"/>
-      <w:r>
-        <w:rPr>
-          <w:rFonts w:cs="Times New Roman"/>
-          <w:sz w:val="26"/>
-          <w:szCs w:val="26"/>
-        </w:rPr>
-        <w:t xml:space="preserve"> </w:t>
-      </w:r>
-      <w:proofErr w:type="spellStart"/>
-      <w:r>
-        <w:rPr>
-          <w:rFonts w:cs="Times New Roman"/>
-          <w:sz w:val="26"/>
-          <w:szCs w:val="26"/>
-        </w:rPr>
-        <w:t>nhập</w:t>
-      </w:r>
-      <w:proofErr w:type="spellEnd"/>
-      <w:r>
-        <w:rPr>
-          <w:rFonts w:cs="Times New Roman"/>
-          <w:sz w:val="26"/>
-          <w:szCs w:val="26"/>
-        </w:rPr>
-        <w:t xml:space="preserve"> </w:t>
-      </w:r>
-      <w:proofErr w:type="spellStart"/>
-      <w:r>
-        <w:rPr>
-          <w:rFonts w:cs="Times New Roman"/>
-          <w:sz w:val="26"/>
-          <w:szCs w:val="26"/>
-        </w:rPr>
-        <w:t>sai</w:t>
-      </w:r>
-      <w:proofErr w:type="spellEnd"/>
-      <w:r>
-        <w:rPr>
-          <w:rFonts w:cs="Times New Roman"/>
-          <w:sz w:val="26"/>
-          <w:szCs w:val="26"/>
-        </w:rPr>
-        <w:t>.</w:t>
-      </w:r>
-    </w:p>
-    <w:p>
-      <w:pPr>
-        <w:pStyle w:val="ListParagraph"/>
-        <w:numPr>
-          <w:ilvl w:val="0"/>
-          <w:numId w:val="27"/>
-        </w:numPr>
-        <w:spacing w:line="360" w:lineRule="auto"/>
-        <w:ind w:left="1080"/>
-        <w:jc w:val="both"/>
-        <w:rPr>
-          <w:rFonts w:cs="Times New Roman"/>
-          <w:sz w:val="26"/>
-          <w:szCs w:val="26"/>
-        </w:rPr>
-      </w:pPr>
-      <w:proofErr w:type="spellStart"/>
-      <w:r>
-        <w:rPr>
-          <w:rFonts w:cs="Times New Roman"/>
-          <w:sz w:val="26"/>
-          <w:szCs w:val="26"/>
-        </w:rPr>
-        <w:t>Nút</w:t>
-      </w:r>
-      <w:proofErr w:type="spellEnd"/>
-      <w:r>
-        <w:rPr>
-          <w:rFonts w:cs="Times New Roman"/>
-          <w:sz w:val="26"/>
-          <w:szCs w:val="26"/>
-        </w:rPr>
-        <w:t xml:space="preserve"> "</w:t>
-      </w:r>
-      <w:proofErr w:type="spellStart"/>
-      <w:r>
-        <w:rPr>
-          <w:rFonts w:cs="Times New Roman"/>
-          <w:sz w:val="26"/>
-          <w:szCs w:val="26"/>
-        </w:rPr>
-        <w:t>Nhập</w:t>
-      </w:r>
-      <w:proofErr w:type="spellEnd"/>
-      <w:r>
-        <w:rPr>
-          <w:rFonts w:cs="Times New Roman"/>
-          <w:sz w:val="26"/>
-          <w:szCs w:val="26"/>
-        </w:rPr>
-        <w:t xml:space="preserve"> </w:t>
-      </w:r>
-      <w:proofErr w:type="spellStart"/>
-      <w:r>
-        <w:rPr>
-          <w:rFonts w:cs="Times New Roman"/>
-          <w:sz w:val="26"/>
-          <w:szCs w:val="26"/>
-        </w:rPr>
-        <w:t>lại</w:t>
-      </w:r>
-      <w:proofErr w:type="spellEnd"/>
-      <w:r>
-        <w:rPr>
-          <w:rFonts w:cs="Times New Roman"/>
-          <w:sz w:val="26"/>
-          <w:szCs w:val="26"/>
-        </w:rPr>
-        <w:t xml:space="preserve">" (Reset) </w:t>
-      </w:r>
-      <w:proofErr w:type="spellStart"/>
-      <w:r>
-        <w:rPr>
-          <w:rFonts w:cs="Times New Roman"/>
-          <w:sz w:val="26"/>
-          <w:szCs w:val="26"/>
-        </w:rPr>
-        <w:t>xóa</w:t>
-      </w:r>
-      <w:proofErr w:type="spellEnd"/>
-      <w:r>
-        <w:rPr>
-          <w:rFonts w:cs="Times New Roman"/>
-          <w:sz w:val="26"/>
-          <w:szCs w:val="26"/>
-        </w:rPr>
-        <w:t xml:space="preserve"> </w:t>
-      </w:r>
-      <w:proofErr w:type="spellStart"/>
-      <w:r>
-        <w:rPr>
-          <w:rFonts w:cs="Times New Roman"/>
-          <w:sz w:val="26"/>
-          <w:szCs w:val="26"/>
-        </w:rPr>
-        <w:t>trắng</w:t>
-      </w:r>
-      <w:proofErr w:type="spellEnd"/>
-      <w:r>
-        <w:rPr>
-          <w:rFonts w:cs="Times New Roman"/>
-          <w:sz w:val="26"/>
-          <w:szCs w:val="26"/>
-        </w:rPr>
-        <w:t xml:space="preserve"> </w:t>
-      </w:r>
-      <w:proofErr w:type="spellStart"/>
-      <w:r>
-        <w:rPr>
-          <w:rFonts w:cs="Times New Roman"/>
-          <w:sz w:val="26"/>
-          <w:szCs w:val="26"/>
-        </w:rPr>
-        <w:t>các</w:t>
-      </w:r>
-      <w:proofErr w:type="spellEnd"/>
-      <w:r>
-        <w:rPr>
-          <w:rFonts w:cs="Times New Roman"/>
-          <w:sz w:val="26"/>
-          <w:szCs w:val="26"/>
-        </w:rPr>
-        <w:t xml:space="preserve"> </w:t>
-      </w:r>
-      <w:proofErr w:type="spellStart"/>
-      <w:r>
-        <w:rPr>
-          <w:rFonts w:cs="Times New Roman"/>
-          <w:sz w:val="26"/>
-          <w:szCs w:val="26"/>
-        </w:rPr>
-        <w:t>trường</w:t>
-      </w:r>
-      <w:proofErr w:type="spellEnd"/>
-      <w:r>
-        <w:rPr>
-          <w:rFonts w:cs="Times New Roman"/>
-          <w:sz w:val="26"/>
-          <w:szCs w:val="26"/>
-        </w:rPr>
-        <w:t xml:space="preserve"> </w:t>
-      </w:r>
-      <w:proofErr w:type="spellStart"/>
-      <w:r>
-        <w:rPr>
-          <w:rFonts w:cs="Times New Roman"/>
-          <w:sz w:val="26"/>
-          <w:szCs w:val="26"/>
-        </w:rPr>
-        <w:t>thông</w:t>
-      </w:r>
-      <w:proofErr w:type="spellEnd"/>
-      <w:r>
-        <w:rPr>
-          <w:rFonts w:cs="Times New Roman"/>
-          <w:sz w:val="26"/>
-          <w:szCs w:val="26"/>
-        </w:rPr>
-        <w:t xml:space="preserve"> tin.</w:t>
-      </w:r>
-    </w:p>
-    <w:p>
-      <w:pPr>
-        <w:spacing w:line="360" w:lineRule="auto"/>
-        <w:jc w:val="both"/>
-        <w:rPr>
-          <w:rFonts w:cs="Times New Roman"/>
-          <w:b/>
-          <w:bCs/>
-          <w:sz w:val="26"/>
-          <w:szCs w:val="26"/>
-        </w:rPr>
-      </w:pPr>
-      <w:r>
-        <w:rPr>
-          <w:rFonts w:cs="Times New Roman"/>
-          <w:b/>
-          <w:bCs/>
-          <w:sz w:val="26"/>
-          <w:szCs w:val="26"/>
-        </w:rPr>
-        <w:br w:type="page"/>
-      </w:r>
-    </w:p>
-    <w:p>
-      <w:pPr>
-        <w:spacing w:line="360" w:lineRule="auto"/>
-        <w:jc w:val="both"/>
-        <w:rPr>
-          <w:rFonts w:cs="Times New Roman"/>
-          <w:b/>
-          <w:bCs/>
-          <w:sz w:val="26"/>
-          <w:szCs w:val="26"/>
-        </w:rPr>
-      </w:pPr>
-      <w:r>
-        <w:rPr>
-          <w:rFonts w:cs="Times New Roman"/>
-          <w:b/>
-          <w:bCs/>
-          <w:sz w:val="26"/>
-          <w:szCs w:val="26"/>
-        </w:rPr>
-        <w:lastRenderedPageBreak/>
+          <w:b/>
+          <w:bCs/>
+          <w:sz w:val="26"/>
+          <w:szCs w:val="26"/>
+        </w:rPr>
+      </w:pPr>
+      <w:r>
+        <w:rPr>
+          <w:rFonts w:cs="Times New Roman"/>
+          <w:b/>
+          <w:bCs/>
+          <w:sz w:val="26"/>
+          <w:szCs w:val="26"/>
+        </w:rPr>
         <w:t xml:space="preserve">4. </w:t>
       </w:r>
       <w:r>
@@ -6895,126 +5375,210 @@
     </w:p>
     <w:p>
       <w:pPr>
+        <w:pStyle w:val="NormalWeb"/>
+        <w:numPr>
+          <w:ilvl w:val="0"/>
+          <w:numId w:val="28"/>
+        </w:numPr>
         <w:spacing w:line="360" w:lineRule="auto"/>
         <w:jc w:val="both"/>
         <w:rPr>
-          <w:rFonts w:cs="Times New Roman"/>
-          <w:b/>
-          <w:bCs/>
-          <w:sz w:val="26"/>
-          <w:szCs w:val="26"/>
-        </w:rPr>
-      </w:pPr>
-      <w:r>
-        <w:rPr>
-          <w:rFonts w:cs="Times New Roman"/>
-          <w:b/>
-          <w:bCs/>
-          <w:sz w:val="26"/>
-          <w:szCs w:val="26"/>
-        </w:rPr>
-        <w:t xml:space="preserve">5. Các </w:t>
-      </w:r>
-      <w:proofErr w:type="spellStart"/>
-      <w:r>
-        <w:rPr>
-          <w:rFonts w:cs="Times New Roman"/>
-          <w:b/>
-          <w:bCs/>
-          <w:sz w:val="26"/>
-          <w:szCs w:val="26"/>
-        </w:rPr>
-        <w:t>đầu</w:t>
-      </w:r>
-      <w:proofErr w:type="spellEnd"/>
-      <w:r>
-        <w:rPr>
-          <w:rFonts w:cs="Times New Roman"/>
-          <w:b/>
-          <w:bCs/>
-          <w:sz w:val="26"/>
-          <w:szCs w:val="26"/>
-        </w:rPr>
-        <w:t xml:space="preserve"> </w:t>
-      </w:r>
-      <w:proofErr w:type="spellStart"/>
-      <w:r>
-        <w:rPr>
-          <w:rFonts w:cs="Times New Roman"/>
-          <w:b/>
-          <w:bCs/>
-          <w:sz w:val="26"/>
-          <w:szCs w:val="26"/>
-        </w:rPr>
-        <w:t>ra</w:t>
-      </w:r>
-      <w:proofErr w:type="spellEnd"/>
-      <w:r>
-        <w:rPr>
-          <w:rFonts w:cs="Times New Roman"/>
-          <w:b/>
-          <w:bCs/>
-          <w:sz w:val="26"/>
-          <w:szCs w:val="26"/>
-        </w:rPr>
-        <w:t xml:space="preserve"> </w:t>
-      </w:r>
-      <w:proofErr w:type="spellStart"/>
-      <w:r>
-        <w:rPr>
-          <w:rFonts w:cs="Times New Roman"/>
-          <w:b/>
-          <w:bCs/>
-          <w:sz w:val="26"/>
-          <w:szCs w:val="26"/>
-        </w:rPr>
-        <w:t>của</w:t>
-      </w:r>
-      <w:proofErr w:type="spellEnd"/>
-      <w:r>
-        <w:rPr>
-          <w:rFonts w:cs="Times New Roman"/>
-          <w:b/>
-          <w:bCs/>
-          <w:sz w:val="26"/>
-          <w:szCs w:val="26"/>
-        </w:rPr>
-        <w:t xml:space="preserve"> </w:t>
-      </w:r>
-      <w:proofErr w:type="spellStart"/>
-      <w:r>
-        <w:rPr>
-          <w:rFonts w:cs="Times New Roman"/>
-          <w:b/>
-          <w:bCs/>
-          <w:sz w:val="26"/>
-          <w:szCs w:val="26"/>
-        </w:rPr>
-        <w:t>kiểm</w:t>
-      </w:r>
-      <w:proofErr w:type="spellEnd"/>
-      <w:r>
-        <w:rPr>
-          <w:rFonts w:cs="Times New Roman"/>
-          <w:b/>
-          <w:bCs/>
-          <w:sz w:val="26"/>
-          <w:szCs w:val="26"/>
-        </w:rPr>
-        <w:t xml:space="preserve"> </w:t>
-      </w:r>
-      <w:proofErr w:type="spellStart"/>
-      <w:r>
-        <w:rPr>
-          <w:rFonts w:cs="Times New Roman"/>
-          <w:b/>
-          <w:bCs/>
+          <w:sz w:val="26"/>
+          <w:szCs w:val="26"/>
+        </w:rPr>
+      </w:pPr>
+      <w:proofErr w:type="spellStart"/>
+      <w:r>
+        <w:rPr>
+          <w:sz w:val="26"/>
+          <w:szCs w:val="26"/>
+        </w:rPr>
+        <w:t>Kiểm</w:t>
+      </w:r>
+      <w:proofErr w:type="spellEnd"/>
+      <w:r>
+        <w:rPr>
+          <w:sz w:val="26"/>
+          <w:szCs w:val="26"/>
+        </w:rPr>
+        <w:t xml:space="preserve"> </w:t>
+      </w:r>
+      <w:proofErr w:type="spellStart"/>
+      <w:r>
+        <w:rPr>
           <w:sz w:val="26"/>
           <w:szCs w:val="26"/>
         </w:rPr>
         <w:t>thử</w:t>
       </w:r>
       <w:proofErr w:type="spellEnd"/>
+      <w:r>
+        <w:rPr>
+          <w:sz w:val="26"/>
+          <w:szCs w:val="26"/>
+        </w:rPr>
+        <w:t xml:space="preserve"> </w:t>
+      </w:r>
+      <w:proofErr w:type="spellStart"/>
+      <w:r>
+        <w:rPr>
+          <w:sz w:val="26"/>
+          <w:szCs w:val="26"/>
+        </w:rPr>
+        <w:t>bảo</w:t>
+      </w:r>
+      <w:proofErr w:type="spellEnd"/>
+      <w:r>
+        <w:rPr>
+          <w:sz w:val="26"/>
+          <w:szCs w:val="26"/>
+        </w:rPr>
+        <w:t xml:space="preserve"> </w:t>
+      </w:r>
+      <w:proofErr w:type="spellStart"/>
+      <w:r>
+        <w:rPr>
+          <w:sz w:val="26"/>
+          <w:szCs w:val="26"/>
+        </w:rPr>
+        <w:t>mật</w:t>
+      </w:r>
+      <w:proofErr w:type="spellEnd"/>
+      <w:r>
+        <w:rPr>
+          <w:sz w:val="26"/>
+          <w:szCs w:val="26"/>
+        </w:rPr>
+        <w:t xml:space="preserve"> (Security Testing): </w:t>
+      </w:r>
+      <w:proofErr w:type="spellStart"/>
+      <w:r>
+        <w:rPr>
+          <w:sz w:val="26"/>
+          <w:szCs w:val="26"/>
+        </w:rPr>
+        <w:t>Giả</w:t>
+      </w:r>
+      <w:proofErr w:type="spellEnd"/>
+      <w:r>
+        <w:rPr>
+          <w:sz w:val="26"/>
+          <w:szCs w:val="26"/>
+        </w:rPr>
+        <w:t xml:space="preserve"> </w:t>
+      </w:r>
+      <w:proofErr w:type="spellStart"/>
+      <w:r>
+        <w:rPr>
+          <w:sz w:val="26"/>
+          <w:szCs w:val="26"/>
+        </w:rPr>
+        <w:t>lập</w:t>
+      </w:r>
+      <w:proofErr w:type="spellEnd"/>
+      <w:r>
+        <w:rPr>
+          <w:sz w:val="26"/>
+          <w:szCs w:val="26"/>
+        </w:rPr>
+        <w:t xml:space="preserve"> </w:t>
+      </w:r>
+      <w:proofErr w:type="spellStart"/>
+      <w:r>
+        <w:rPr>
+          <w:sz w:val="26"/>
+          <w:szCs w:val="26"/>
+        </w:rPr>
+        <w:t>tấn</w:t>
+      </w:r>
+      <w:proofErr w:type="spellEnd"/>
+      <w:r>
+        <w:rPr>
+          <w:sz w:val="26"/>
+          <w:szCs w:val="26"/>
+        </w:rPr>
+        <w:t xml:space="preserve"> </w:t>
+      </w:r>
+      <w:proofErr w:type="spellStart"/>
+      <w:r>
+        <w:rPr>
+          <w:sz w:val="26"/>
+          <w:szCs w:val="26"/>
+        </w:rPr>
+        <w:t>công</w:t>
+      </w:r>
+      <w:proofErr w:type="spellEnd"/>
+      <w:r>
+        <w:rPr>
+          <w:sz w:val="26"/>
+          <w:szCs w:val="26"/>
+        </w:rPr>
+        <w:t xml:space="preserve"> XSS </w:t>
+      </w:r>
+      <w:proofErr w:type="spellStart"/>
+      <w:r>
+        <w:rPr>
+          <w:sz w:val="26"/>
+          <w:szCs w:val="26"/>
+        </w:rPr>
+        <w:t>vào</w:t>
+      </w:r>
+      <w:proofErr w:type="spellEnd"/>
+      <w:r>
+        <w:rPr>
+          <w:sz w:val="26"/>
+          <w:szCs w:val="26"/>
+        </w:rPr>
+        <w:t xml:space="preserve"> </w:t>
+      </w:r>
+      <w:proofErr w:type="spellStart"/>
+      <w:r>
+        <w:rPr>
+          <w:sz w:val="26"/>
+          <w:szCs w:val="26"/>
+        </w:rPr>
+        <w:t>các</w:t>
+      </w:r>
+      <w:proofErr w:type="spellEnd"/>
+      <w:r>
+        <w:rPr>
+          <w:sz w:val="26"/>
+          <w:szCs w:val="26"/>
+        </w:rPr>
+        <w:t xml:space="preserve"> ô </w:t>
+      </w:r>
+      <w:proofErr w:type="spellStart"/>
+      <w:r>
+        <w:rPr>
+          <w:sz w:val="26"/>
+          <w:szCs w:val="26"/>
+        </w:rPr>
+        <w:t>nhập</w:t>
+      </w:r>
+      <w:proofErr w:type="spellEnd"/>
+      <w:r>
+        <w:rPr>
+          <w:sz w:val="26"/>
+          <w:szCs w:val="26"/>
+        </w:rPr>
+        <w:t xml:space="preserve"> </w:t>
+      </w:r>
+      <w:proofErr w:type="spellStart"/>
+      <w:r>
+        <w:rPr>
+          <w:sz w:val="26"/>
+          <w:szCs w:val="26"/>
+        </w:rPr>
+        <w:t>liệu</w:t>
+      </w:r>
+      <w:proofErr w:type="spellEnd"/>
+      <w:r>
+        <w:rPr>
+          <w:sz w:val="26"/>
+          <w:szCs w:val="26"/>
+        </w:rPr>
+        <w:t>.</w:t>
+      </w:r>
     </w:p>
     <w:p>
       <w:pPr>
@@ -7022,53 +5586,130 @@
         <w:jc w:val="both"/>
         <w:rPr>
           <w:rFonts w:cs="Times New Roman"/>
-          <w:sz w:val="26"/>
-          <w:szCs w:val="26"/>
-        </w:rPr>
-      </w:pPr>
-      <w:r>
-        <w:rPr>
-          <w:rFonts w:cs="Times New Roman"/>
-          <w:b/>
-          <w:bCs/>
-          <w:sz w:val="26"/>
-          <w:szCs w:val="26"/>
-        </w:rPr>
-        <w:t xml:space="preserve">a. </w:t>
-      </w:r>
-      <w:proofErr w:type="spellStart"/>
-      <w:r>
-        <w:rPr>
-          <w:rFonts w:cs="Times New Roman"/>
-          <w:b/>
-          <w:bCs/>
-          <w:sz w:val="26"/>
-          <w:szCs w:val="26"/>
-        </w:rPr>
-        <w:t>Bộ</w:t>
-      </w:r>
-      <w:proofErr w:type="spellEnd"/>
-      <w:r>
-        <w:rPr>
-          <w:rFonts w:cs="Times New Roman"/>
-          <w:b/>
-          <w:bCs/>
-          <w:sz w:val="26"/>
-          <w:szCs w:val="26"/>
-        </w:rPr>
-        <w:t xml:space="preserve"> Test Case (Excel/Word):</w:t>
-      </w:r>
-      <w:r>
-        <w:rPr>
-          <w:rFonts w:cs="Times New Roman"/>
-          <w:sz w:val="26"/>
-          <w:szCs w:val="26"/>
-        </w:rPr>
-        <w:t xml:space="preserve"> </w:t>
-      </w:r>
+          <w:b/>
+          <w:bCs/>
+          <w:sz w:val="26"/>
+          <w:szCs w:val="26"/>
+        </w:rPr>
+      </w:pPr>
+      <w:r>
+        <w:rPr>
+          <w:rFonts w:cs="Times New Roman"/>
+          <w:b/>
+          <w:bCs/>
+          <w:sz w:val="26"/>
+          <w:szCs w:val="26"/>
+        </w:rPr>
+        <w:t xml:space="preserve">5. Các </w:t>
+      </w:r>
+      <w:proofErr w:type="spellStart"/>
+      <w:r>
+        <w:rPr>
+          <w:rFonts w:cs="Times New Roman"/>
+          <w:b/>
+          <w:bCs/>
+          <w:sz w:val="26"/>
+          <w:szCs w:val="26"/>
+        </w:rPr>
+        <w:t>đầu</w:t>
+      </w:r>
+      <w:proofErr w:type="spellEnd"/>
+      <w:r>
+        <w:rPr>
+          <w:rFonts w:cs="Times New Roman"/>
+          <w:b/>
+          <w:bCs/>
+          <w:sz w:val="26"/>
+          <w:szCs w:val="26"/>
+        </w:rPr>
+        <w:t xml:space="preserve"> </w:t>
+      </w:r>
+      <w:proofErr w:type="spellStart"/>
+      <w:r>
+        <w:rPr>
+          <w:rFonts w:cs="Times New Roman"/>
+          <w:b/>
+          <w:bCs/>
+          <w:sz w:val="26"/>
+          <w:szCs w:val="26"/>
+        </w:rPr>
+        <w:t>ra</w:t>
+      </w:r>
+      <w:proofErr w:type="spellEnd"/>
+      <w:r>
+        <w:rPr>
+          <w:rFonts w:cs="Times New Roman"/>
+          <w:b/>
+          <w:bCs/>
+          <w:sz w:val="26"/>
+          <w:szCs w:val="26"/>
+        </w:rPr>
+        <w:t xml:space="preserve"> </w:t>
+      </w:r>
+      <w:proofErr w:type="spellStart"/>
+      <w:r>
+        <w:rPr>
+          <w:rFonts w:cs="Times New Roman"/>
+          <w:b/>
+          <w:bCs/>
+          <w:sz w:val="26"/>
+          <w:szCs w:val="26"/>
+        </w:rPr>
+        <w:t>của</w:t>
+      </w:r>
+      <w:proofErr w:type="spellEnd"/>
+      <w:r>
+        <w:rPr>
+          <w:rFonts w:cs="Times New Roman"/>
+          <w:b/>
+          <w:bCs/>
+          <w:sz w:val="26"/>
+          <w:szCs w:val="26"/>
+        </w:rPr>
+        <w:t xml:space="preserve"> </w:t>
+      </w:r>
+      <w:proofErr w:type="spellStart"/>
+      <w:r>
+        <w:rPr>
+          <w:rFonts w:cs="Times New Roman"/>
+          <w:b/>
+          <w:bCs/>
+          <w:sz w:val="26"/>
+          <w:szCs w:val="26"/>
+        </w:rPr>
+        <w:t>kiểm</w:t>
+      </w:r>
+      <w:proofErr w:type="spellEnd"/>
+      <w:r>
+        <w:rPr>
+          <w:rFonts w:cs="Times New Roman"/>
+          <w:b/>
+          <w:bCs/>
+          <w:sz w:val="26"/>
+          <w:szCs w:val="26"/>
+        </w:rPr>
+        <w:t xml:space="preserve"> </w:t>
+      </w:r>
+      <w:proofErr w:type="spellStart"/>
+      <w:r>
+        <w:rPr>
+          <w:rFonts w:cs="Times New Roman"/>
+          <w:b/>
+          <w:bCs/>
+          <w:sz w:val="26"/>
+          <w:szCs w:val="26"/>
+        </w:rPr>
+        <w:t>thử</w:t>
+      </w:r>
+      <w:proofErr w:type="spellEnd"/>
     </w:p>
     <w:p>
       <w:pPr>
+        <w:pStyle w:val="ListParagraph"/>
+        <w:numPr>
+          <w:ilvl w:val="0"/>
+          <w:numId w:val="36"/>
+        </w:numPr>
         <w:spacing w:line="360" w:lineRule="auto"/>
         <w:jc w:val="both"/>
         <w:rPr>
@@ -7077,76 +5718,32 @@
           <w:szCs w:val="26"/>
         </w:rPr>
       </w:pPr>
-      <w:r>
-        <w:rPr>
-          <w:rFonts w:cs="Times New Roman"/>
-          <w:sz w:val="26"/>
-          <w:szCs w:val="26"/>
-        </w:rPr>
-        <w:t xml:space="preserve">Danh </w:t>
-      </w:r>
-      <w:proofErr w:type="spellStart"/>
-      <w:r>
-        <w:rPr>
-          <w:rFonts w:cs="Times New Roman"/>
-          <w:sz w:val="26"/>
-          <w:szCs w:val="26"/>
-        </w:rPr>
-        <w:t>sách</w:t>
-      </w:r>
-      <w:proofErr w:type="spellEnd"/>
-      <w:r>
-        <w:rPr>
-          <w:rFonts w:cs="Times New Roman"/>
-          <w:sz w:val="26"/>
-          <w:szCs w:val="26"/>
-        </w:rPr>
-        <w:t xml:space="preserve"> chi </w:t>
-      </w:r>
-      <w:proofErr w:type="spellStart"/>
-      <w:r>
-        <w:rPr>
-          <w:rFonts w:cs="Times New Roman"/>
-          <w:sz w:val="26"/>
-          <w:szCs w:val="26"/>
-        </w:rPr>
-        <w:t>tiết</w:t>
-      </w:r>
-      <w:proofErr w:type="spellEnd"/>
-      <w:r>
-        <w:rPr>
-          <w:rFonts w:cs="Times New Roman"/>
-          <w:sz w:val="26"/>
-          <w:szCs w:val="26"/>
-        </w:rPr>
-        <w:t xml:space="preserve"> 30 </w:t>
-      </w:r>
-      <w:proofErr w:type="spellStart"/>
-      <w:r>
-        <w:rPr>
-          <w:rFonts w:cs="Times New Roman"/>
-          <w:sz w:val="26"/>
-          <w:szCs w:val="26"/>
-        </w:rPr>
-        <w:t>trường</w:t>
-      </w:r>
-      <w:proofErr w:type="spellEnd"/>
-      <w:r>
-        <w:rPr>
-          <w:rFonts w:cs="Times New Roman"/>
-          <w:sz w:val="26"/>
-          <w:szCs w:val="26"/>
-        </w:rPr>
-        <w:t xml:space="preserve"> </w:t>
-      </w:r>
-      <w:proofErr w:type="spellStart"/>
-      <w:r>
-        <w:rPr>
-          <w:rFonts w:cs="Times New Roman"/>
-          <w:sz w:val="26"/>
-          <w:szCs w:val="26"/>
-        </w:rPr>
-        <w:t>hợp</w:t>
+      <w:proofErr w:type="spellStart"/>
+      <w:r>
+        <w:rPr>
+          <w:rFonts w:cs="Times New Roman"/>
+          <w:sz w:val="26"/>
+          <w:szCs w:val="26"/>
+        </w:rPr>
+        <w:t>Kế</w:t>
+      </w:r>
+      <w:proofErr w:type="spellEnd"/>
+      <w:r>
+        <w:rPr>
+          <w:rFonts w:cs="Times New Roman"/>
+          <w:sz w:val="26"/>
+          <w:szCs w:val="26"/>
+        </w:rPr>
+        <w:t xml:space="preserve"> </w:t>
+      </w:r>
+      <w:proofErr w:type="spellStart"/>
+      <w:r>
+        <w:rPr>
+          <w:rFonts w:cs="Times New Roman"/>
+          <w:sz w:val="26"/>
+          <w:szCs w:val="26"/>
+        </w:rPr>
+        <w:t>hoạch</w:t>
       </w:r>
       <w:proofErr w:type="spellEnd"/>
       <w:r>
@@ -7191,70 +5788,34 @@
           <w:sz w:val="26"/>
           <w:szCs w:val="26"/>
         </w:rPr>
-        <w:t xml:space="preserve"> bao </w:t>
-      </w:r>
-      <w:proofErr w:type="spellStart"/>
-      <w:r>
-        <w:rPr>
-          <w:rFonts w:cs="Times New Roman"/>
-          <w:sz w:val="26"/>
-          <w:szCs w:val="26"/>
-        </w:rPr>
-        <w:t>phủ</w:t>
-      </w:r>
-      <w:proofErr w:type="spellEnd"/>
-      <w:r>
-        <w:rPr>
-          <w:rFonts w:cs="Times New Roman"/>
-          <w:sz w:val="26"/>
-          <w:szCs w:val="26"/>
-        </w:rPr>
-        <w:t xml:space="preserve"> </w:t>
-      </w:r>
-      <w:proofErr w:type="spellStart"/>
-      <w:r>
-        <w:rPr>
-          <w:rFonts w:cs="Times New Roman"/>
-          <w:sz w:val="26"/>
-          <w:szCs w:val="26"/>
-        </w:rPr>
-        <w:t>các</w:t>
-      </w:r>
-      <w:proofErr w:type="spellEnd"/>
-      <w:r>
-        <w:rPr>
-          <w:rFonts w:cs="Times New Roman"/>
-          <w:sz w:val="26"/>
-          <w:szCs w:val="26"/>
-        </w:rPr>
-        <w:t xml:space="preserve"> </w:t>
-      </w:r>
-      <w:proofErr w:type="spellStart"/>
-      <w:r>
-        <w:rPr>
-          <w:rFonts w:cs="Times New Roman"/>
-          <w:sz w:val="26"/>
-          <w:szCs w:val="26"/>
-        </w:rPr>
-        <w:t>tình</w:t>
-      </w:r>
-      <w:proofErr w:type="spellEnd"/>
-      <w:r>
-        <w:rPr>
-          <w:rFonts w:cs="Times New Roman"/>
-          <w:sz w:val="26"/>
-          <w:szCs w:val="26"/>
-        </w:rPr>
-        <w:t xml:space="preserve"> </w:t>
-      </w:r>
-      <w:proofErr w:type="spellStart"/>
-      <w:r>
-        <w:rPr>
-          <w:rFonts w:cs="Times New Roman"/>
-          <w:sz w:val="26"/>
-          <w:szCs w:val="26"/>
-        </w:rPr>
-        <w:t>huống</w:t>
+        <w:t xml:space="preserve"> (Test Plan): Tài </w:t>
+      </w:r>
+      <w:proofErr w:type="spellStart"/>
+      <w:r>
+        <w:rPr>
+          <w:rFonts w:cs="Times New Roman"/>
+          <w:sz w:val="26"/>
+          <w:szCs w:val="26"/>
+        </w:rPr>
+        <w:t>liệu</w:t>
+      </w:r>
+      <w:proofErr w:type="spellEnd"/>
+      <w:r>
+        <w:rPr>
+          <w:rFonts w:cs="Times New Roman"/>
+          <w:sz w:val="26"/>
+          <w:szCs w:val="26"/>
+        </w:rPr>
+        <w:t xml:space="preserve"> </w:t>
+      </w:r>
+      <w:proofErr w:type="spellStart"/>
+      <w:r>
+        <w:rPr>
+          <w:rFonts w:cs="Times New Roman"/>
+          <w:sz w:val="26"/>
+          <w:szCs w:val="26"/>
+        </w:rPr>
+        <w:t>này</w:t>
       </w:r>
       <w:proofErr w:type="spellEnd"/>
       <w:r>
@@ -7268,6 +5829,11 @@
     </w:p>
     <w:p>
       <w:pPr>
+        <w:pStyle w:val="ListParagraph"/>
+        <w:numPr>
+          <w:ilvl w:val="0"/>
+          <w:numId w:val="36"/>
+        </w:numPr>
         <w:spacing w:line="360" w:lineRule="auto"/>
         <w:jc w:val="both"/>
         <w:rPr>
@@ -7276,71 +5842,104 @@
           <w:szCs w:val="26"/>
         </w:rPr>
       </w:pPr>
-      <w:r>
-        <w:rPr>
-          <w:rFonts w:cs="Times New Roman"/>
-          <w:b/>
-          <w:bCs/>
-          <w:sz w:val="26"/>
-          <w:szCs w:val="26"/>
-        </w:rPr>
-        <w:t xml:space="preserve">b. </w:t>
-      </w:r>
-      <w:proofErr w:type="spellStart"/>
-      <w:r>
-        <w:rPr>
-          <w:rFonts w:cs="Times New Roman"/>
-          <w:b/>
-          <w:bCs/>
-          <w:sz w:val="26"/>
-          <w:szCs w:val="26"/>
-        </w:rPr>
-        <w:t>Mã</w:t>
-      </w:r>
-      <w:proofErr w:type="spellEnd"/>
-      <w:r>
-        <w:rPr>
-          <w:rFonts w:cs="Times New Roman"/>
-          <w:b/>
-          <w:bCs/>
-          <w:sz w:val="26"/>
-          <w:szCs w:val="26"/>
-        </w:rPr>
-        <w:t xml:space="preserve"> </w:t>
-      </w:r>
-      <w:proofErr w:type="spellStart"/>
-      <w:r>
-        <w:rPr>
-          <w:rFonts w:cs="Times New Roman"/>
-          <w:b/>
-          <w:bCs/>
-          <w:sz w:val="26"/>
-          <w:szCs w:val="26"/>
-        </w:rPr>
-        <w:t>nguồn</w:t>
-      </w:r>
-      <w:proofErr w:type="spellEnd"/>
-      <w:r>
-        <w:rPr>
-          <w:rFonts w:cs="Times New Roman"/>
-          <w:b/>
-          <w:bCs/>
-          <w:sz w:val="26"/>
-          <w:szCs w:val="26"/>
-        </w:rPr>
-        <w:t xml:space="preserve"> Unit Test:</w:t>
-      </w:r>
-      <w:r>
-        <w:rPr>
-          <w:rFonts w:cs="Times New Roman"/>
-          <w:sz w:val="26"/>
-          <w:szCs w:val="26"/>
-        </w:rPr>
-        <w:t xml:space="preserve"> </w:t>
+      <w:proofErr w:type="spellStart"/>
+      <w:r>
+        <w:rPr>
+          <w:rFonts w:cs="Times New Roman"/>
+          <w:sz w:val="26"/>
+          <w:szCs w:val="26"/>
+        </w:rPr>
+        <w:t>Bộ</w:t>
+      </w:r>
+      <w:proofErr w:type="spellEnd"/>
+      <w:r>
+        <w:rPr>
+          <w:rFonts w:cs="Times New Roman"/>
+          <w:sz w:val="26"/>
+          <w:szCs w:val="26"/>
+        </w:rPr>
+        <w:t xml:space="preserve"> Test Case (Excel): File Lab6_TestReport.xlsx </w:t>
+      </w:r>
+      <w:proofErr w:type="spellStart"/>
+      <w:r>
+        <w:rPr>
+          <w:rFonts w:cs="Times New Roman"/>
+          <w:sz w:val="26"/>
+          <w:szCs w:val="26"/>
+        </w:rPr>
+        <w:t>chứa</w:t>
+      </w:r>
+      <w:proofErr w:type="spellEnd"/>
+      <w:r>
+        <w:rPr>
+          <w:rFonts w:cs="Times New Roman"/>
+          <w:sz w:val="26"/>
+          <w:szCs w:val="26"/>
+        </w:rPr>
+        <w:t xml:space="preserve"> </w:t>
+      </w:r>
+      <w:proofErr w:type="spellStart"/>
+      <w:r>
+        <w:rPr>
+          <w:rFonts w:cs="Times New Roman"/>
+          <w:sz w:val="26"/>
+          <w:szCs w:val="26"/>
+        </w:rPr>
+        <w:t>kịch</w:t>
+      </w:r>
+      <w:proofErr w:type="spellEnd"/>
+      <w:r>
+        <w:rPr>
+          <w:rFonts w:cs="Times New Roman"/>
+          <w:sz w:val="26"/>
+          <w:szCs w:val="26"/>
+        </w:rPr>
+        <w:t xml:space="preserve"> </w:t>
+      </w:r>
+      <w:proofErr w:type="spellStart"/>
+      <w:r>
+        <w:rPr>
+          <w:rFonts w:cs="Times New Roman"/>
+          <w:sz w:val="26"/>
+          <w:szCs w:val="26"/>
+        </w:rPr>
+        <w:t>bản</w:t>
+      </w:r>
+      <w:proofErr w:type="spellEnd"/>
+      <w:r>
+        <w:rPr>
+          <w:rFonts w:cs="Times New Roman"/>
+          <w:sz w:val="26"/>
+          <w:szCs w:val="26"/>
+        </w:rPr>
+        <w:t xml:space="preserve"> chi </w:t>
+      </w:r>
+      <w:proofErr w:type="spellStart"/>
+      <w:r>
+        <w:rPr>
+          <w:rFonts w:cs="Times New Roman"/>
+          <w:sz w:val="26"/>
+          <w:szCs w:val="26"/>
+        </w:rPr>
+        <w:t>tiết</w:t>
+      </w:r>
+      <w:proofErr w:type="spellEnd"/>
+      <w:r>
+        <w:rPr>
+          <w:rFonts w:cs="Times New Roman"/>
+          <w:sz w:val="26"/>
+          <w:szCs w:val="26"/>
+        </w:rPr>
+        <w:t>.</w:t>
       </w:r>
     </w:p>
     <w:p>
       <w:pPr>
+        <w:pStyle w:val="ListParagraph"/>
+        <w:numPr>
+          <w:ilvl w:val="0"/>
+          <w:numId w:val="36"/>
+        </w:numPr>
         <w:spacing w:line="360" w:lineRule="auto"/>
         <w:jc w:val="both"/>
         <w:rPr>
@@ -7349,13 +5948,59 @@
           <w:szCs w:val="26"/>
         </w:rPr>
       </w:pPr>
-      <w:r>
-        <w:rPr>
-          <w:rFonts w:cs="Times New Roman"/>
-          <w:sz w:val="26"/>
-          <w:szCs w:val="26"/>
-        </w:rPr>
-        <w:t xml:space="preserve">Project Java </w:t>
+      <w:proofErr w:type="spellStart"/>
+      <w:r>
+        <w:rPr>
+          <w:rFonts w:cs="Times New Roman"/>
+          <w:sz w:val="26"/>
+          <w:szCs w:val="26"/>
+        </w:rPr>
+        <w:t>Mã</w:t>
+      </w:r>
+      <w:proofErr w:type="spellEnd"/>
+      <w:r>
+        <w:rPr>
+          <w:rFonts w:cs="Times New Roman"/>
+          <w:sz w:val="26"/>
+          <w:szCs w:val="26"/>
+        </w:rPr>
+        <w:t xml:space="preserve"> </w:t>
+      </w:r>
+      <w:proofErr w:type="spellStart"/>
+      <w:r>
+        <w:rPr>
+          <w:rFonts w:cs="Times New Roman"/>
+          <w:sz w:val="26"/>
+          <w:szCs w:val="26"/>
+        </w:rPr>
+        <w:t>nguồn</w:t>
+      </w:r>
+      <w:proofErr w:type="spellEnd"/>
+      <w:r>
+        <w:rPr>
+          <w:rFonts w:cs="Times New Roman"/>
+          <w:sz w:val="26"/>
+          <w:szCs w:val="26"/>
+        </w:rPr>
+        <w:t xml:space="preserve"> (Source Code): Package </w:t>
+      </w:r>
+      <w:proofErr w:type="spellStart"/>
+      <w:r>
+        <w:rPr>
+          <w:rFonts w:cs="Times New Roman"/>
+          <w:sz w:val="26"/>
+          <w:szCs w:val="26"/>
+        </w:rPr>
+        <w:t>org.example</w:t>
+      </w:r>
+      <w:proofErr w:type="spellEnd"/>
+      <w:r>
+        <w:rPr>
+          <w:rFonts w:cs="Times New Roman"/>
+          <w:sz w:val="26"/>
+          <w:szCs w:val="26"/>
+        </w:rPr>
+        <w:t xml:space="preserve"> </w:t>
       </w:r>
       <w:proofErr w:type="spellStart"/>
       <w:r>
@@ -7373,47 +6018,34 @@
           <w:sz w:val="26"/>
           <w:szCs w:val="26"/>
         </w:rPr>
-        <w:t xml:space="preserve"> </w:t>
-      </w:r>
-      <w:proofErr w:type="spellStart"/>
-      <w:r>
-        <w:rPr>
-          <w:rFonts w:cs="Times New Roman"/>
-          <w:sz w:val="26"/>
-          <w:szCs w:val="26"/>
-        </w:rPr>
-        <w:t>các</w:t>
-      </w:r>
-      <w:proofErr w:type="spellEnd"/>
-      <w:r>
-        <w:rPr>
-          <w:rFonts w:cs="Times New Roman"/>
-          <w:sz w:val="26"/>
-          <w:szCs w:val="26"/>
-        </w:rPr>
-        <w:t xml:space="preserve"> file Bai1Test.java </w:t>
-      </w:r>
-      <w:proofErr w:type="spellStart"/>
-      <w:r>
-        <w:rPr>
-          <w:rFonts w:cs="Times New Roman"/>
-          <w:sz w:val="26"/>
-          <w:szCs w:val="26"/>
-        </w:rPr>
-        <w:t>đến</w:t>
-      </w:r>
-      <w:proofErr w:type="spellEnd"/>
-      <w:r>
-        <w:rPr>
-          <w:rFonts w:cs="Times New Roman"/>
-          <w:sz w:val="26"/>
-          <w:szCs w:val="26"/>
-        </w:rPr>
-        <w:t xml:space="preserve"> Bai5Test.java.</w:t>
+        <w:t xml:space="preserve"> Code </w:t>
+      </w:r>
+      <w:proofErr w:type="spellStart"/>
+      <w:r>
+        <w:rPr>
+          <w:rFonts w:cs="Times New Roman"/>
+          <w:sz w:val="26"/>
+          <w:szCs w:val="26"/>
+        </w:rPr>
+        <w:t>và</w:t>
+      </w:r>
+      <w:proofErr w:type="spellEnd"/>
+      <w:r>
+        <w:rPr>
+          <w:rFonts w:cs="Times New Roman"/>
+          <w:sz w:val="26"/>
+          <w:szCs w:val="26"/>
+        </w:rPr>
+        <w:t xml:space="preserve"> Test Class.</w:t>
       </w:r>
     </w:p>
     <w:p>
       <w:pPr>
+        <w:pStyle w:val="ListParagraph"/>
+        <w:numPr>
+          <w:ilvl w:val="0"/>
+          <w:numId w:val="36"/>
+        </w:numPr>
         <w:spacing w:line="360" w:lineRule="auto"/>
         <w:jc w:val="both"/>
         <w:rPr>
@@ -7425,19 +6057,16 @@
       <w:r>
         <w:rPr>
           <w:rFonts w:cs="Times New Roman"/>
-          <w:b/>
-          <w:bCs/>
-          <w:sz w:val="26"/>
-          <w:szCs w:val="26"/>
-        </w:rPr>
-        <w:t xml:space="preserve">c. Báo </w:t>
-      </w:r>
-      <w:proofErr w:type="spellStart"/>
-      <w:r>
-        <w:rPr>
-          <w:rFonts w:cs="Times New Roman"/>
-          <w:b/>
-          <w:bCs/>
+          <w:sz w:val="26"/>
+          <w:szCs w:val="26"/>
+        </w:rPr>
+        <w:lastRenderedPageBreak/>
+        <w:t xml:space="preserve">Báo </w:t>
+      </w:r>
+      <w:proofErr w:type="spellStart"/>
+      <w:r>
+        <w:rPr>
+          <w:rFonts w:cs="Times New Roman"/>
           <w:sz w:val="26"/>
           <w:szCs w:val="26"/>
         </w:rPr>
@@ -7447,155 +6076,100 @@
       <w:r>
         <w:rPr>
           <w:rFonts w:cs="Times New Roman"/>
-          <w:b/>
-          <w:bCs/>
-          <w:sz w:val="26"/>
-          <w:szCs w:val="26"/>
-        </w:rPr>
-        <w:t xml:space="preserve"> </w:t>
-      </w:r>
-      <w:proofErr w:type="spellStart"/>
-      <w:r>
-        <w:rPr>
-          <w:rFonts w:cs="Times New Roman"/>
-          <w:b/>
-          <w:bCs/>
-          <w:sz w:val="26"/>
-          <w:szCs w:val="26"/>
-        </w:rPr>
-        <w:t>tổng</w:t>
-      </w:r>
-      <w:proofErr w:type="spellEnd"/>
-      <w:r>
-        <w:rPr>
-          <w:rFonts w:cs="Times New Roman"/>
-          <w:b/>
-          <w:bCs/>
-          <w:sz w:val="26"/>
-          <w:szCs w:val="26"/>
-        </w:rPr>
-        <w:t xml:space="preserve"> </w:t>
-      </w:r>
-      <w:proofErr w:type="spellStart"/>
-      <w:r>
-        <w:rPr>
-          <w:rFonts w:cs="Times New Roman"/>
-          <w:b/>
-          <w:bCs/>
-          <w:sz w:val="26"/>
-          <w:szCs w:val="26"/>
-        </w:rPr>
-        <w:t>kết</w:t>
-      </w:r>
-      <w:proofErr w:type="spellEnd"/>
-      <w:r>
-        <w:rPr>
-          <w:rFonts w:cs="Times New Roman"/>
-          <w:b/>
-          <w:bCs/>
-          <w:sz w:val="26"/>
-          <w:szCs w:val="26"/>
-        </w:rPr>
-        <w:t>:</w:t>
-      </w:r>
-      <w:r>
-        <w:rPr>
-          <w:rFonts w:cs="Times New Roman"/>
-          <w:sz w:val="26"/>
-          <w:szCs w:val="26"/>
-        </w:rPr>
-        <w:t xml:space="preserve"> </w:t>
-      </w:r>
-    </w:p>
-    <w:p>
-      <w:pPr>
-        <w:spacing w:line="360" w:lineRule="auto"/>
-        <w:jc w:val="both"/>
-        <w:rPr>
-          <w:rFonts w:cs="Times New Roman"/>
-          <w:sz w:val="26"/>
-          <w:szCs w:val="26"/>
-        </w:rPr>
-      </w:pPr>
-      <w:r>
-        <w:rPr>
-          <w:rFonts w:cs="Times New Roman"/>
-          <w:sz w:val="26"/>
-          <w:szCs w:val="26"/>
-        </w:rPr>
-        <w:t xml:space="preserve">File </w:t>
-      </w:r>
-      <w:proofErr w:type="spellStart"/>
-      <w:r>
-        <w:rPr>
-          <w:rFonts w:cs="Times New Roman"/>
-          <w:sz w:val="26"/>
-          <w:szCs w:val="26"/>
-        </w:rPr>
-        <w:t>tổng</w:t>
-      </w:r>
-      <w:proofErr w:type="spellEnd"/>
-      <w:r>
-        <w:rPr>
-          <w:rFonts w:cs="Times New Roman"/>
-          <w:sz w:val="26"/>
-          <w:szCs w:val="26"/>
-        </w:rPr>
-        <w:t xml:space="preserve"> </w:t>
-      </w:r>
-      <w:proofErr w:type="spellStart"/>
-      <w:r>
-        <w:rPr>
-          <w:rFonts w:cs="Times New Roman"/>
-          <w:sz w:val="26"/>
-          <w:szCs w:val="26"/>
-        </w:rPr>
-        <w:t>hợp</w:t>
-      </w:r>
-      <w:proofErr w:type="spellEnd"/>
-      <w:r>
-        <w:rPr>
-          <w:rFonts w:cs="Times New Roman"/>
-          <w:sz w:val="26"/>
-          <w:szCs w:val="26"/>
-        </w:rPr>
-        <w:t xml:space="preserve"> </w:t>
-      </w:r>
-      <w:proofErr w:type="spellStart"/>
-      <w:r>
-        <w:rPr>
-          <w:rFonts w:cs="Times New Roman"/>
-          <w:sz w:val="26"/>
-          <w:szCs w:val="26"/>
-        </w:rPr>
-        <w:t>kết</w:t>
-      </w:r>
-      <w:proofErr w:type="spellEnd"/>
-      <w:r>
-        <w:rPr>
-          <w:rFonts w:cs="Times New Roman"/>
-          <w:sz w:val="26"/>
-          <w:szCs w:val="26"/>
-        </w:rPr>
-        <w:t xml:space="preserve"> </w:t>
-      </w:r>
-      <w:proofErr w:type="spellStart"/>
-      <w:r>
-        <w:rPr>
-          <w:rFonts w:cs="Times New Roman"/>
-          <w:sz w:val="26"/>
-          <w:szCs w:val="26"/>
-        </w:rPr>
-        <w:t>quả</w:t>
-      </w:r>
-      <w:proofErr w:type="spellEnd"/>
-      <w:r>
-        <w:rPr>
-          <w:rFonts w:cs="Times New Roman"/>
-          <w:sz w:val="26"/>
-          <w:szCs w:val="26"/>
-        </w:rPr>
-        <w:t xml:space="preserve"> (Pass/Fail) </w:t>
+          <w:sz w:val="26"/>
+          <w:szCs w:val="26"/>
+        </w:rPr>
+        <w:t xml:space="preserve"> </w:t>
+      </w:r>
+      <w:proofErr w:type="spellStart"/>
+      <w:r>
+        <w:rPr>
+          <w:rFonts w:cs="Times New Roman"/>
+          <w:sz w:val="26"/>
+          <w:szCs w:val="26"/>
+        </w:rPr>
+        <w:t>lỗi</w:t>
+      </w:r>
+      <w:proofErr w:type="spellEnd"/>
+      <w:r>
+        <w:rPr>
+          <w:rFonts w:cs="Times New Roman"/>
+          <w:sz w:val="26"/>
+          <w:szCs w:val="26"/>
+        </w:rPr>
+        <w:t xml:space="preserve"> (Bug Report): </w:t>
+      </w:r>
+      <w:proofErr w:type="spellStart"/>
+      <w:r>
+        <w:rPr>
+          <w:rFonts w:cs="Times New Roman"/>
+          <w:sz w:val="26"/>
+          <w:szCs w:val="26"/>
+        </w:rPr>
+        <w:t>Ghi</w:t>
+      </w:r>
+      <w:proofErr w:type="spellEnd"/>
+      <w:r>
+        <w:rPr>
+          <w:rFonts w:cs="Times New Roman"/>
+          <w:sz w:val="26"/>
+          <w:szCs w:val="26"/>
+        </w:rPr>
+        <w:t xml:space="preserve"> </w:t>
+      </w:r>
+      <w:proofErr w:type="spellStart"/>
+      <w:r>
+        <w:rPr>
+          <w:rFonts w:cs="Times New Roman"/>
+          <w:sz w:val="26"/>
+          <w:szCs w:val="26"/>
+        </w:rPr>
+        <w:t>nhận</w:t>
+      </w:r>
+      <w:proofErr w:type="spellEnd"/>
+      <w:r>
+        <w:rPr>
+          <w:rFonts w:cs="Times New Roman"/>
+          <w:sz w:val="26"/>
+          <w:szCs w:val="26"/>
+        </w:rPr>
+        <w:t xml:space="preserve"> </w:t>
+      </w:r>
+      <w:proofErr w:type="spellStart"/>
+      <w:r>
+        <w:rPr>
+          <w:rFonts w:cs="Times New Roman"/>
+          <w:sz w:val="26"/>
+          <w:szCs w:val="26"/>
+        </w:rPr>
+        <w:t>lỗi</w:t>
+      </w:r>
+      <w:proofErr w:type="spellEnd"/>
+      <w:r>
+        <w:rPr>
+          <w:rFonts w:cs="Times New Roman"/>
+          <w:sz w:val="26"/>
+          <w:szCs w:val="26"/>
+        </w:rPr>
+        <w:t xml:space="preserve"> XSS (</w:t>
+      </w:r>
+      <w:proofErr w:type="spellStart"/>
+      <w:r>
+        <w:rPr>
+          <w:rFonts w:cs="Times New Roman"/>
+          <w:sz w:val="26"/>
+          <w:szCs w:val="26"/>
+        </w:rPr>
+        <w:t>Bài</w:t>
+      </w:r>
+      <w:proofErr w:type="spellEnd"/>
+      <w:r>
+        <w:rPr>
+          <w:rFonts w:cs="Times New Roman"/>
+          <w:sz w:val="26"/>
+          <w:szCs w:val="26"/>
+        </w:rPr>
+        <w:t xml:space="preserve"> 5) </w:t>
       </w:r>
       <w:proofErr w:type="spellStart"/>
       <w:r>
@@ -7622,280 +6196,70 @@
           <w:sz w:val="26"/>
           <w:szCs w:val="26"/>
         </w:rPr>
-        <w:t>các</w:t>
-      </w:r>
-      <w:proofErr w:type="spellEnd"/>
-      <w:r>
-        <w:rPr>
-          <w:rFonts w:cs="Times New Roman"/>
-          <w:sz w:val="26"/>
-          <w:szCs w:val="26"/>
-        </w:rPr>
-        <w:t xml:space="preserve"> </w:t>
-      </w:r>
-      <w:proofErr w:type="spellStart"/>
-      <w:r>
-        <w:rPr>
-          <w:rFonts w:cs="Times New Roman"/>
-          <w:sz w:val="26"/>
-          <w:szCs w:val="26"/>
-        </w:rPr>
-        <w:t>vấn</w:t>
-      </w:r>
-      <w:proofErr w:type="spellEnd"/>
-      <w:r>
-        <w:rPr>
-          <w:rFonts w:cs="Times New Roman"/>
-          <w:sz w:val="26"/>
-          <w:szCs w:val="26"/>
-        </w:rPr>
-        <w:t xml:space="preserve"> </w:t>
-      </w:r>
-      <w:proofErr w:type="spellStart"/>
-      <w:r>
-        <w:rPr>
-          <w:rFonts w:cs="Times New Roman"/>
-          <w:sz w:val="26"/>
-          <w:szCs w:val="26"/>
-        </w:rPr>
-        <w:t>đề</w:t>
-      </w:r>
-      <w:proofErr w:type="spellEnd"/>
-      <w:r>
-        <w:rPr>
-          <w:rFonts w:cs="Times New Roman"/>
-          <w:sz w:val="26"/>
-          <w:szCs w:val="26"/>
-        </w:rPr>
-        <w:t xml:space="preserve"> </w:t>
-      </w:r>
-      <w:proofErr w:type="spellStart"/>
-      <w:r>
-        <w:rPr>
-          <w:rFonts w:cs="Times New Roman"/>
-          <w:sz w:val="26"/>
-          <w:szCs w:val="26"/>
-        </w:rPr>
-        <w:t>tồn</w:t>
-      </w:r>
-      <w:proofErr w:type="spellEnd"/>
-      <w:r>
-        <w:rPr>
-          <w:rFonts w:cs="Times New Roman"/>
-          <w:sz w:val="26"/>
-          <w:szCs w:val="26"/>
-        </w:rPr>
-        <w:t xml:space="preserve"> </w:t>
-      </w:r>
-      <w:proofErr w:type="spellStart"/>
-      <w:r>
-        <w:rPr>
-          <w:rFonts w:cs="Times New Roman"/>
-          <w:sz w:val="26"/>
-          <w:szCs w:val="26"/>
-        </w:rPr>
-        <w:t>đọng</w:t>
-      </w:r>
-      <w:proofErr w:type="spellEnd"/>
-      <w:r>
-        <w:rPr>
-          <w:rFonts w:cs="Times New Roman"/>
-          <w:sz w:val="26"/>
-          <w:szCs w:val="26"/>
-        </w:rPr>
-        <w:t xml:space="preserve">. </w:t>
-      </w:r>
-    </w:p>
-    <w:p>
-      <w:pPr>
-        <w:spacing w:line="360" w:lineRule="auto"/>
-        <w:jc w:val="both"/>
-        <w:rPr>
-          <w:rFonts w:cs="Times New Roman"/>
-          <w:sz w:val="26"/>
-          <w:szCs w:val="26"/>
-        </w:rPr>
-      </w:pPr>
-      <w:r>
-        <w:rPr>
-          <w:rFonts w:cs="Times New Roman"/>
-          <w:b/>
-          <w:bCs/>
-          <w:sz w:val="26"/>
-          <w:szCs w:val="26"/>
-        </w:rPr>
-        <w:t xml:space="preserve">d. Báo </w:t>
-      </w:r>
-      <w:proofErr w:type="spellStart"/>
-      <w:r>
-        <w:rPr>
-          <w:rFonts w:cs="Times New Roman"/>
-          <w:b/>
-          <w:bCs/>
-          <w:sz w:val="26"/>
-          <w:szCs w:val="26"/>
-        </w:rPr>
-        <w:t>cáo</w:t>
-      </w:r>
-      <w:proofErr w:type="spellEnd"/>
-      <w:r>
-        <w:rPr>
-          <w:rFonts w:cs="Times New Roman"/>
-          <w:b/>
-          <w:bCs/>
-          <w:sz w:val="26"/>
-          <w:szCs w:val="26"/>
-        </w:rPr>
-        <w:t xml:space="preserve"> </w:t>
-      </w:r>
-      <w:proofErr w:type="spellStart"/>
-      <w:r>
-        <w:rPr>
-          <w:rFonts w:cs="Times New Roman"/>
-          <w:b/>
-          <w:bCs/>
-          <w:sz w:val="26"/>
-          <w:szCs w:val="26"/>
-        </w:rPr>
-        <w:t>lỗi</w:t>
-      </w:r>
-      <w:proofErr w:type="spellEnd"/>
-      <w:r>
-        <w:rPr>
-          <w:rFonts w:cs="Times New Roman"/>
-          <w:b/>
-          <w:bCs/>
-          <w:sz w:val="26"/>
-          <w:szCs w:val="26"/>
-        </w:rPr>
-        <w:t>:</w:t>
-      </w:r>
-      <w:r>
-        <w:rPr>
-          <w:rFonts w:cs="Times New Roman"/>
-          <w:sz w:val="26"/>
-          <w:szCs w:val="26"/>
-        </w:rPr>
-        <w:t xml:space="preserve"> </w:t>
-      </w:r>
-    </w:p>
-    <w:p>
-      <w:pPr>
-        <w:spacing w:line="360" w:lineRule="auto"/>
-        <w:jc w:val="both"/>
-        <w:rPr>
-          <w:rFonts w:cs="Times New Roman"/>
-          <w:sz w:val="26"/>
-          <w:szCs w:val="26"/>
-        </w:rPr>
-      </w:pPr>
-      <w:proofErr w:type="spellStart"/>
-      <w:r>
-        <w:rPr>
-          <w:rFonts w:cs="Times New Roman"/>
-          <w:sz w:val="26"/>
-          <w:szCs w:val="26"/>
-        </w:rPr>
-        <w:t>Ghi</w:t>
-      </w:r>
-      <w:proofErr w:type="spellEnd"/>
-      <w:r>
-        <w:rPr>
-          <w:rFonts w:cs="Times New Roman"/>
-          <w:sz w:val="26"/>
-          <w:szCs w:val="26"/>
-        </w:rPr>
-        <w:t xml:space="preserve"> </w:t>
-      </w:r>
-      <w:proofErr w:type="spellStart"/>
-      <w:r>
-        <w:rPr>
-          <w:rFonts w:cs="Times New Roman"/>
-          <w:sz w:val="26"/>
-          <w:szCs w:val="26"/>
-        </w:rPr>
-        <w:t>nhận</w:t>
-      </w:r>
-      <w:proofErr w:type="spellEnd"/>
-      <w:r>
-        <w:rPr>
-          <w:rFonts w:cs="Times New Roman"/>
-          <w:sz w:val="26"/>
-          <w:szCs w:val="26"/>
-        </w:rPr>
-        <w:t xml:space="preserve"> chi </w:t>
-      </w:r>
-      <w:proofErr w:type="spellStart"/>
-      <w:r>
-        <w:rPr>
-          <w:rFonts w:cs="Times New Roman"/>
-          <w:sz w:val="26"/>
-          <w:szCs w:val="26"/>
-        </w:rPr>
-        <w:t>tiết</w:t>
-      </w:r>
-      <w:proofErr w:type="spellEnd"/>
-      <w:r>
-        <w:rPr>
-          <w:rFonts w:cs="Times New Roman"/>
-          <w:sz w:val="26"/>
-          <w:szCs w:val="26"/>
-        </w:rPr>
-        <w:t xml:space="preserve"> </w:t>
-      </w:r>
-      <w:proofErr w:type="spellStart"/>
-      <w:r>
-        <w:rPr>
-          <w:rFonts w:cs="Times New Roman"/>
-          <w:sz w:val="26"/>
-          <w:szCs w:val="26"/>
-        </w:rPr>
-        <w:t>lỗi</w:t>
-      </w:r>
-      <w:proofErr w:type="spellEnd"/>
-      <w:r>
-        <w:rPr>
-          <w:rFonts w:cs="Times New Roman"/>
-          <w:sz w:val="26"/>
-          <w:szCs w:val="26"/>
-        </w:rPr>
-        <w:t xml:space="preserve"> logic </w:t>
-      </w:r>
-      <w:proofErr w:type="spellStart"/>
-      <w:r>
-        <w:rPr>
-          <w:rFonts w:cs="Times New Roman"/>
-          <w:sz w:val="26"/>
-          <w:szCs w:val="26"/>
-        </w:rPr>
-        <w:t>nhập</w:t>
-      </w:r>
-      <w:proofErr w:type="spellEnd"/>
-      <w:r>
-        <w:rPr>
-          <w:rFonts w:cs="Times New Roman"/>
-          <w:sz w:val="26"/>
-          <w:szCs w:val="26"/>
-        </w:rPr>
-        <w:t xml:space="preserve"> </w:t>
-      </w:r>
-      <w:proofErr w:type="spellStart"/>
-      <w:r>
-        <w:rPr>
-          <w:rFonts w:cs="Times New Roman"/>
-          <w:sz w:val="26"/>
-          <w:szCs w:val="26"/>
-        </w:rPr>
-        <w:t>tuổi</w:t>
-      </w:r>
-      <w:proofErr w:type="spellEnd"/>
-      <w:r>
-        <w:rPr>
-          <w:rFonts w:cs="Times New Roman"/>
-          <w:sz w:val="26"/>
-          <w:szCs w:val="26"/>
-        </w:rPr>
-        <w:t xml:space="preserve"> (Bug Report).</w:t>
+        <w:t>Mật</w:t>
+      </w:r>
+      <w:proofErr w:type="spellEnd"/>
+      <w:r>
+        <w:rPr>
+          <w:rFonts w:cs="Times New Roman"/>
+          <w:sz w:val="26"/>
+          <w:szCs w:val="26"/>
+        </w:rPr>
+        <w:t xml:space="preserve"> </w:t>
+      </w:r>
+      <w:proofErr w:type="spellStart"/>
+      <w:r>
+        <w:rPr>
+          <w:rFonts w:cs="Times New Roman"/>
+          <w:sz w:val="26"/>
+          <w:szCs w:val="26"/>
+        </w:rPr>
+        <w:t>khẩu</w:t>
+      </w:r>
+      <w:proofErr w:type="spellEnd"/>
+      <w:r>
+        <w:rPr>
+          <w:rFonts w:cs="Times New Roman"/>
+          <w:sz w:val="26"/>
+          <w:szCs w:val="26"/>
+        </w:rPr>
+        <w:t xml:space="preserve"> </w:t>
+      </w:r>
+      <w:proofErr w:type="spellStart"/>
+      <w:r>
+        <w:rPr>
+          <w:rFonts w:cs="Times New Roman"/>
+          <w:sz w:val="26"/>
+          <w:szCs w:val="26"/>
+        </w:rPr>
+        <w:t>yếu</w:t>
+      </w:r>
+      <w:proofErr w:type="spellEnd"/>
+      <w:r>
+        <w:rPr>
+          <w:rFonts w:cs="Times New Roman"/>
+          <w:sz w:val="26"/>
+          <w:szCs w:val="26"/>
+        </w:rPr>
+        <w:t xml:space="preserve"> (</w:t>
+      </w:r>
+      <w:proofErr w:type="spellStart"/>
+      <w:r>
+        <w:rPr>
+          <w:rFonts w:cs="Times New Roman"/>
+          <w:sz w:val="26"/>
+          <w:szCs w:val="26"/>
+        </w:rPr>
+        <w:t>Bài</w:t>
+      </w:r>
+      <w:proofErr w:type="spellEnd"/>
+      <w:r>
+        <w:rPr>
+          <w:rFonts w:cs="Times New Roman"/>
+          <w:sz w:val="26"/>
+          <w:szCs w:val="26"/>
+        </w:rPr>
+        <w:t xml:space="preserve"> 6).</w:t>
       </w:r>
     </w:p>
     <w:p>
@@ -7974,7 +6338,7 @@
           <w:sz w:val="26"/>
           <w:szCs w:val="26"/>
         </w:rPr>
-        <w:t xml:space="preserve">Project Test </w:t>
+        <w:t xml:space="preserve">Database &amp;quot;Lab6&amp;quot; </w:t>
       </w:r>
       <w:proofErr w:type="spellStart"/>
       <w:r>
@@ -7990,39 +6354,55 @@
           <w:sz w:val="26"/>
           <w:szCs w:val="26"/>
         </w:rPr>
-        <w:t xml:space="preserve"> add </w:t>
-      </w:r>
-      <w:proofErr w:type="spellStart"/>
-      <w:r>
-        <w:rPr>
-          <w:sz w:val="26"/>
-          <w:szCs w:val="26"/>
-        </w:rPr>
-        <w:t>thư</w:t>
-      </w:r>
-      <w:proofErr w:type="spellEnd"/>
-      <w:r>
-        <w:rPr>
-          <w:sz w:val="26"/>
-          <w:szCs w:val="26"/>
-        </w:rPr>
-        <w:t xml:space="preserve"> </w:t>
-      </w:r>
-      <w:proofErr w:type="spellStart"/>
-      <w:r>
-        <w:rPr>
-          <w:sz w:val="26"/>
-          <w:szCs w:val="26"/>
-        </w:rPr>
-        <w:t>viện</w:t>
-      </w:r>
-      <w:proofErr w:type="spellEnd"/>
-      <w:r>
-        <w:rPr>
-          <w:sz w:val="26"/>
-          <w:szCs w:val="26"/>
-        </w:rPr>
-        <w:t xml:space="preserve"> junit-4.13.2.jar </w:t>
+        <w:t xml:space="preserve"> </w:t>
+      </w:r>
+      <w:proofErr w:type="spellStart"/>
+      <w:r>
+        <w:rPr>
+          <w:sz w:val="26"/>
+          <w:szCs w:val="26"/>
+        </w:rPr>
+        <w:t>được</w:t>
+      </w:r>
+      <w:proofErr w:type="spellEnd"/>
+      <w:r>
+        <w:rPr>
+          <w:sz w:val="26"/>
+          <w:szCs w:val="26"/>
+        </w:rPr>
+        <w:t xml:space="preserve"> </w:t>
+      </w:r>
+      <w:proofErr w:type="spellStart"/>
+      <w:r>
+        <w:rPr>
+          <w:sz w:val="26"/>
+          <w:szCs w:val="26"/>
+        </w:rPr>
+        <w:t>khởi</w:t>
+      </w:r>
+      <w:proofErr w:type="spellEnd"/>
+      <w:r>
+        <w:rPr>
+          <w:sz w:val="26"/>
+          <w:szCs w:val="26"/>
+        </w:rPr>
+        <w:t xml:space="preserve"> </w:t>
+      </w:r>
+      <w:proofErr w:type="spellStart"/>
+      <w:r>
+        <w:rPr>
+          <w:sz w:val="26"/>
+          <w:szCs w:val="26"/>
+        </w:rPr>
+        <w:t>tạo</w:t>
+      </w:r>
+      <w:proofErr w:type="spellEnd"/>
+      <w:r>
+        <w:rPr>
+          <w:sz w:val="26"/>
+          <w:szCs w:val="26"/>
+        </w:rPr>
+        <w:t xml:space="preserve"> </w:t>
       </w:r>
       <w:proofErr w:type="spellStart"/>
       <w:r>
@@ -8038,7 +6418,87 @@
           <w:sz w:val="26"/>
           <w:szCs w:val="26"/>
         </w:rPr>
-        <w:t xml:space="preserve"> hamcrest-core.jar.</w:t>
+        <w:t xml:space="preserve"> </w:t>
+      </w:r>
+      <w:proofErr w:type="spellStart"/>
+      <w:r>
+        <w:rPr>
+          <w:sz w:val="26"/>
+          <w:szCs w:val="26"/>
+        </w:rPr>
+        <w:t>có</w:t>
+      </w:r>
+      <w:proofErr w:type="spellEnd"/>
+      <w:r>
+        <w:rPr>
+          <w:sz w:val="26"/>
+          <w:szCs w:val="26"/>
+        </w:rPr>
+        <w:t xml:space="preserve"> </w:t>
+      </w:r>
+      <w:proofErr w:type="spellStart"/>
+      <w:r>
+        <w:rPr>
+          <w:sz w:val="26"/>
+          <w:szCs w:val="26"/>
+        </w:rPr>
+        <w:t>các</w:t>
+      </w:r>
+      <w:proofErr w:type="spellEnd"/>
+      <w:r>
+        <w:rPr>
+          <w:sz w:val="26"/>
+          <w:szCs w:val="26"/>
+        </w:rPr>
+        <w:t xml:space="preserve"> </w:t>
+      </w:r>
+      <w:proofErr w:type="spellStart"/>
+      <w:r>
+        <w:rPr>
+          <w:sz w:val="26"/>
+          <w:szCs w:val="26"/>
+        </w:rPr>
+        <w:t>bảng</w:t>
+      </w:r>
+      <w:proofErr w:type="spellEnd"/>
+      <w:r>
+        <w:rPr>
+          <w:sz w:val="26"/>
+          <w:szCs w:val="26"/>
+        </w:rPr>
+        <w:t xml:space="preserve">: </w:t>
+      </w:r>
+      <w:proofErr w:type="spellStart"/>
+      <w:r>
+        <w:rPr>
+          <w:sz w:val="26"/>
+          <w:szCs w:val="26"/>
+        </w:rPr>
+        <w:t>OrganizationUnit</w:t>
+      </w:r>
+      <w:proofErr w:type="spellEnd"/>
+      <w:r>
+        <w:rPr>
+          <w:sz w:val="26"/>
+          <w:szCs w:val="26"/>
+        </w:rPr>
+        <w:t xml:space="preserve">, </w:t>
+      </w:r>
+      <w:proofErr w:type="spellStart"/>
+      <w:r>
+        <w:rPr>
+          <w:sz w:val="26"/>
+          <w:szCs w:val="26"/>
+        </w:rPr>
+        <w:t>JobTitle</w:t>
+      </w:r>
+      <w:proofErr w:type="spellEnd"/>
+      <w:r>
+        <w:rPr>
+          <w:sz w:val="26"/>
+          <w:szCs w:val="26"/>
+        </w:rPr>
+        <w:t>, Users.</w:t>
       </w:r>
     </w:p>
     <w:p>
@@ -8055,450 +6515,162 @@
           <w:szCs w:val="26"/>
         </w:rPr>
       </w:pPr>
-      <w:proofErr w:type="spellStart"/>
-      <w:r>
-        <w:rPr>
-          <w:sz w:val="26"/>
-          <w:szCs w:val="26"/>
-        </w:rPr>
-        <w:t>Cần</w:t>
-      </w:r>
-      <w:proofErr w:type="spellEnd"/>
-      <w:r>
-        <w:rPr>
-          <w:sz w:val="26"/>
-          <w:szCs w:val="26"/>
-        </w:rPr>
-        <w:t xml:space="preserve"> file mssql-jdbc-12.x.jre11.jar </w:t>
-      </w:r>
-      <w:proofErr w:type="spellStart"/>
-      <w:r>
-        <w:rPr>
-          <w:sz w:val="26"/>
-          <w:szCs w:val="26"/>
-        </w:rPr>
-        <w:t>để</w:t>
-      </w:r>
-      <w:proofErr w:type="spellEnd"/>
-      <w:r>
-        <w:rPr>
-          <w:sz w:val="26"/>
-          <w:szCs w:val="26"/>
-        </w:rPr>
-        <w:t xml:space="preserve"> </w:t>
-      </w:r>
-      <w:proofErr w:type="spellStart"/>
-      <w:r>
-        <w:rPr>
-          <w:sz w:val="26"/>
-          <w:szCs w:val="26"/>
-        </w:rPr>
-        <w:t>kết</w:t>
-      </w:r>
-      <w:proofErr w:type="spellEnd"/>
-      <w:r>
-        <w:rPr>
-          <w:sz w:val="26"/>
-          <w:szCs w:val="26"/>
-        </w:rPr>
-        <w:t xml:space="preserve"> </w:t>
-      </w:r>
-      <w:proofErr w:type="spellStart"/>
-      <w:r>
-        <w:rPr>
-          <w:sz w:val="26"/>
-          <w:szCs w:val="26"/>
-        </w:rPr>
-        <w:t>nối</w:t>
-      </w:r>
-      <w:proofErr w:type="spellEnd"/>
-      <w:r>
-        <w:rPr>
-          <w:sz w:val="26"/>
-          <w:szCs w:val="26"/>
-        </w:rPr>
-        <w:t xml:space="preserve"> Database.</w:t>
+      <w:r>
+        <w:rPr>
+          <w:sz w:val="26"/>
+          <w:szCs w:val="26"/>
+        </w:rPr>
+        <w:t xml:space="preserve">File </w:t>
+      </w:r>
+      <w:proofErr w:type="spellStart"/>
+      <w:r>
+        <w:rPr>
+          <w:sz w:val="26"/>
+          <w:szCs w:val="26"/>
+        </w:rPr>
+        <w:t>thư</w:t>
+      </w:r>
+      <w:proofErr w:type="spellEnd"/>
+      <w:r>
+        <w:rPr>
+          <w:sz w:val="26"/>
+          <w:szCs w:val="26"/>
+        </w:rPr>
+        <w:t xml:space="preserve"> </w:t>
+      </w:r>
+      <w:proofErr w:type="spellStart"/>
+      <w:r>
+        <w:rPr>
+          <w:sz w:val="26"/>
+          <w:szCs w:val="26"/>
+        </w:rPr>
+        <w:t>viện</w:t>
+      </w:r>
+      <w:proofErr w:type="spellEnd"/>
+      <w:r>
+        <w:rPr>
+          <w:sz w:val="26"/>
+          <w:szCs w:val="26"/>
+        </w:rPr>
+        <w:t xml:space="preserve"> JDBC Driver </w:t>
+      </w:r>
+      <w:proofErr w:type="spellStart"/>
+      <w:r>
+        <w:rPr>
+          <w:sz w:val="26"/>
+          <w:szCs w:val="26"/>
+        </w:rPr>
+        <w:t>phải</w:t>
+      </w:r>
+      <w:proofErr w:type="spellEnd"/>
+      <w:r>
+        <w:rPr>
+          <w:sz w:val="26"/>
+          <w:szCs w:val="26"/>
+        </w:rPr>
+        <w:t xml:space="preserve"> </w:t>
+      </w:r>
+      <w:proofErr w:type="spellStart"/>
+      <w:r>
+        <w:rPr>
+          <w:sz w:val="26"/>
+          <w:szCs w:val="26"/>
+        </w:rPr>
+        <w:t>được</w:t>
+      </w:r>
+      <w:proofErr w:type="spellEnd"/>
+      <w:r>
+        <w:rPr>
+          <w:sz w:val="26"/>
+          <w:szCs w:val="26"/>
+        </w:rPr>
+        <w:t xml:space="preserve"> </w:t>
+      </w:r>
+      <w:proofErr w:type="spellStart"/>
+      <w:r>
+        <w:rPr>
+          <w:sz w:val="26"/>
+          <w:szCs w:val="26"/>
+        </w:rPr>
+        <w:t>cấu</w:t>
+      </w:r>
+      <w:proofErr w:type="spellEnd"/>
+      <w:r>
+        <w:rPr>
+          <w:sz w:val="26"/>
+          <w:szCs w:val="26"/>
+        </w:rPr>
+        <w:t xml:space="preserve"> </w:t>
+      </w:r>
+      <w:proofErr w:type="spellStart"/>
+      <w:r>
+        <w:rPr>
+          <w:sz w:val="26"/>
+          <w:szCs w:val="26"/>
+        </w:rPr>
+        <w:t>hình</w:t>
+      </w:r>
+      <w:proofErr w:type="spellEnd"/>
+      <w:r>
+        <w:rPr>
+          <w:sz w:val="26"/>
+          <w:szCs w:val="26"/>
+        </w:rPr>
+        <w:t xml:space="preserve"> </w:t>
+      </w:r>
+      <w:proofErr w:type="spellStart"/>
+      <w:r>
+        <w:rPr>
+          <w:sz w:val="26"/>
+          <w:szCs w:val="26"/>
+        </w:rPr>
+        <w:t>đúng</w:t>
+      </w:r>
+      <w:proofErr w:type="spellEnd"/>
+      <w:r>
+        <w:rPr>
+          <w:sz w:val="26"/>
+          <w:szCs w:val="26"/>
+        </w:rPr>
+        <w:t xml:space="preserve"> </w:t>
+      </w:r>
+      <w:proofErr w:type="spellStart"/>
+      <w:r>
+        <w:rPr>
+          <w:sz w:val="26"/>
+          <w:szCs w:val="26"/>
+        </w:rPr>
+        <w:t>trong</w:t>
+      </w:r>
+      <w:proofErr w:type="spellEnd"/>
+      <w:r>
+        <w:rPr>
+          <w:sz w:val="26"/>
+          <w:szCs w:val="26"/>
+        </w:rPr>
+        <w:t xml:space="preserve"> Project Structure.</w:t>
       </w:r>
     </w:p>
     <w:p>
       <w:pPr>
-        <w:pStyle w:val="NormalWeb"/>
-        <w:numPr>
-          <w:ilvl w:val="0"/>
-          <w:numId w:val="29"/>
-        </w:numPr>
         <w:spacing w:line="360" w:lineRule="auto"/>
         <w:jc w:val="both"/>
         <w:rPr>
-          <w:sz w:val="26"/>
-          <w:szCs w:val="26"/>
-        </w:rPr>
-      </w:pPr>
-      <w:proofErr w:type="spellStart"/>
-      <w:r>
-        <w:rPr>
-          <w:sz w:val="26"/>
-          <w:szCs w:val="26"/>
-        </w:rPr>
-        <w:t>Dữ</w:t>
-      </w:r>
-      <w:proofErr w:type="spellEnd"/>
-      <w:r>
-        <w:rPr>
-          <w:sz w:val="26"/>
-          <w:szCs w:val="26"/>
-        </w:rPr>
-        <w:t xml:space="preserve"> </w:t>
-      </w:r>
-      <w:proofErr w:type="spellStart"/>
-      <w:r>
-        <w:rPr>
-          <w:sz w:val="26"/>
-          <w:szCs w:val="26"/>
-        </w:rPr>
-        <w:t>liệu</w:t>
-      </w:r>
-      <w:proofErr w:type="spellEnd"/>
-      <w:r>
-        <w:rPr>
-          <w:sz w:val="26"/>
-          <w:szCs w:val="26"/>
-        </w:rPr>
-        <w:t xml:space="preserve"> </w:t>
-      </w:r>
-      <w:proofErr w:type="spellStart"/>
-      <w:r>
-        <w:rPr>
-          <w:sz w:val="26"/>
-          <w:szCs w:val="26"/>
-        </w:rPr>
-        <w:t>trong</w:t>
-      </w:r>
-      <w:proofErr w:type="spellEnd"/>
-      <w:r>
-        <w:rPr>
-          <w:sz w:val="26"/>
-          <w:szCs w:val="26"/>
-        </w:rPr>
-        <w:t xml:space="preserve"> </w:t>
-      </w:r>
-      <w:proofErr w:type="spellStart"/>
-      <w:r>
-        <w:rPr>
-          <w:sz w:val="26"/>
-          <w:szCs w:val="26"/>
-        </w:rPr>
-        <w:t>bảng</w:t>
-      </w:r>
-      <w:proofErr w:type="spellEnd"/>
-      <w:r>
-        <w:rPr>
-          <w:sz w:val="26"/>
-          <w:szCs w:val="26"/>
-        </w:rPr>
-        <w:t xml:space="preserve"> </w:t>
-      </w:r>
-      <w:proofErr w:type="spellStart"/>
-      <w:r>
-        <w:rPr>
-          <w:sz w:val="26"/>
-          <w:szCs w:val="26"/>
-        </w:rPr>
-        <w:t>KhachHang</w:t>
-      </w:r>
-      <w:proofErr w:type="spellEnd"/>
-      <w:r>
-        <w:rPr>
-          <w:sz w:val="26"/>
-          <w:szCs w:val="26"/>
-        </w:rPr>
-        <w:t xml:space="preserve"> </w:t>
-      </w:r>
-      <w:proofErr w:type="spellStart"/>
-      <w:r>
-        <w:rPr>
-          <w:sz w:val="26"/>
-          <w:szCs w:val="26"/>
-        </w:rPr>
-        <w:t>phải</w:t>
-      </w:r>
-      <w:proofErr w:type="spellEnd"/>
-      <w:r>
-        <w:rPr>
-          <w:sz w:val="26"/>
-          <w:szCs w:val="26"/>
-        </w:rPr>
-        <w:t xml:space="preserve"> </w:t>
-      </w:r>
-      <w:proofErr w:type="spellStart"/>
-      <w:r>
-        <w:rPr>
-          <w:sz w:val="26"/>
-          <w:szCs w:val="26"/>
-        </w:rPr>
-        <w:t>được</w:t>
-      </w:r>
-      <w:proofErr w:type="spellEnd"/>
-      <w:r>
-        <w:rPr>
-          <w:sz w:val="26"/>
-          <w:szCs w:val="26"/>
-        </w:rPr>
-        <w:t xml:space="preserve"> </w:t>
-      </w:r>
-      <w:proofErr w:type="spellStart"/>
-      <w:r>
-        <w:rPr>
-          <w:sz w:val="26"/>
-          <w:szCs w:val="26"/>
-        </w:rPr>
-        <w:t>làm</w:t>
-      </w:r>
-      <w:proofErr w:type="spellEnd"/>
-      <w:r>
-        <w:rPr>
-          <w:sz w:val="26"/>
-          <w:szCs w:val="26"/>
-        </w:rPr>
-        <w:t xml:space="preserve"> </w:t>
-      </w:r>
-      <w:proofErr w:type="spellStart"/>
-      <w:r>
-        <w:rPr>
-          <w:sz w:val="26"/>
-          <w:szCs w:val="26"/>
-        </w:rPr>
-        <w:t>sạch</w:t>
-      </w:r>
-      <w:proofErr w:type="spellEnd"/>
-      <w:r>
-        <w:rPr>
-          <w:sz w:val="26"/>
-          <w:szCs w:val="26"/>
-        </w:rPr>
-        <w:t xml:space="preserve"> (Clean up) </w:t>
-      </w:r>
-      <w:proofErr w:type="spellStart"/>
-      <w:r>
-        <w:rPr>
-          <w:sz w:val="26"/>
-          <w:szCs w:val="26"/>
-        </w:rPr>
-        <w:t>bằng</w:t>
-      </w:r>
-      <w:proofErr w:type="spellEnd"/>
-      <w:r>
-        <w:rPr>
-          <w:sz w:val="26"/>
-          <w:szCs w:val="26"/>
-        </w:rPr>
-        <w:t xml:space="preserve"> </w:t>
-      </w:r>
-      <w:proofErr w:type="spellStart"/>
-      <w:r>
-        <w:rPr>
-          <w:sz w:val="26"/>
-          <w:szCs w:val="26"/>
-        </w:rPr>
-        <w:t>hàm</w:t>
-      </w:r>
-      <w:proofErr w:type="spellEnd"/>
-      <w:r>
-        <w:rPr>
-          <w:sz w:val="26"/>
-          <w:szCs w:val="26"/>
-        </w:rPr>
-        <w:t xml:space="preserve"> @Before </w:t>
-      </w:r>
-      <w:proofErr w:type="spellStart"/>
-      <w:r>
-        <w:rPr>
-          <w:sz w:val="26"/>
-          <w:szCs w:val="26"/>
-        </w:rPr>
-        <w:t>trước</w:t>
-      </w:r>
-      <w:proofErr w:type="spellEnd"/>
-      <w:r>
-        <w:rPr>
-          <w:sz w:val="26"/>
-          <w:szCs w:val="26"/>
-        </w:rPr>
-        <w:t xml:space="preserve"> </w:t>
-      </w:r>
-      <w:proofErr w:type="spellStart"/>
-      <w:r>
-        <w:rPr>
-          <w:sz w:val="26"/>
-          <w:szCs w:val="26"/>
-        </w:rPr>
-        <w:t>khi</w:t>
-      </w:r>
-      <w:proofErr w:type="spellEnd"/>
-      <w:r>
-        <w:rPr>
-          <w:sz w:val="26"/>
-          <w:szCs w:val="26"/>
-        </w:rPr>
-        <w:t xml:space="preserve"> </w:t>
-      </w:r>
-      <w:proofErr w:type="spellStart"/>
-      <w:r>
-        <w:rPr>
-          <w:sz w:val="26"/>
-          <w:szCs w:val="26"/>
-        </w:rPr>
-        <w:t>chạy</w:t>
-      </w:r>
-      <w:proofErr w:type="spellEnd"/>
-      <w:r>
-        <w:rPr>
-          <w:sz w:val="26"/>
-          <w:szCs w:val="26"/>
-        </w:rPr>
-        <w:t xml:space="preserve"> test </w:t>
-      </w:r>
-      <w:proofErr w:type="spellStart"/>
-      <w:r>
-        <w:rPr>
-          <w:sz w:val="26"/>
-          <w:szCs w:val="26"/>
-        </w:rPr>
-        <w:t>để</w:t>
-      </w:r>
-      <w:proofErr w:type="spellEnd"/>
-      <w:r>
-        <w:rPr>
-          <w:sz w:val="26"/>
-          <w:szCs w:val="26"/>
-        </w:rPr>
-        <w:t xml:space="preserve"> </w:t>
-      </w:r>
-      <w:proofErr w:type="spellStart"/>
-      <w:r>
-        <w:rPr>
-          <w:sz w:val="26"/>
-          <w:szCs w:val="26"/>
-        </w:rPr>
-        <w:t>tránh</w:t>
-      </w:r>
-      <w:proofErr w:type="spellEnd"/>
-      <w:r>
-        <w:rPr>
-          <w:sz w:val="26"/>
-          <w:szCs w:val="26"/>
-        </w:rPr>
-        <w:t xml:space="preserve"> </w:t>
-      </w:r>
-      <w:proofErr w:type="spellStart"/>
-      <w:r>
-        <w:rPr>
-          <w:sz w:val="26"/>
-          <w:szCs w:val="26"/>
-        </w:rPr>
-        <w:t>sai</w:t>
-      </w:r>
-      <w:proofErr w:type="spellEnd"/>
-      <w:r>
-        <w:rPr>
-          <w:sz w:val="26"/>
-          <w:szCs w:val="26"/>
-        </w:rPr>
-        <w:t xml:space="preserve"> </w:t>
-      </w:r>
-      <w:proofErr w:type="spellStart"/>
-      <w:r>
-        <w:rPr>
-          <w:sz w:val="26"/>
-          <w:szCs w:val="26"/>
-        </w:rPr>
-        <w:t>lệch</w:t>
-      </w:r>
-      <w:proofErr w:type="spellEnd"/>
-      <w:r>
-        <w:rPr>
-          <w:sz w:val="26"/>
-          <w:szCs w:val="26"/>
-        </w:rPr>
-        <w:t xml:space="preserve"> </w:t>
-      </w:r>
-      <w:proofErr w:type="spellStart"/>
-      <w:r>
-        <w:rPr>
-          <w:sz w:val="26"/>
-          <w:szCs w:val="26"/>
-        </w:rPr>
-        <w:t>kết</w:t>
-      </w:r>
-      <w:proofErr w:type="spellEnd"/>
-      <w:r>
-        <w:rPr>
-          <w:sz w:val="26"/>
-          <w:szCs w:val="26"/>
-        </w:rPr>
-        <w:t xml:space="preserve"> </w:t>
-      </w:r>
-      <w:proofErr w:type="spellStart"/>
-      <w:r>
-        <w:rPr>
-          <w:sz w:val="26"/>
-          <w:szCs w:val="26"/>
-        </w:rPr>
-        <w:t>quả</w:t>
-      </w:r>
-      <w:proofErr w:type="spellEnd"/>
-      <w:r>
-        <w:rPr>
-          <w:sz w:val="26"/>
-          <w:szCs w:val="26"/>
-        </w:rPr>
-        <w:t>.</w:t>
-      </w:r>
-    </w:p>
-    <w:p>
-      <w:pPr>
-        <w:spacing w:line="360" w:lineRule="auto"/>
-        <w:jc w:val="both"/>
-        <w:rPr>
-          <w:rFonts w:cs="Times New Roman"/>
-          <w:b/>
-          <w:bCs/>
-          <w:sz w:val="26"/>
-          <w:szCs w:val="26"/>
-        </w:rPr>
-      </w:pPr>
-      <w:r>
-        <w:rPr>
-          <w:rFonts w:cs="Times New Roman"/>
-          <w:b/>
-          <w:bCs/>
-          <w:sz w:val="26"/>
-          <w:szCs w:val="26"/>
-        </w:rPr>
-        <w:br w:type="page"/>
-      </w:r>
-    </w:p>
-    <w:p>
-      <w:pPr>
-        <w:spacing w:line="360" w:lineRule="auto"/>
-        <w:jc w:val="both"/>
-        <w:rPr>
-          <w:rFonts w:cs="Times New Roman"/>
-          <w:b/>
-          <w:bCs/>
-          <w:sz w:val="26"/>
-          <w:szCs w:val="26"/>
-        </w:rPr>
-      </w:pPr>
-      <w:r>
-        <w:rPr>
-          <w:rFonts w:cs="Times New Roman"/>
-          <w:b/>
-          <w:bCs/>
-          <w:sz w:val="26"/>
-          <w:szCs w:val="26"/>
-        </w:rPr>
-        <w:lastRenderedPageBreak/>
+          <w:rFonts w:cs="Times New Roman"/>
+          <w:b/>
+          <w:bCs/>
+          <w:sz w:val="26"/>
+          <w:szCs w:val="26"/>
+        </w:rPr>
+      </w:pPr>
+      <w:r>
+        <w:rPr>
+          <w:rFonts w:cs="Times New Roman"/>
+          <w:b/>
+          <w:bCs/>
+          <w:sz w:val="26"/>
+          <w:szCs w:val="26"/>
+        </w:rPr>
         <w:t xml:space="preserve">7. </w:t>
       </w:r>
       <w:proofErr w:type="spellStart"/>
@@ -8680,81 +6852,47 @@
         <w:jc w:val="both"/>
         <w:rPr>
           <w:rFonts w:cs="Times New Roman"/>
-          <w:sz w:val="26"/>
-          <w:szCs w:val="26"/>
-        </w:rPr>
-      </w:pPr>
-      <w:proofErr w:type="spellStart"/>
-      <w:r>
-        <w:rPr>
-          <w:rFonts w:cs="Times New Roman"/>
-          <w:sz w:val="26"/>
-          <w:szCs w:val="26"/>
-        </w:rPr>
-        <w:t>Mã</w:t>
-      </w:r>
-      <w:proofErr w:type="spellEnd"/>
-      <w:r>
-        <w:rPr>
-          <w:rFonts w:cs="Times New Roman"/>
-          <w:sz w:val="26"/>
-          <w:szCs w:val="26"/>
-        </w:rPr>
-        <w:t xml:space="preserve"> </w:t>
-      </w:r>
-      <w:proofErr w:type="spellStart"/>
-      <w:r>
-        <w:rPr>
-          <w:rFonts w:cs="Times New Roman"/>
-          <w:sz w:val="26"/>
-          <w:szCs w:val="26"/>
-        </w:rPr>
-        <w:t>nguồn</w:t>
-      </w:r>
-      <w:proofErr w:type="spellEnd"/>
-      <w:r>
-        <w:rPr>
-          <w:rFonts w:cs="Times New Roman"/>
-          <w:sz w:val="26"/>
-          <w:szCs w:val="26"/>
-        </w:rPr>
-        <w:t xml:space="preserve"> </w:t>
-      </w:r>
-      <w:proofErr w:type="spellStart"/>
-      <w:r>
-        <w:rPr>
-          <w:rFonts w:cs="Times New Roman"/>
-          <w:sz w:val="26"/>
-          <w:szCs w:val="26"/>
-        </w:rPr>
-        <w:t>chương</w:t>
-      </w:r>
-      <w:proofErr w:type="spellEnd"/>
-      <w:r>
-        <w:rPr>
-          <w:rFonts w:cs="Times New Roman"/>
-          <w:sz w:val="26"/>
-          <w:szCs w:val="26"/>
-        </w:rPr>
-        <w:t xml:space="preserve"> </w:t>
-      </w:r>
-      <w:proofErr w:type="spellStart"/>
-      <w:r>
-        <w:rPr>
-          <w:rFonts w:cs="Times New Roman"/>
-          <w:sz w:val="26"/>
-          <w:szCs w:val="26"/>
-        </w:rPr>
-        <w:t>trình</w:t>
-      </w:r>
-      <w:proofErr w:type="spellEnd"/>
-      <w:r>
-        <w:rPr>
-          <w:rFonts w:cs="Times New Roman"/>
-          <w:sz w:val="26"/>
-          <w:szCs w:val="26"/>
-        </w:rPr>
-        <w:t xml:space="preserve"> </w:t>
+          <w:b/>
+          <w:bCs/>
+          <w:sz w:val="26"/>
+          <w:szCs w:val="26"/>
+        </w:rPr>
+      </w:pPr>
+      <w:proofErr w:type="spellStart"/>
+      <w:r>
+        <w:rPr>
+          <w:rFonts w:cs="Times New Roman"/>
+          <w:sz w:val="26"/>
+          <w:szCs w:val="26"/>
+        </w:rPr>
+        <w:t>Môi</w:t>
+      </w:r>
+      <w:proofErr w:type="spellEnd"/>
+      <w:r>
+        <w:rPr>
+          <w:rFonts w:cs="Times New Roman"/>
+          <w:sz w:val="26"/>
+          <w:szCs w:val="26"/>
+        </w:rPr>
+        <w:t xml:space="preserve"> </w:t>
+      </w:r>
+      <w:proofErr w:type="spellStart"/>
+      <w:r>
+        <w:rPr>
+          <w:rFonts w:cs="Times New Roman"/>
+          <w:sz w:val="26"/>
+          <w:szCs w:val="26"/>
+        </w:rPr>
+        <w:t>trường</w:t>
+      </w:r>
+      <w:proofErr w:type="spellEnd"/>
+      <w:r>
+        <w:rPr>
+          <w:rFonts w:cs="Times New Roman"/>
+          <w:sz w:val="26"/>
+          <w:szCs w:val="26"/>
+        </w:rPr>
+        <w:t xml:space="preserve"> SQL Server </w:t>
       </w:r>
       <w:proofErr w:type="spellStart"/>
       <w:r>
@@ -8781,6 +6919,42 @@
           <w:sz w:val="26"/>
           <w:szCs w:val="26"/>
         </w:rPr>
+        <w:t>chạy</w:t>
+      </w:r>
+      <w:proofErr w:type="spellEnd"/>
+      <w:r>
+        <w:rPr>
+          <w:rFonts w:cs="Times New Roman"/>
+          <w:sz w:val="26"/>
+          <w:szCs w:val="26"/>
+        </w:rPr>
+        <w:t xml:space="preserve">, Code </w:t>
+      </w:r>
+      <w:proofErr w:type="spellStart"/>
+      <w:r>
+        <w:rPr>
+          <w:rFonts w:cs="Times New Roman"/>
+          <w:sz w:val="26"/>
+          <w:szCs w:val="26"/>
+        </w:rPr>
+        <w:t>đã</w:t>
+      </w:r>
+      <w:proofErr w:type="spellEnd"/>
+      <w:r>
+        <w:rPr>
+          <w:rFonts w:cs="Times New Roman"/>
+          <w:sz w:val="26"/>
+          <w:szCs w:val="26"/>
+        </w:rPr>
+        <w:t xml:space="preserve"> </w:t>
+      </w:r>
+      <w:proofErr w:type="spellStart"/>
+      <w:r>
+        <w:rPr>
+          <w:rFonts w:cs="Times New Roman"/>
+          <w:sz w:val="26"/>
+          <w:szCs w:val="26"/>
+        </w:rPr>
         <w:t>biên</w:t>
       </w:r>
       <w:proofErr w:type="spellEnd"/>
@@ -8817,42 +6991,6 @@
           <w:sz w:val="26"/>
           <w:szCs w:val="26"/>
         </w:rPr>
-        <w:t>thành</w:t>
-      </w:r>
-      <w:proofErr w:type="spellEnd"/>
-      <w:r>
-        <w:rPr>
-          <w:rFonts w:cs="Times New Roman"/>
-          <w:sz w:val="26"/>
-          <w:szCs w:val="26"/>
-        </w:rPr>
-        <w:t xml:space="preserve"> </w:t>
-      </w:r>
-      <w:proofErr w:type="spellStart"/>
-      <w:r>
-        <w:rPr>
-          <w:rFonts w:cs="Times New Roman"/>
-          <w:sz w:val="26"/>
-          <w:szCs w:val="26"/>
-        </w:rPr>
-        <w:t>công</w:t>
-      </w:r>
-      <w:proofErr w:type="spellEnd"/>
-      <w:r>
-        <w:rPr>
-          <w:rFonts w:cs="Times New Roman"/>
-          <w:sz w:val="26"/>
-          <w:szCs w:val="26"/>
-        </w:rPr>
-        <w:t xml:space="preserve">, </w:t>
-      </w:r>
-      <w:proofErr w:type="spellStart"/>
-      <w:r>
-        <w:rPr>
-          <w:rFonts w:cs="Times New Roman"/>
-          <w:sz w:val="26"/>
-          <w:szCs w:val="26"/>
-        </w:rPr>
         <w:t>không</w:t>
       </w:r>
       <w:proofErr w:type="spellEnd"/>
@@ -8871,24 +7009,6 @@
           <w:sz w:val="26"/>
           <w:szCs w:val="26"/>
         </w:rPr>
-        <w:t>có</w:t>
-      </w:r>
-      <w:proofErr w:type="spellEnd"/>
-      <w:r>
-        <w:rPr>
-          <w:rFonts w:cs="Times New Roman"/>
-          <w:sz w:val="26"/>
-          <w:szCs w:val="26"/>
-        </w:rPr>
-        <w:t xml:space="preserve"> </w:t>
-      </w:r>
-      <w:proofErr w:type="spellStart"/>
-      <w:r>
-        <w:rPr>
-          <w:rFonts w:cs="Times New Roman"/>
-          <w:sz w:val="26"/>
-          <w:szCs w:val="26"/>
-        </w:rPr>
         <w:t>lỗi</w:t>
       </w:r>
       <w:proofErr w:type="spellEnd"/>
@@ -8935,6 +7055,95 @@
           <w:szCs w:val="26"/>
         </w:rPr>
         <w:t>.</w:t>
+      </w:r>
+    </w:p>
+    <w:p>
+      <w:pPr>
+        <w:spacing w:line="360" w:lineRule="auto"/>
+        <w:jc w:val="both"/>
+        <w:rPr>
+          <w:rFonts w:cs="Times New Roman"/>
+          <w:b/>
+          <w:bCs/>
+          <w:sz w:val="26"/>
+          <w:szCs w:val="26"/>
+        </w:rPr>
+      </w:pPr>
+      <w:r>
+        <w:rPr>
+          <w:rFonts w:cs="Times New Roman"/>
+          <w:b/>
+          <w:bCs/>
+          <w:sz w:val="26"/>
+          <w:szCs w:val="26"/>
+        </w:rPr>
+        <w:t xml:space="preserve">b. </w:t>
+      </w:r>
+      <w:proofErr w:type="spellStart"/>
+      <w:r>
+        <w:rPr>
+          <w:rFonts w:cs="Times New Roman"/>
+          <w:b/>
+          <w:bCs/>
+          <w:sz w:val="26"/>
+          <w:szCs w:val="26"/>
+        </w:rPr>
+        <w:t>Tiêu</w:t>
+      </w:r>
+      <w:proofErr w:type="spellEnd"/>
+      <w:r>
+        <w:rPr>
+          <w:rFonts w:cs="Times New Roman"/>
+          <w:b/>
+          <w:bCs/>
+          <w:sz w:val="26"/>
+          <w:szCs w:val="26"/>
+        </w:rPr>
+        <w:t xml:space="preserve"> </w:t>
+      </w:r>
+      <w:proofErr w:type="spellStart"/>
+      <w:r>
+        <w:rPr>
+          <w:rFonts w:cs="Times New Roman"/>
+          <w:b/>
+          <w:bCs/>
+          <w:sz w:val="26"/>
+          <w:szCs w:val="26"/>
+        </w:rPr>
+        <w:t>chí</w:t>
+      </w:r>
+      <w:proofErr w:type="spellEnd"/>
+      <w:r>
+        <w:rPr>
+          <w:rFonts w:cs="Times New Roman"/>
+          <w:b/>
+          <w:bCs/>
+          <w:sz w:val="26"/>
+          <w:szCs w:val="26"/>
+        </w:rPr>
+        <w:t xml:space="preserve"> </w:t>
+      </w:r>
+      <w:proofErr w:type="spellStart"/>
+      <w:r>
+        <w:rPr>
+          <w:rFonts w:cs="Times New Roman"/>
+          <w:b/>
+          <w:bCs/>
+          <w:sz w:val="26"/>
+          <w:szCs w:val="26"/>
+        </w:rPr>
+        <w:t>ra</w:t>
+      </w:r>
+      <w:proofErr w:type="spellEnd"/>
+      <w:r>
+        <w:rPr>
+          <w:rFonts w:cs="Times New Roman"/>
+          <w:b/>
+          <w:bCs/>
+          <w:sz w:val="26"/>
+          <w:szCs w:val="26"/>
+        </w:rPr>
+        <w:t>:</w:t>
       </w:r>
     </w:p>
     <w:p>
@@ -8948,137 +7157,17 @@
         <w:jc w:val="both"/>
         <w:rPr>
           <w:rFonts w:cs="Times New Roman"/>
-          <w:b/>
-          <w:bCs/>
-          <w:sz w:val="26"/>
-          <w:szCs w:val="26"/>
-        </w:rPr>
-      </w:pPr>
-      <w:proofErr w:type="spellStart"/>
-      <w:r>
-        <w:rPr>
-          <w:rFonts w:cs="Times New Roman"/>
-          <w:sz w:val="26"/>
-          <w:szCs w:val="26"/>
-        </w:rPr>
-        <w:t>Cơ</w:t>
-      </w:r>
-      <w:proofErr w:type="spellEnd"/>
-      <w:r>
-        <w:rPr>
-          <w:rFonts w:cs="Times New Roman"/>
-          <w:sz w:val="26"/>
-          <w:szCs w:val="26"/>
-        </w:rPr>
-        <w:t xml:space="preserve"> </w:t>
-      </w:r>
-      <w:proofErr w:type="spellStart"/>
-      <w:r>
-        <w:rPr>
-          <w:rFonts w:cs="Times New Roman"/>
-          <w:sz w:val="26"/>
-          <w:szCs w:val="26"/>
-        </w:rPr>
-        <w:t>sở</w:t>
-      </w:r>
-      <w:proofErr w:type="spellEnd"/>
-      <w:r>
-        <w:rPr>
-          <w:rFonts w:cs="Times New Roman"/>
-          <w:sz w:val="26"/>
-          <w:szCs w:val="26"/>
-        </w:rPr>
-        <w:t xml:space="preserve"> </w:t>
-      </w:r>
-      <w:proofErr w:type="spellStart"/>
-      <w:r>
-        <w:rPr>
-          <w:rFonts w:cs="Times New Roman"/>
-          <w:sz w:val="26"/>
-          <w:szCs w:val="26"/>
-        </w:rPr>
-        <w:t>dữ</w:t>
-      </w:r>
-      <w:proofErr w:type="spellEnd"/>
-      <w:r>
-        <w:rPr>
-          <w:rFonts w:cs="Times New Roman"/>
-          <w:sz w:val="26"/>
-          <w:szCs w:val="26"/>
-        </w:rPr>
-        <w:t xml:space="preserve"> </w:t>
-      </w:r>
-      <w:proofErr w:type="spellStart"/>
-      <w:r>
-        <w:rPr>
-          <w:rFonts w:cs="Times New Roman"/>
-          <w:sz w:val="26"/>
-          <w:szCs w:val="26"/>
-        </w:rPr>
-        <w:t>liệu</w:t>
-      </w:r>
-      <w:proofErr w:type="spellEnd"/>
-      <w:r>
-        <w:rPr>
-          <w:rFonts w:cs="Times New Roman"/>
-          <w:sz w:val="26"/>
-          <w:szCs w:val="26"/>
-        </w:rPr>
-        <w:t xml:space="preserve"> Lab5_KiemThu (</w:t>
-      </w:r>
-      <w:proofErr w:type="spellStart"/>
-      <w:r>
-        <w:rPr>
-          <w:rFonts w:cs="Times New Roman"/>
-          <w:sz w:val="26"/>
-          <w:szCs w:val="26"/>
-        </w:rPr>
-        <w:t>hoặc</w:t>
-      </w:r>
-      <w:proofErr w:type="spellEnd"/>
-      <w:r>
-        <w:rPr>
-          <w:rFonts w:cs="Times New Roman"/>
-          <w:sz w:val="26"/>
-          <w:szCs w:val="26"/>
-        </w:rPr>
-        <w:t xml:space="preserve"> </w:t>
-      </w:r>
-      <w:proofErr w:type="spellStart"/>
-      <w:r>
-        <w:rPr>
-          <w:rFonts w:cs="Times New Roman"/>
-          <w:sz w:val="26"/>
-          <w:szCs w:val="26"/>
-        </w:rPr>
-        <w:t>KhachHang</w:t>
-      </w:r>
-      <w:proofErr w:type="spellEnd"/>
-      <w:r>
-        <w:rPr>
-          <w:rFonts w:cs="Times New Roman"/>
-          <w:sz w:val="26"/>
-          <w:szCs w:val="26"/>
-        </w:rPr>
-        <w:t xml:space="preserve">) </w:t>
-      </w:r>
-      <w:proofErr w:type="spellStart"/>
-      <w:r>
-        <w:rPr>
-          <w:rFonts w:cs="Times New Roman"/>
-          <w:sz w:val="26"/>
-          <w:szCs w:val="26"/>
-        </w:rPr>
-        <w:t>đã</w:t>
-      </w:r>
-      <w:proofErr w:type="spellEnd"/>
-      <w:r>
-        <w:rPr>
-          <w:rFonts w:cs="Times New Roman"/>
-          <w:sz w:val="26"/>
-          <w:szCs w:val="26"/>
-        </w:rPr>
-        <w:t xml:space="preserve"> </w:t>
+          <w:sz w:val="26"/>
+          <w:szCs w:val="26"/>
+        </w:rPr>
+      </w:pPr>
+      <w:r>
+        <w:rPr>
+          <w:rFonts w:cs="Times New Roman"/>
+          <w:sz w:val="26"/>
+          <w:szCs w:val="26"/>
+        </w:rPr>
+        <w:t xml:space="preserve">100% Test Case </w:t>
       </w:r>
       <w:proofErr w:type="spellStart"/>
       <w:r>
@@ -9105,123 +7194,88 @@
           <w:sz w:val="26"/>
           <w:szCs w:val="26"/>
         </w:rPr>
-        <w:t>khởi</w:t>
-      </w:r>
-      <w:proofErr w:type="spellEnd"/>
-      <w:r>
-        <w:rPr>
-          <w:rFonts w:cs="Times New Roman"/>
-          <w:sz w:val="26"/>
-          <w:szCs w:val="26"/>
-        </w:rPr>
-        <w:t xml:space="preserve"> </w:t>
-      </w:r>
-      <w:proofErr w:type="spellStart"/>
-      <w:r>
-        <w:rPr>
-          <w:rFonts w:cs="Times New Roman"/>
-          <w:sz w:val="26"/>
-          <w:szCs w:val="26"/>
-        </w:rPr>
-        <w:t>tạo</w:t>
-      </w:r>
-      <w:proofErr w:type="spellEnd"/>
-      <w:r>
-        <w:rPr>
-          <w:rFonts w:cs="Times New Roman"/>
-          <w:sz w:val="26"/>
-          <w:szCs w:val="26"/>
-        </w:rPr>
-        <w:t>.</w:t>
-      </w:r>
-    </w:p>
-    <w:p>
-      <w:pPr>
-        <w:spacing w:line="360" w:lineRule="auto"/>
-        <w:jc w:val="both"/>
-        <w:rPr>
-          <w:rFonts w:cs="Times New Roman"/>
-          <w:b/>
-          <w:bCs/>
-          <w:sz w:val="26"/>
-          <w:szCs w:val="26"/>
-        </w:rPr>
-      </w:pPr>
-      <w:r>
-        <w:rPr>
-          <w:rFonts w:cs="Times New Roman"/>
-          <w:b/>
-          <w:bCs/>
-          <w:sz w:val="26"/>
-          <w:szCs w:val="26"/>
-        </w:rPr>
-        <w:t xml:space="preserve">b. </w:t>
-      </w:r>
-      <w:proofErr w:type="spellStart"/>
-      <w:r>
-        <w:rPr>
-          <w:rFonts w:cs="Times New Roman"/>
-          <w:b/>
-          <w:bCs/>
-          <w:sz w:val="26"/>
-          <w:szCs w:val="26"/>
-        </w:rPr>
-        <w:t>Tiêu</w:t>
-      </w:r>
-      <w:proofErr w:type="spellEnd"/>
-      <w:r>
-        <w:rPr>
-          <w:rFonts w:cs="Times New Roman"/>
-          <w:b/>
-          <w:bCs/>
-          <w:sz w:val="26"/>
-          <w:szCs w:val="26"/>
-        </w:rPr>
-        <w:t xml:space="preserve"> </w:t>
-      </w:r>
-      <w:proofErr w:type="spellStart"/>
-      <w:r>
-        <w:rPr>
-          <w:rFonts w:cs="Times New Roman"/>
-          <w:b/>
-          <w:bCs/>
-          <w:sz w:val="26"/>
-          <w:szCs w:val="26"/>
-        </w:rPr>
-        <w:t>chí</w:t>
-      </w:r>
-      <w:proofErr w:type="spellEnd"/>
-      <w:r>
-        <w:rPr>
-          <w:rFonts w:cs="Times New Roman"/>
-          <w:b/>
-          <w:bCs/>
-          <w:sz w:val="26"/>
-          <w:szCs w:val="26"/>
-        </w:rPr>
-        <w:t xml:space="preserve"> </w:t>
-      </w:r>
-      <w:proofErr w:type="spellStart"/>
-      <w:r>
-        <w:rPr>
-          <w:rFonts w:cs="Times New Roman"/>
-          <w:b/>
-          <w:bCs/>
-          <w:sz w:val="26"/>
-          <w:szCs w:val="26"/>
-        </w:rPr>
-        <w:t>ra</w:t>
-      </w:r>
-      <w:proofErr w:type="spellEnd"/>
-      <w:r>
-        <w:rPr>
-          <w:rFonts w:cs="Times New Roman"/>
-          <w:b/>
-          <w:bCs/>
-          <w:sz w:val="26"/>
-          <w:szCs w:val="26"/>
-        </w:rPr>
-        <w:t>:</w:t>
+        <w:t>thực</w:t>
+      </w:r>
+      <w:proofErr w:type="spellEnd"/>
+      <w:r>
+        <w:rPr>
+          <w:rFonts w:cs="Times New Roman"/>
+          <w:sz w:val="26"/>
+          <w:szCs w:val="26"/>
+        </w:rPr>
+        <w:t xml:space="preserve"> </w:t>
+      </w:r>
+      <w:proofErr w:type="spellStart"/>
+      <w:r>
+        <w:rPr>
+          <w:rFonts w:cs="Times New Roman"/>
+          <w:sz w:val="26"/>
+          <w:szCs w:val="26"/>
+        </w:rPr>
+        <w:t>thi</w:t>
+      </w:r>
+      <w:proofErr w:type="spellEnd"/>
+      <w:r>
+        <w:rPr>
+          <w:rFonts w:cs="Times New Roman"/>
+          <w:sz w:val="26"/>
+          <w:szCs w:val="26"/>
+        </w:rPr>
+        <w:t xml:space="preserve">. Các </w:t>
+      </w:r>
+      <w:proofErr w:type="spellStart"/>
+      <w:r>
+        <w:rPr>
+          <w:rFonts w:cs="Times New Roman"/>
+          <w:sz w:val="26"/>
+          <w:szCs w:val="26"/>
+        </w:rPr>
+        <w:t>lỗi</w:t>
+      </w:r>
+      <w:proofErr w:type="spellEnd"/>
+      <w:r>
+        <w:rPr>
+          <w:rFonts w:cs="Times New Roman"/>
+          <w:sz w:val="26"/>
+          <w:szCs w:val="26"/>
+        </w:rPr>
+        <w:t xml:space="preserve"> </w:t>
+      </w:r>
+      <w:proofErr w:type="spellStart"/>
+      <w:r>
+        <w:rPr>
+          <w:rFonts w:cs="Times New Roman"/>
+          <w:sz w:val="26"/>
+          <w:szCs w:val="26"/>
+        </w:rPr>
+        <w:t>nghiêm</w:t>
+      </w:r>
+      <w:proofErr w:type="spellEnd"/>
+      <w:r>
+        <w:rPr>
+          <w:rFonts w:cs="Times New Roman"/>
+          <w:sz w:val="26"/>
+          <w:szCs w:val="26"/>
+        </w:rPr>
+        <w:t xml:space="preserve"> </w:t>
+      </w:r>
+      <w:proofErr w:type="spellStart"/>
+      <w:r>
+        <w:rPr>
+          <w:rFonts w:cs="Times New Roman"/>
+          <w:sz w:val="26"/>
+          <w:szCs w:val="26"/>
+        </w:rPr>
+        <w:t>trọng</w:t>
+      </w:r>
+      <w:proofErr w:type="spellEnd"/>
+      <w:r>
+        <w:rPr>
+          <w:rFonts w:cs="Times New Roman"/>
+          <w:sz w:val="26"/>
+          <w:szCs w:val="26"/>
+        </w:rPr>
+        <w:t xml:space="preserve"> (Crash, Data Loss)</w:t>
       </w:r>
     </w:p>
     <w:p>
@@ -9239,104 +7293,6 @@
           <w:szCs w:val="26"/>
         </w:rPr>
       </w:pPr>
-      <w:r>
-        <w:rPr>
-          <w:rFonts w:cs="Times New Roman"/>
-          <w:sz w:val="26"/>
-          <w:szCs w:val="26"/>
-        </w:rPr>
-        <w:t xml:space="preserve">100% </w:t>
-      </w:r>
-      <w:proofErr w:type="spellStart"/>
-      <w:r>
-        <w:rPr>
-          <w:rFonts w:cs="Times New Roman"/>
-          <w:sz w:val="26"/>
-          <w:szCs w:val="26"/>
-        </w:rPr>
-        <w:t>các</w:t>
-      </w:r>
-      <w:proofErr w:type="spellEnd"/>
-      <w:r>
-        <w:rPr>
-          <w:rFonts w:cs="Times New Roman"/>
-          <w:sz w:val="26"/>
-          <w:szCs w:val="26"/>
-        </w:rPr>
-        <w:t xml:space="preserve"> Test Case </w:t>
-      </w:r>
-      <w:proofErr w:type="spellStart"/>
-      <w:r>
-        <w:rPr>
-          <w:rFonts w:cs="Times New Roman"/>
-          <w:sz w:val="26"/>
-          <w:szCs w:val="26"/>
-        </w:rPr>
-        <w:t>trọng</w:t>
-      </w:r>
-      <w:proofErr w:type="spellEnd"/>
-      <w:r>
-        <w:rPr>
-          <w:rFonts w:cs="Times New Roman"/>
-          <w:sz w:val="26"/>
-          <w:szCs w:val="26"/>
-        </w:rPr>
-        <w:t xml:space="preserve"> </w:t>
-      </w:r>
-      <w:proofErr w:type="spellStart"/>
-      <w:r>
-        <w:rPr>
-          <w:rFonts w:cs="Times New Roman"/>
-          <w:sz w:val="26"/>
-          <w:szCs w:val="26"/>
-        </w:rPr>
-        <w:t>yếu</w:t>
-      </w:r>
-      <w:proofErr w:type="spellEnd"/>
-      <w:r>
-        <w:rPr>
-          <w:rFonts w:cs="Times New Roman"/>
-          <w:sz w:val="26"/>
-          <w:szCs w:val="26"/>
-        </w:rPr>
-        <w:t xml:space="preserve"> (Critical) </w:t>
-      </w:r>
-      <w:proofErr w:type="spellStart"/>
-      <w:r>
-        <w:rPr>
-          <w:rFonts w:cs="Times New Roman"/>
-          <w:sz w:val="26"/>
-          <w:szCs w:val="26"/>
-        </w:rPr>
-        <w:t>đều</w:t>
-      </w:r>
-      <w:proofErr w:type="spellEnd"/>
-      <w:r>
-        <w:rPr>
-          <w:rFonts w:cs="Times New Roman"/>
-          <w:sz w:val="26"/>
-          <w:szCs w:val="26"/>
-        </w:rPr>
-        <w:t xml:space="preserve"> </w:t>
-      </w:r>
-      <w:proofErr w:type="spellStart"/>
-      <w:r>
-        <w:rPr>
-          <w:rFonts w:cs="Times New Roman"/>
-          <w:sz w:val="26"/>
-          <w:szCs w:val="26"/>
-        </w:rPr>
-        <w:t>chạy</w:t>
-      </w:r>
-      <w:proofErr w:type="spellEnd"/>
-      <w:r>
-        <w:rPr>
-          <w:rFonts w:cs="Times New Roman"/>
-          <w:sz w:val="26"/>
-          <w:szCs w:val="26"/>
-        </w:rPr>
-        <w:t xml:space="preserve"> </w:t>
-      </w:r>
       <w:proofErr w:type="spellStart"/>
       <w:r>
         <w:rPr>
@@ -9353,31 +7309,43 @@
           <w:sz w:val="26"/>
           <w:szCs w:val="26"/>
         </w:rPr>
-        <w:t>.</w:t>
-      </w:r>
-    </w:p>
-    <w:p>
-      <w:pPr>
-        <w:pStyle w:val="ListParagraph"/>
-        <w:numPr>
-          <w:ilvl w:val="0"/>
-          <w:numId w:val="32"/>
-        </w:numPr>
-        <w:spacing w:line="360" w:lineRule="auto"/>
-        <w:jc w:val="both"/>
-        <w:rPr>
-          <w:rFonts w:cs="Times New Roman"/>
-          <w:sz w:val="26"/>
-          <w:szCs w:val="26"/>
-        </w:rPr>
-      </w:pPr>
-      <w:r>
-        <w:rPr>
-          <w:rFonts w:cs="Times New Roman"/>
-          <w:sz w:val="26"/>
-          <w:szCs w:val="26"/>
-        </w:rPr>
-        <w:t xml:space="preserve">Các </w:t>
+        <w:t xml:space="preserve"> </w:t>
+      </w:r>
+      <w:proofErr w:type="spellStart"/>
+      <w:r>
+        <w:rPr>
+          <w:rFonts w:cs="Times New Roman"/>
+          <w:sz w:val="26"/>
+          <w:szCs w:val="26"/>
+        </w:rPr>
+        <w:t>khắc</w:t>
+      </w:r>
+      <w:proofErr w:type="spellEnd"/>
+      <w:r>
+        <w:rPr>
+          <w:rFonts w:cs="Times New Roman"/>
+          <w:sz w:val="26"/>
+          <w:szCs w:val="26"/>
+        </w:rPr>
+        <w:t xml:space="preserve"> </w:t>
+      </w:r>
+      <w:proofErr w:type="spellStart"/>
+      <w:r>
+        <w:rPr>
+          <w:rFonts w:cs="Times New Roman"/>
+          <w:sz w:val="26"/>
+          <w:szCs w:val="26"/>
+        </w:rPr>
+        <w:t>phục</w:t>
+      </w:r>
+      <w:proofErr w:type="spellEnd"/>
+      <w:r>
+        <w:rPr>
+          <w:rFonts w:cs="Times New Roman"/>
+          <w:sz w:val="26"/>
+          <w:szCs w:val="26"/>
+        </w:rPr>
+        <w:t xml:space="preserve">. Các </w:t>
       </w:r>
       <w:proofErr w:type="spellStart"/>
       <w:r>
@@ -9395,61 +7363,7 @@
           <w:sz w:val="26"/>
           <w:szCs w:val="26"/>
         </w:rPr>
-        <w:t xml:space="preserve"> </w:t>
-      </w:r>
-      <w:proofErr w:type="spellStart"/>
-      <w:r>
-        <w:rPr>
-          <w:rFonts w:cs="Times New Roman"/>
-          <w:sz w:val="26"/>
-          <w:szCs w:val="26"/>
-        </w:rPr>
-        <w:t>tìm</w:t>
-      </w:r>
-      <w:proofErr w:type="spellEnd"/>
-      <w:r>
-        <w:rPr>
-          <w:rFonts w:cs="Times New Roman"/>
-          <w:sz w:val="26"/>
-          <w:szCs w:val="26"/>
-        </w:rPr>
-        <w:t xml:space="preserve"> </w:t>
-      </w:r>
-      <w:proofErr w:type="spellStart"/>
-      <w:r>
-        <w:rPr>
-          <w:rFonts w:cs="Times New Roman"/>
-          <w:sz w:val="26"/>
-          <w:szCs w:val="26"/>
-        </w:rPr>
-        <w:t>thấy</w:t>
-      </w:r>
-      <w:proofErr w:type="spellEnd"/>
-      <w:r>
-        <w:rPr>
-          <w:rFonts w:cs="Times New Roman"/>
-          <w:sz w:val="26"/>
-          <w:szCs w:val="26"/>
-        </w:rPr>
-        <w:t xml:space="preserve"> </w:t>
-      </w:r>
-      <w:proofErr w:type="spellStart"/>
-      <w:r>
-        <w:rPr>
-          <w:rFonts w:cs="Times New Roman"/>
-          <w:sz w:val="26"/>
-          <w:szCs w:val="26"/>
-        </w:rPr>
-        <w:t>đã</w:t>
-      </w:r>
-      <w:proofErr w:type="spellEnd"/>
-      <w:r>
-        <w:rPr>
-          <w:rFonts w:cs="Times New Roman"/>
-          <w:sz w:val="26"/>
-          <w:szCs w:val="26"/>
-        </w:rPr>
-        <w:t xml:space="preserve"> </w:t>
+        <w:t xml:space="preserve"> logic </w:t>
       </w:r>
       <w:proofErr w:type="spellStart"/>
       <w:r>
@@ -9521,7 +7435,25 @@
           <w:sz w:val="26"/>
           <w:szCs w:val="26"/>
         </w:rPr>
-        <w:t xml:space="preserve"> Báo </w:t>
+        <w:t xml:space="preserve"> </w:t>
+      </w:r>
+      <w:proofErr w:type="spellStart"/>
+      <w:r>
+        <w:rPr>
+          <w:rFonts w:cs="Times New Roman"/>
+          <w:sz w:val="26"/>
+          <w:szCs w:val="26"/>
+        </w:rPr>
+        <w:t>báo</w:t>
+      </w:r>
+      <w:proofErr w:type="spellEnd"/>
+      <w:r>
+        <w:rPr>
+          <w:rFonts w:cs="Times New Roman"/>
+          <w:sz w:val="26"/>
+          <w:szCs w:val="26"/>
+        </w:rPr>
+        <w:t xml:space="preserve"> </w:t>
       </w:r>
       <w:proofErr w:type="spellStart"/>
       <w:r>
@@ -9531,192 +7463,6 @@
           <w:szCs w:val="26"/>
         </w:rPr>
         <w:t>cáo</w:t>
-      </w:r>
-      <w:proofErr w:type="spellEnd"/>
-      <w:r>
-        <w:rPr>
-          <w:rFonts w:cs="Times New Roman"/>
-          <w:sz w:val="26"/>
-          <w:szCs w:val="26"/>
-        </w:rPr>
-        <w:t xml:space="preserve"> </w:t>
-      </w:r>
-      <w:proofErr w:type="spellStart"/>
-      <w:r>
-        <w:rPr>
-          <w:rFonts w:cs="Times New Roman"/>
-          <w:sz w:val="26"/>
-          <w:szCs w:val="26"/>
-        </w:rPr>
-        <w:t>lỗi</w:t>
-      </w:r>
-      <w:proofErr w:type="spellEnd"/>
-      <w:r>
-        <w:rPr>
-          <w:rFonts w:cs="Times New Roman"/>
-          <w:sz w:val="26"/>
-          <w:szCs w:val="26"/>
-        </w:rPr>
-        <w:t>.</w:t>
-      </w:r>
-    </w:p>
-    <w:p>
-      <w:pPr>
-        <w:pStyle w:val="ListParagraph"/>
-        <w:numPr>
-          <w:ilvl w:val="0"/>
-          <w:numId w:val="32"/>
-        </w:numPr>
-        <w:spacing w:line="360" w:lineRule="auto"/>
-        <w:jc w:val="both"/>
-        <w:rPr>
-          <w:rFonts w:cs="Times New Roman"/>
-          <w:sz w:val="26"/>
-          <w:szCs w:val="26"/>
-        </w:rPr>
-      </w:pPr>
-      <w:r>
-        <w:rPr>
-          <w:rFonts w:cs="Times New Roman"/>
-          <w:sz w:val="26"/>
-          <w:szCs w:val="26"/>
-        </w:rPr>
-        <w:t xml:space="preserve">Báo </w:t>
-      </w:r>
-      <w:proofErr w:type="spellStart"/>
-      <w:r>
-        <w:rPr>
-          <w:rFonts w:cs="Times New Roman"/>
-          <w:sz w:val="26"/>
-          <w:szCs w:val="26"/>
-        </w:rPr>
-        <w:t>cáo</w:t>
-      </w:r>
-      <w:proofErr w:type="spellEnd"/>
-      <w:r>
-        <w:rPr>
-          <w:rFonts w:cs="Times New Roman"/>
-          <w:sz w:val="26"/>
-          <w:szCs w:val="26"/>
-        </w:rPr>
-        <w:t xml:space="preserve"> </w:t>
-      </w:r>
-      <w:proofErr w:type="spellStart"/>
-      <w:r>
-        <w:rPr>
-          <w:rFonts w:cs="Times New Roman"/>
-          <w:sz w:val="26"/>
-          <w:szCs w:val="26"/>
-        </w:rPr>
-        <w:t>kiểm</w:t>
-      </w:r>
-      <w:proofErr w:type="spellEnd"/>
-      <w:r>
-        <w:rPr>
-          <w:rFonts w:cs="Times New Roman"/>
-          <w:sz w:val="26"/>
-          <w:szCs w:val="26"/>
-        </w:rPr>
-        <w:t xml:space="preserve"> </w:t>
-      </w:r>
-      <w:proofErr w:type="spellStart"/>
-      <w:r>
-        <w:rPr>
-          <w:rFonts w:cs="Times New Roman"/>
-          <w:sz w:val="26"/>
-          <w:szCs w:val="26"/>
-        </w:rPr>
-        <w:t>thử</w:t>
-      </w:r>
-      <w:proofErr w:type="spellEnd"/>
-      <w:r>
-        <w:rPr>
-          <w:rFonts w:cs="Times New Roman"/>
-          <w:sz w:val="26"/>
-          <w:szCs w:val="26"/>
-        </w:rPr>
-        <w:t xml:space="preserve"> </w:t>
-      </w:r>
-      <w:proofErr w:type="spellStart"/>
-      <w:r>
-        <w:rPr>
-          <w:rFonts w:cs="Times New Roman"/>
-          <w:sz w:val="26"/>
-          <w:szCs w:val="26"/>
-        </w:rPr>
-        <w:t>hoàn</w:t>
-      </w:r>
-      <w:proofErr w:type="spellEnd"/>
-      <w:r>
-        <w:rPr>
-          <w:rFonts w:cs="Times New Roman"/>
-          <w:sz w:val="26"/>
-          <w:szCs w:val="26"/>
-        </w:rPr>
-        <w:t xml:space="preserve"> </w:t>
-      </w:r>
-      <w:proofErr w:type="spellStart"/>
-      <w:r>
-        <w:rPr>
-          <w:rFonts w:cs="Times New Roman"/>
-          <w:sz w:val="26"/>
-          <w:szCs w:val="26"/>
-        </w:rPr>
-        <w:t>chỉnh</w:t>
-      </w:r>
-      <w:proofErr w:type="spellEnd"/>
-      <w:r>
-        <w:rPr>
-          <w:rFonts w:cs="Times New Roman"/>
-          <w:sz w:val="26"/>
-          <w:szCs w:val="26"/>
-        </w:rPr>
-        <w:t xml:space="preserve"> </w:t>
-      </w:r>
-      <w:proofErr w:type="spellStart"/>
-      <w:r>
-        <w:rPr>
-          <w:rFonts w:cs="Times New Roman"/>
-          <w:sz w:val="26"/>
-          <w:szCs w:val="26"/>
-        </w:rPr>
-        <w:t>được</w:t>
-      </w:r>
-      <w:proofErr w:type="spellEnd"/>
-      <w:r>
-        <w:rPr>
-          <w:rFonts w:cs="Times New Roman"/>
-          <w:sz w:val="26"/>
-          <w:szCs w:val="26"/>
-        </w:rPr>
-        <w:t xml:space="preserve"> </w:t>
-      </w:r>
-      <w:proofErr w:type="spellStart"/>
-      <w:r>
-        <w:rPr>
-          <w:rFonts w:cs="Times New Roman"/>
-          <w:sz w:val="26"/>
-          <w:szCs w:val="26"/>
-        </w:rPr>
-        <w:t>phê</w:t>
-      </w:r>
-      <w:proofErr w:type="spellEnd"/>
-      <w:r>
-        <w:rPr>
-          <w:rFonts w:cs="Times New Roman"/>
-          <w:sz w:val="26"/>
-          <w:szCs w:val="26"/>
-        </w:rPr>
-        <w:t xml:space="preserve"> </w:t>
-      </w:r>
-      <w:proofErr w:type="spellStart"/>
-      <w:r>
-        <w:rPr>
-          <w:rFonts w:cs="Times New Roman"/>
-          <w:sz w:val="26"/>
-          <w:szCs w:val="26"/>
-        </w:rPr>
-        <w:t>duyệt</w:t>
       </w:r>
       <w:proofErr w:type="spellEnd"/>
       <w:r>
@@ -12478,6 +10224,119 @@
     </w:lvl>
   </w:abstractNum>
   <w:abstractNum w:abstractNumId="20" w15:restartNumberingAfterBreak="0">
+    <w:nsid w:val="49120146"/>
+    <w:multiLevelType w:val="hybridMultilevel"/>
+    <w:tmpl w:val="10F4B484"/>
+    <w:lvl w:ilvl="0" w:tplc="32E25F46">
+      <w:start w:val="1"/>
+      <w:numFmt w:val="bullet"/>
+      <w:lvlText w:val=""/>
+      <w:lvlJc w:val="left"/>
+      <w:pPr>
+        <w:ind w:left="720" w:hanging="360"/>
+      </w:pPr>
+      <w:rPr>
+        <w:rFonts w:ascii="Symbol" w:hAnsi="Symbol" w:hint="default"/>
+      </w:rPr>
+    </w:lvl>
+    <w:lvl w:ilvl="1" w:tplc="04090003" w:tentative="1">
+      <w:start w:val="1"/>
+      <w:numFmt w:val="bullet"/>
+      <w:lvlText w:val="o"/>
+      <w:lvlJc w:val="left"/>
+      <w:pPr>
+        <w:ind w:left="1440" w:hanging="360"/>
+      </w:pPr>
+      <w:rPr>
+        <w:rFonts w:ascii="Courier New" w:hAnsi="Courier New" w:cs="Courier New" w:hint="default"/>
+      </w:rPr>
+    </w:lvl>
+    <w:lvl w:ilvl="2" w:tplc="04090005" w:tentative="1">
+      <w:start w:val="1"/>
+      <w:numFmt w:val="bullet"/>
+      <w:lvlText w:val=""/>
+      <w:lvlJc w:val="left"/>
+      <w:pPr>
+        <w:ind w:left="2160" w:hanging="360"/>
+      </w:pPr>
+      <w:rPr>
+        <w:rFonts w:ascii="Wingdings" w:hAnsi="Wingdings" w:hint="default"/>
+      </w:rPr>
+    </w:lvl>
+    <w:lvl w:ilvl="3" w:tplc="04090001" w:tentative="1">
+      <w:start w:val="1"/>
+      <w:numFmt w:val="bullet"/>
+      <w:lvlText w:val=""/>
+      <w:lvlJc w:val="left"/>
+      <w:pPr>
+        <w:ind w:left="2880" w:hanging="360"/>
+      </w:pPr>
+      <w:rPr>
+        <w:rFonts w:ascii="Symbol" w:hAnsi="Symbol" w:hint="default"/>
+      </w:rPr>
+    </w:lvl>
+    <w:lvl w:ilvl="4" w:tplc="04090003" w:tentative="1">
+      <w:start w:val="1"/>
+      <w:numFmt w:val="bullet"/>
+      <w:lvlText w:val="o"/>
+      <w:lvlJc w:val="left"/>
+      <w:pPr>
+        <w:ind w:left="3600" w:hanging="360"/>
+      </w:pPr>
+      <w:rPr>
+        <w:rFonts w:ascii="Courier New" w:hAnsi="Courier New" w:cs="Courier New" w:hint="default"/>
+      </w:rPr>
+    </w:lvl>
+    <w:lvl w:ilvl="5" w:tplc="04090005" w:tentative="1">
+      <w:start w:val="1"/>
+      <w:numFmt w:val="bullet"/>
+      <w:lvlText w:val=""/>
+      <w:lvlJc w:val="left"/>
+      <w:pPr>
+        <w:ind w:left="4320" w:hanging="360"/>
+      </w:pPr>
+      <w:rPr>
+        <w:rFonts w:ascii="Wingdings" w:hAnsi="Wingdings" w:hint="default"/>
+      </w:rPr>
+    </w:lvl>
+    <w:lvl w:ilvl="6" w:tplc="04090001" w:tentative="1">
+      <w:start w:val="1"/>
+      <w:numFmt w:val="bullet"/>
+      <w:lvlText w:val=""/>
+      <w:lvlJc w:val="left"/>
+      <w:pPr>
+        <w:ind w:left="5040" w:hanging="360"/>
+      </w:pPr>
+      <w:rPr>
+        <w:rFonts w:ascii="Symbol" w:hAnsi="Symbol" w:hint="default"/>
+      </w:rPr>
+    </w:lvl>
+    <w:lvl w:ilvl="7" w:tplc="04090003" w:tentative="1">
+      <w:start w:val="1"/>
+      <w:numFmt w:val="bullet"/>
+      <w:lvlText w:val="o"/>
+      <w:lvlJc w:val="left"/>
+      <w:pPr>
+        <w:ind w:left="5760" w:hanging="360"/>
+      </w:pPr>
+      <w:rPr>
+        <w:rFonts w:ascii="Courier New" w:hAnsi="Courier New" w:cs="Courier New" w:hint="default"/>
+      </w:rPr>
+    </w:lvl>
+    <w:lvl w:ilvl="8" w:tplc="04090005" w:tentative="1">
+      <w:start w:val="1"/>
+      <w:numFmt w:val="bullet"/>
+      <w:lvlText w:val=""/>
+      <w:lvlJc w:val="left"/>
+      <w:pPr>
+        <w:ind w:left="6480" w:hanging="360"/>
+      </w:pPr>
+      <w:rPr>
+        <w:rFonts w:ascii="Wingdings" w:hAnsi="Wingdings" w:hint="default"/>
+      </w:rPr>
+    </w:lvl>
+  </w:abstractNum>
+  <w:abstractNum w:abstractNumId="21" w15:restartNumberingAfterBreak="0">
     <w:nsid w:val="4A3D3F11"/>
     <w:multiLevelType w:val="multilevel"/>
     <w:tmpl w:val="8CF4DD92"/>
@@ -12618,7 +10477,7 @@
       </w:rPr>
     </w:lvl>
   </w:abstractNum>
-  <w:abstractNum w:abstractNumId="21" w15:restartNumberingAfterBreak="0">
+  <w:abstractNum w:abstractNumId="22" w15:restartNumberingAfterBreak="0">
     <w:nsid w:val="4ABF3315"/>
     <w:multiLevelType w:val="multilevel"/>
     <w:tmpl w:val="A8AE988C"/>
@@ -12767,7 +10626,7 @@
       </w:rPr>
     </w:lvl>
   </w:abstractNum>
-  <w:abstractNum w:abstractNumId="22" w15:restartNumberingAfterBreak="0">
+  <w:abstractNum w:abstractNumId="23" w15:restartNumberingAfterBreak="0">
     <w:nsid w:val="4C8F4545"/>
     <w:multiLevelType w:val="hybridMultilevel"/>
     <w:tmpl w:val="6FD84A84"/>
@@ -12880,7 +10739,119 @@
       </w:rPr>
     </w:lvl>
   </w:abstractNum>
-  <w:abstractNum w:abstractNumId="23" w15:restartNumberingAfterBreak="0">
+  <w:abstractNum w:abstractNumId="24" w15:restartNumberingAfterBreak="0">
+    <w:nsid w:val="50272ED2"/>
+    <w:multiLevelType w:val="hybridMultilevel"/>
+    <w:tmpl w:val="34CE2A82"/>
+    <w:lvl w:ilvl="0" w:tplc="A9CC7F40">
+      <w:numFmt w:val="bullet"/>
+      <w:lvlText w:val="•"/>
+      <w:lvlJc w:val="left"/>
+      <w:pPr>
+        <w:ind w:left="720" w:hanging="360"/>
+      </w:pPr>
+      <w:rPr>
+        <w:rFonts w:ascii="Times New Roman" w:eastAsiaTheme="minorHAnsi" w:hAnsi="Times New Roman" w:cs="Times New Roman" w:hint="default"/>
+      </w:rPr>
+    </w:lvl>
+    <w:lvl w:ilvl="1" w:tplc="04090003" w:tentative="1">
+      <w:start w:val="1"/>
+      <w:numFmt w:val="bullet"/>
+      <w:lvlText w:val="o"/>
+      <w:lvlJc w:val="left"/>
+      <w:pPr>
+        <w:ind w:left="1440" w:hanging="360"/>
+      </w:pPr>
+      <w:rPr>
+        <w:rFonts w:ascii="Courier New" w:hAnsi="Courier New" w:cs="Courier New" w:hint="default"/>
+      </w:rPr>
+    </w:lvl>
+    <w:lvl w:ilvl="2" w:tplc="04090005" w:tentative="1">
+      <w:start w:val="1"/>
+      <w:numFmt w:val="bullet"/>
+      <w:lvlText w:val=""/>
+      <w:lvlJc w:val="left"/>
+      <w:pPr>
+        <w:ind w:left="2160" w:hanging="360"/>
+      </w:pPr>
+      <w:rPr>
+        <w:rFonts w:ascii="Wingdings" w:hAnsi="Wingdings" w:hint="default"/>
+      </w:rPr>
+    </w:lvl>
+    <w:lvl w:ilvl="3" w:tplc="04090001" w:tentative="1">
+      <w:start w:val="1"/>
+      <w:numFmt w:val="bullet"/>
+      <w:lvlText w:val=""/>
+      <w:lvlJc w:val="left"/>
+      <w:pPr>
+        <w:ind w:left="2880" w:hanging="360"/>
+      </w:pPr>
+      <w:rPr>
+        <w:rFonts w:ascii="Symbol" w:hAnsi="Symbol" w:hint="default"/>
+      </w:rPr>
+    </w:lvl>
+    <w:lvl w:ilvl="4" w:tplc="04090003" w:tentative="1">
+      <w:start w:val="1"/>
+      <w:numFmt w:val="bullet"/>
+      <w:lvlText w:val="o"/>
+      <w:lvlJc w:val="left"/>
+      <w:pPr>
+        <w:ind w:left="3600" w:hanging="360"/>
+      </w:pPr>
+      <w:rPr>
+        <w:rFonts w:ascii="Courier New" w:hAnsi="Courier New" w:cs="Courier New" w:hint="default"/>
+      </w:rPr>
+    </w:lvl>
+    <w:lvl w:ilvl="5" w:tplc="04090005" w:tentative="1">
+      <w:start w:val="1"/>
+      <w:numFmt w:val="bullet"/>
+      <w:lvlText w:val=""/>
+      <w:lvlJc w:val="left"/>
+      <w:pPr>
+        <w:ind w:left="4320" w:hanging="360"/>
+      </w:pPr>
+      <w:rPr>
+        <w:rFonts w:ascii="Wingdings" w:hAnsi="Wingdings" w:hint="default"/>
+      </w:rPr>
+    </w:lvl>
+    <w:lvl w:ilvl="6" w:tplc="04090001" w:tentative="1">
+      <w:start w:val="1"/>
+      <w:numFmt w:val="bullet"/>
+      <w:lvlText w:val=""/>
+      <w:lvlJc w:val="left"/>
+      <w:pPr>
+        <w:ind w:left="5040" w:hanging="360"/>
+      </w:pPr>
+      <w:rPr>
+        <w:rFonts w:ascii="Symbol" w:hAnsi="Symbol" w:hint="default"/>
+      </w:rPr>
+    </w:lvl>
+    <w:lvl w:ilvl="7" w:tplc="04090003" w:tentative="1">
+      <w:start w:val="1"/>
+      <w:numFmt w:val="bullet"/>
+      <w:lvlText w:val="o"/>
+      <w:lvlJc w:val="left"/>
+      <w:pPr>
+        <w:ind w:left="5760" w:hanging="360"/>
+      </w:pPr>
+      <w:rPr>
+        <w:rFonts w:ascii="Courier New" w:hAnsi="Courier New" w:cs="Courier New" w:hint="default"/>
+      </w:rPr>
+    </w:lvl>
+    <w:lvl w:ilvl="8" w:tplc="04090005" w:tentative="1">
+      <w:start w:val="1"/>
+      <w:numFmt w:val="bullet"/>
+      <w:lvlText w:val=""/>
+      <w:lvlJc w:val="left"/>
+      <w:pPr>
+        <w:ind w:left="6480" w:hanging="360"/>
+      </w:pPr>
+      <w:rPr>
+        <w:rFonts w:ascii="Wingdings" w:hAnsi="Wingdings" w:hint="default"/>
+      </w:rPr>
+    </w:lvl>
+  </w:abstractNum>
+  <w:abstractNum w:abstractNumId="25" w15:restartNumberingAfterBreak="0">
     <w:nsid w:val="52875CB2"/>
     <w:multiLevelType w:val="multilevel"/>
     <w:tmpl w:val="A8AE988C"/>
@@ -13029,7 +11000,7 @@
       </w:rPr>
     </w:lvl>
   </w:abstractNum>
-  <w:abstractNum w:abstractNumId="24" w15:restartNumberingAfterBreak="0">
+  <w:abstractNum w:abstractNumId="26" w15:restartNumberingAfterBreak="0">
     <w:nsid w:val="59DC292D"/>
     <w:multiLevelType w:val="multilevel"/>
     <w:tmpl w:val="CAAE2B94"/>
@@ -13178,7 +11149,119 @@
       </w:rPr>
     </w:lvl>
   </w:abstractNum>
-  <w:abstractNum w:abstractNumId="25" w15:restartNumberingAfterBreak="0">
+  <w:abstractNum w:abstractNumId="27" w15:restartNumberingAfterBreak="0">
+    <w:nsid w:val="5D4D1807"/>
+    <w:multiLevelType w:val="hybridMultilevel"/>
+    <w:tmpl w:val="7E6EE92E"/>
+    <w:lvl w:ilvl="0" w:tplc="EC7E668C">
+      <w:numFmt w:val="bullet"/>
+      <w:lvlText w:val=""/>
+      <w:lvlJc w:val="left"/>
+      <w:pPr>
+        <w:ind w:left="720" w:hanging="360"/>
+      </w:pPr>
+      <w:rPr>
+        <w:rFonts w:ascii="Times New Roman" w:eastAsiaTheme="minorHAnsi" w:hAnsi="Times New Roman" w:cs="Times New Roman" w:hint="default"/>
+      </w:rPr>
+    </w:lvl>
+    <w:lvl w:ilvl="1" w:tplc="04090003" w:tentative="1">
+      <w:start w:val="1"/>
+      <w:numFmt w:val="bullet"/>
+      <w:lvlText w:val="o"/>
+      <w:lvlJc w:val="left"/>
+      <w:pPr>
+        <w:ind w:left="1440" w:hanging="360"/>
+      </w:pPr>
+      <w:rPr>
+        <w:rFonts w:ascii="Courier New" w:hAnsi="Courier New" w:cs="Courier New" w:hint="default"/>
+      </w:rPr>
+    </w:lvl>
+    <w:lvl w:ilvl="2" w:tplc="04090005" w:tentative="1">
+      <w:start w:val="1"/>
+      <w:numFmt w:val="bullet"/>
+      <w:lvlText w:val=""/>
+      <w:lvlJc w:val="left"/>
+      <w:pPr>
+        <w:ind w:left="2160" w:hanging="360"/>
+      </w:pPr>
+      <w:rPr>
+        <w:rFonts w:ascii="Wingdings" w:hAnsi="Wingdings" w:hint="default"/>
+      </w:rPr>
+    </w:lvl>
+    <w:lvl w:ilvl="3" w:tplc="04090001" w:tentative="1">
+      <w:start w:val="1"/>
+      <w:numFmt w:val="bullet"/>
+      <w:lvlText w:val=""/>
+      <w:lvlJc w:val="left"/>
+      <w:pPr>
+        <w:ind w:left="2880" w:hanging="360"/>
+      </w:pPr>
+      <w:rPr>
+        <w:rFonts w:ascii="Symbol" w:hAnsi="Symbol" w:hint="default"/>
+      </w:rPr>
+    </w:lvl>
+    <w:lvl w:ilvl="4" w:tplc="04090003" w:tentative="1">
+      <w:start w:val="1"/>
+      <w:numFmt w:val="bullet"/>
+      <w:lvlText w:val="o"/>
+      <w:lvlJc w:val="left"/>
+      <w:pPr>
+        <w:ind w:left="3600" w:hanging="360"/>
+      </w:pPr>
+      <w:rPr>
+        <w:rFonts w:ascii="Courier New" w:hAnsi="Courier New" w:cs="Courier New" w:hint="default"/>
+      </w:rPr>
+    </w:lvl>
+    <w:lvl w:ilvl="5" w:tplc="04090005" w:tentative="1">
+      <w:start w:val="1"/>
+      <w:numFmt w:val="bullet"/>
+      <w:lvlText w:val=""/>
+      <w:lvlJc w:val="left"/>
+      <w:pPr>
+        <w:ind w:left="4320" w:hanging="360"/>
+      </w:pPr>
+      <w:rPr>
+        <w:rFonts w:ascii="Wingdings" w:hAnsi="Wingdings" w:hint="default"/>
+      </w:rPr>
+    </w:lvl>
+    <w:lvl w:ilvl="6" w:tplc="04090001" w:tentative="1">
+      <w:start w:val="1"/>
+      <w:numFmt w:val="bullet"/>
+      <w:lvlText w:val=""/>
+      <w:lvlJc w:val="left"/>
+      <w:pPr>
+        <w:ind w:left="5040" w:hanging="360"/>
+      </w:pPr>
+      <w:rPr>
+        <w:rFonts w:ascii="Symbol" w:hAnsi="Symbol" w:hint="default"/>
+      </w:rPr>
+    </w:lvl>
+    <w:lvl w:ilvl="7" w:tplc="04090003" w:tentative="1">
+      <w:start w:val="1"/>
+      <w:numFmt w:val="bullet"/>
+      <w:lvlText w:val="o"/>
+      <w:lvlJc w:val="left"/>
+      <w:pPr>
+        <w:ind w:left="5760" w:hanging="360"/>
+      </w:pPr>
+      <w:rPr>
+        <w:rFonts w:ascii="Courier New" w:hAnsi="Courier New" w:cs="Courier New" w:hint="default"/>
+      </w:rPr>
+    </w:lvl>
+    <w:lvl w:ilvl="8" w:tplc="04090005" w:tentative="1">
+      <w:start w:val="1"/>
+      <w:numFmt w:val="bullet"/>
+      <w:lvlText w:val=""/>
+      <w:lvlJc w:val="left"/>
+      <w:pPr>
+        <w:ind w:left="6480" w:hanging="360"/>
+      </w:pPr>
+      <w:rPr>
+        <w:rFonts w:ascii="Wingdings" w:hAnsi="Wingdings" w:hint="default"/>
+      </w:rPr>
+    </w:lvl>
+  </w:abstractNum>
+  <w:abstractNum w:abstractNumId="28" w15:restartNumberingAfterBreak="0">
     <w:nsid w:val="5FA63C8E"/>
     <w:multiLevelType w:val="multilevel"/>
     <w:tmpl w:val="C9EAD3EC"/>
@@ -13327,7 +11410,7 @@
       </w:rPr>
     </w:lvl>
   </w:abstractNum>
-  <w:abstractNum w:abstractNumId="26" w15:restartNumberingAfterBreak="0">
+  <w:abstractNum w:abstractNumId="29" w15:restartNumberingAfterBreak="0">
     <w:nsid w:val="638659B1"/>
     <w:multiLevelType w:val="hybridMultilevel"/>
     <w:tmpl w:val="446E7D6C"/>
@@ -13440,7 +11523,7 @@
       </w:rPr>
     </w:lvl>
   </w:abstractNum>
-  <w:abstractNum w:abstractNumId="27" w15:restartNumberingAfterBreak="0">
+  <w:abstractNum w:abstractNumId="30" w15:restartNumberingAfterBreak="0">
     <w:nsid w:val="65FF38C8"/>
     <w:multiLevelType w:val="hybridMultilevel"/>
     <w:tmpl w:val="2778949A"/>
@@ -13553,7 +11636,7 @@
       </w:rPr>
     </w:lvl>
   </w:abstractNum>
-  <w:abstractNum w:abstractNumId="28" w15:restartNumberingAfterBreak="0">
+  <w:abstractNum w:abstractNumId="31" w15:restartNumberingAfterBreak="0">
     <w:nsid w:val="68BF2B9D"/>
     <w:multiLevelType w:val="multilevel"/>
     <w:tmpl w:val="BF9E811A"/>
@@ -13702,7 +11785,120 @@
       </w:rPr>
     </w:lvl>
   </w:abstractNum>
-  <w:abstractNum w:abstractNumId="29" w15:restartNumberingAfterBreak="0">
+  <w:abstractNum w:abstractNumId="32" w15:restartNumberingAfterBreak="0">
+    <w:nsid w:val="72130279"/>
+    <w:multiLevelType w:val="hybridMultilevel"/>
+    <w:tmpl w:val="322A01A2"/>
+    <w:lvl w:ilvl="0" w:tplc="32E25F46">
+      <w:start w:val="1"/>
+      <w:numFmt w:val="bullet"/>
+      <w:lvlText w:val=""/>
+      <w:lvlJc w:val="left"/>
+      <w:pPr>
+        <w:ind w:left="720" w:hanging="360"/>
+      </w:pPr>
+      <w:rPr>
+        <w:rFonts w:ascii="Symbol" w:hAnsi="Symbol" w:hint="default"/>
+      </w:rPr>
+    </w:lvl>
+    <w:lvl w:ilvl="1" w:tplc="04090003" w:tentative="1">
+      <w:start w:val="1"/>
+      <w:numFmt w:val="bullet"/>
+      <w:lvlText w:val="o"/>
+      <w:lvlJc w:val="left"/>
+      <w:pPr>
+        <w:ind w:left="1440" w:hanging="360"/>
+      </w:pPr>
+      <w:rPr>
+        <w:rFonts w:ascii="Courier New" w:hAnsi="Courier New" w:cs="Courier New" w:hint="default"/>
+      </w:rPr>
+    </w:lvl>
+    <w:lvl w:ilvl="2" w:tplc="04090005" w:tentative="1">
+      <w:start w:val="1"/>
+      <w:numFmt w:val="bullet"/>
+      <w:lvlText w:val=""/>
+      <w:lvlJc w:val="left"/>
+      <w:pPr>
+        <w:ind w:left="2160" w:hanging="360"/>
+      </w:pPr>
+      <w:rPr>
+        <w:rFonts w:ascii="Wingdings" w:hAnsi="Wingdings" w:hint="default"/>
+      </w:rPr>
+    </w:lvl>
+    <w:lvl w:ilvl="3" w:tplc="04090001" w:tentative="1">
+      <w:start w:val="1"/>
+      <w:numFmt w:val="bullet"/>
+      <w:lvlText w:val=""/>
+      <w:lvlJc w:val="left"/>
+      <w:pPr>
+        <w:ind w:left="2880" w:hanging="360"/>
+      </w:pPr>
+      <w:rPr>
+        <w:rFonts w:ascii="Symbol" w:hAnsi="Symbol" w:hint="default"/>
+      </w:rPr>
+    </w:lvl>
+    <w:lvl w:ilvl="4" w:tplc="04090003" w:tentative="1">
+      <w:start w:val="1"/>
+      <w:numFmt w:val="bullet"/>
+      <w:lvlText w:val="o"/>
+      <w:lvlJc w:val="left"/>
+      <w:pPr>
+        <w:ind w:left="3600" w:hanging="360"/>
+      </w:pPr>
+      <w:rPr>
+        <w:rFonts w:ascii="Courier New" w:hAnsi="Courier New" w:cs="Courier New" w:hint="default"/>
+      </w:rPr>
+    </w:lvl>
+    <w:lvl w:ilvl="5" w:tplc="04090005" w:tentative="1">
+      <w:start w:val="1"/>
+      <w:numFmt w:val="bullet"/>
+      <w:lvlText w:val=""/>
+      <w:lvlJc w:val="left"/>
+      <w:pPr>
+        <w:ind w:left="4320" w:hanging="360"/>
+      </w:pPr>
+      <w:rPr>
+        <w:rFonts w:ascii="Wingdings" w:hAnsi="Wingdings" w:hint="default"/>
+      </w:rPr>
+    </w:lvl>
+    <w:lvl w:ilvl="6" w:tplc="04090001" w:tentative="1">
+      <w:start w:val="1"/>
+      <w:numFmt w:val="bullet"/>
+      <w:lvlText w:val=""/>
+      <w:lvlJc w:val="left"/>
+      <w:pPr>
+        <w:ind w:left="5040" w:hanging="360"/>
+      </w:pPr>
+      <w:rPr>
+        <w:rFonts w:ascii="Symbol" w:hAnsi="Symbol" w:hint="default"/>
+      </w:rPr>
+    </w:lvl>
+    <w:lvl w:ilvl="7" w:tplc="04090003" w:tentative="1">
+      <w:start w:val="1"/>
+      <w:numFmt w:val="bullet"/>
+      <w:lvlText w:val="o"/>
+      <w:lvlJc w:val="left"/>
+      <w:pPr>
+        <w:ind w:left="5760" w:hanging="360"/>
+      </w:pPr>
+      <w:rPr>
+        <w:rFonts w:ascii="Courier New" w:hAnsi="Courier New" w:cs="Courier New" w:hint="default"/>
+      </w:rPr>
+    </w:lvl>
+    <w:lvl w:ilvl="8" w:tplc="04090005" w:tentative="1">
+      <w:start w:val="1"/>
+      <w:numFmt w:val="bullet"/>
+      <w:lvlText w:val=""/>
+      <w:lvlJc w:val="left"/>
+      <w:pPr>
+        <w:ind w:left="6480" w:hanging="360"/>
+      </w:pPr>
+      <w:rPr>
+        <w:rFonts w:ascii="Wingdings" w:hAnsi="Wingdings" w:hint="default"/>
+      </w:rPr>
+    </w:lvl>
+  </w:abstractNum>
+  <w:abstractNum w:abstractNumId="33" w15:restartNumberingAfterBreak="0">
     <w:nsid w:val="755214BD"/>
     <w:multiLevelType w:val="multilevel"/>
     <w:tmpl w:val="A8AE988C"/>
@@ -13851,7 +12047,119 @@
       </w:rPr>
     </w:lvl>
   </w:abstractNum>
-  <w:abstractNum w:abstractNumId="30" w15:restartNumberingAfterBreak="0">
+  <w:abstractNum w:abstractNumId="34" w15:restartNumberingAfterBreak="0">
+    <w:nsid w:val="788A1BC4"/>
+    <w:multiLevelType w:val="hybridMultilevel"/>
+    <w:tmpl w:val="F5A2F0F0"/>
+    <w:lvl w:ilvl="0" w:tplc="AA6C926E">
+      <w:numFmt w:val="bullet"/>
+      <w:lvlText w:val=""/>
+      <w:lvlJc w:val="left"/>
+      <w:pPr>
+        <w:ind w:left="720" w:hanging="360"/>
+      </w:pPr>
+      <w:rPr>
+        <w:rFonts w:ascii="Times New Roman" w:eastAsiaTheme="minorHAnsi" w:hAnsi="Times New Roman" w:cs="Times New Roman" w:hint="default"/>
+      </w:rPr>
+    </w:lvl>
+    <w:lvl w:ilvl="1" w:tplc="04090003" w:tentative="1">
+      <w:start w:val="1"/>
+      <w:numFmt w:val="bullet"/>
+      <w:lvlText w:val="o"/>
+      <w:lvlJc w:val="left"/>
+      <w:pPr>
+        <w:ind w:left="1440" w:hanging="360"/>
+      </w:pPr>
+      <w:rPr>
+        <w:rFonts w:ascii="Courier New" w:hAnsi="Courier New" w:cs="Courier New" w:hint="default"/>
+      </w:rPr>
+    </w:lvl>
+    <w:lvl w:ilvl="2" w:tplc="04090005" w:tentative="1">
+      <w:start w:val="1"/>
+      <w:numFmt w:val="bullet"/>
+      <w:lvlText w:val=""/>
+      <w:lvlJc w:val="left"/>
+      <w:pPr>
+        <w:ind w:left="2160" w:hanging="360"/>
+      </w:pPr>
+      <w:rPr>
+        <w:rFonts w:ascii="Wingdings" w:hAnsi="Wingdings" w:hint="default"/>
+      </w:rPr>
+    </w:lvl>
+    <w:lvl w:ilvl="3" w:tplc="04090001" w:tentative="1">
+      <w:start w:val="1"/>
+      <w:numFmt w:val="bullet"/>
+      <w:lvlText w:val=""/>
+      <w:lvlJc w:val="left"/>
+      <w:pPr>
+        <w:ind w:left="2880" w:hanging="360"/>
+      </w:pPr>
+      <w:rPr>
+        <w:rFonts w:ascii="Symbol" w:hAnsi="Symbol" w:hint="default"/>
+      </w:rPr>
+    </w:lvl>
+    <w:lvl w:ilvl="4" w:tplc="04090003" w:tentative="1">
+      <w:start w:val="1"/>
+      <w:numFmt w:val="bullet"/>
+      <w:lvlText w:val="o"/>
+      <w:lvlJc w:val="left"/>
+      <w:pPr>
+        <w:ind w:left="3600" w:hanging="360"/>
+      </w:pPr>
+      <w:rPr>
+        <w:rFonts w:ascii="Courier New" w:hAnsi="Courier New" w:cs="Courier New" w:hint="default"/>
+      </w:rPr>
+    </w:lvl>
+    <w:lvl w:ilvl="5" w:tplc="04090005" w:tentative="1">
+      <w:start w:val="1"/>
+      <w:numFmt w:val="bullet"/>
+      <w:lvlText w:val=""/>
+      <w:lvlJc w:val="left"/>
+      <w:pPr>
+        <w:ind w:left="4320" w:hanging="360"/>
+      </w:pPr>
+      <w:rPr>
+        <w:rFonts w:ascii="Wingdings" w:hAnsi="Wingdings" w:hint="default"/>
+      </w:rPr>
+    </w:lvl>
+    <w:lvl w:ilvl="6" w:tplc="04090001" w:tentative="1">
+      <w:start w:val="1"/>
+      <w:numFmt w:val="bullet"/>
+      <w:lvlText w:val=""/>
+      <w:lvlJc w:val="left"/>
+      <w:pPr>
+        <w:ind w:left="5040" w:hanging="360"/>
+      </w:pPr>
+      <w:rPr>
+        <w:rFonts w:ascii="Symbol" w:hAnsi="Symbol" w:hint="default"/>
+      </w:rPr>
+    </w:lvl>
+    <w:lvl w:ilvl="7" w:tplc="04090003" w:tentative="1">
+      <w:start w:val="1"/>
+      <w:numFmt w:val="bullet"/>
+      <w:lvlText w:val="o"/>
+      <w:lvlJc w:val="left"/>
+      <w:pPr>
+        <w:ind w:left="5760" w:hanging="360"/>
+      </w:pPr>
+      <w:rPr>
+        <w:rFonts w:ascii="Courier New" w:hAnsi="Courier New" w:cs="Courier New" w:hint="default"/>
+      </w:rPr>
+    </w:lvl>
+    <w:lvl w:ilvl="8" w:tplc="04090005" w:tentative="1">
+      <w:start w:val="1"/>
+      <w:numFmt w:val="bullet"/>
+      <w:lvlText w:val=""/>
+      <w:lvlJc w:val="left"/>
+      <w:pPr>
+        <w:ind w:left="6480" w:hanging="360"/>
+      </w:pPr>
+      <w:rPr>
+        <w:rFonts w:ascii="Wingdings" w:hAnsi="Wingdings" w:hint="default"/>
+      </w:rPr>
+    </w:lvl>
+  </w:abstractNum>
+  <w:abstractNum w:abstractNumId="35" w15:restartNumberingAfterBreak="0">
     <w:nsid w:val="79B02580"/>
     <w:multiLevelType w:val="multilevel"/>
     <w:tmpl w:val="ABD0B816"/>
@@ -14000,7 +12308,7 @@
       </w:rPr>
     </w:lvl>
   </w:abstractNum>
-  <w:abstractNum w:abstractNumId="31" w15:restartNumberingAfterBreak="0">
+  <w:abstractNum w:abstractNumId="36" w15:restartNumberingAfterBreak="0">
     <w:nsid w:val="7EE86F79"/>
     <w:multiLevelType w:val="multilevel"/>
     <w:tmpl w:val="87788AF2"/>
@@ -14159,22 +12467,22 @@
     <w:abstractNumId w:val="15"/>
   </w:num>
   <w:num w:numId="4" w16cid:durableId="1844122334">
-    <w:abstractNumId w:val="23"/>
+    <w:abstractNumId w:val="25"/>
   </w:num>
   <w:num w:numId="5" w16cid:durableId="2095663278">
-    <w:abstractNumId w:val="31"/>
+    <w:abstractNumId w:val="36"/>
   </w:num>
   <w:num w:numId="6" w16cid:durableId="980765496">
     <w:abstractNumId w:val="2"/>
   </w:num>
   <w:num w:numId="7" w16cid:durableId="1533960029">
-    <w:abstractNumId w:val="25"/>
+    <w:abstractNumId w:val="28"/>
   </w:num>
   <w:num w:numId="8" w16cid:durableId="524446706">
     <w:abstractNumId w:val="16"/>
   </w:num>
   <w:num w:numId="9" w16cid:durableId="1702247838">
-    <w:abstractNumId w:val="30"/>
+    <w:abstractNumId w:val="35"/>
   </w:num>
   <w:num w:numId="10" w16cid:durableId="119420804">
     <w:abstractNumId w:val="3"/>
@@ -14183,13 +12491,13 @@
     <w:abstractNumId w:val="1"/>
   </w:num>
   <w:num w:numId="12" w16cid:durableId="720250643">
-    <w:abstractNumId w:val="28"/>
+    <w:abstractNumId w:val="31"/>
   </w:num>
   <w:num w:numId="13" w16cid:durableId="1814909609">
     <w:abstractNumId w:val="10"/>
   </w:num>
   <w:num w:numId="14" w16cid:durableId="365250711">
-    <w:abstractNumId w:val="24"/>
+    <w:abstractNumId w:val="26"/>
   </w:num>
   <w:num w:numId="15" w16cid:durableId="568274403">
     <w:abstractNumId w:val="0"/>
@@ -14216,13 +12524,13 @@
     <w:abstractNumId w:val="6"/>
   </w:num>
   <w:num w:numId="23" w16cid:durableId="1083724530">
-    <w:abstractNumId w:val="29"/>
+    <w:abstractNumId w:val="33"/>
   </w:num>
   <w:num w:numId="24" w16cid:durableId="1483501056">
-    <w:abstractNumId w:val="21"/>
+    <w:abstractNumId w:val="22"/>
   </w:num>
   <w:num w:numId="25" w16cid:durableId="1122188019">
-    <w:abstractNumId w:val="20"/>
+    <w:abstractNumId w:val="21"/>
   </w:num>
   <w:num w:numId="26" w16cid:durableId="1123770315">
     <w:abstractNumId w:val="18"/>
@@ -14234,16 +12542,31 @@
     <w:abstractNumId w:val="7"/>
   </w:num>
   <w:num w:numId="29" w16cid:durableId="1340304980">
-    <w:abstractNumId w:val="26"/>
+    <w:abstractNumId w:val="29"/>
   </w:num>
   <w:num w:numId="30" w16cid:durableId="2053340993">
     <w:abstractNumId w:val="17"/>
   </w:num>
   <w:num w:numId="31" w16cid:durableId="697704321">
-    <w:abstractNumId w:val="22"/>
+    <w:abstractNumId w:val="23"/>
   </w:num>
   <w:num w:numId="32" w16cid:durableId="2003269702">
+    <w:abstractNumId w:val="30"/>
+  </w:num>
+  <w:num w:numId="33" w16cid:durableId="2005472539">
+    <w:abstractNumId w:val="32"/>
+  </w:num>
+  <w:num w:numId="34" w16cid:durableId="559484420">
+    <w:abstractNumId w:val="34"/>
+  </w:num>
+  <w:num w:numId="35" w16cid:durableId="1810240472">
     <w:abstractNumId w:val="27"/>
+  </w:num>
+  <w:num w:numId="36" w16cid:durableId="1269002152">
+    <w:abstractNumId w:val="20"/>
+  </w:num>
+  <w:num w:numId="37" w16cid:durableId="948662958">
+    <w:abstractNumId w:val="24"/>
   </w:num>
 </w:numbering>
 </file>
@@ -14851,6 +13174,7 @@
   <w:style w:type="character" w:default="1" w:styleId="DefaultParagraphFont">
     <w:name w:val="Default Paragraph Font"/>
     <w:uiPriority w:val="1"/>
+    <w:semiHidden/>
     <w:unhideWhenUsed/>
   </w:style>
   <w:style w:type="table" w:default="1" w:styleId="TableNormal">
@@ -15167,7 +13491,6 @@
     <w:name w:val="Normal (Web)"/>
     <w:basedOn w:val="Normal"/>
     <w:uiPriority w:val="99"/>
-    <w:semiHidden/>
     <w:unhideWhenUsed/>
     <w:rsid w:val="0030099F"/>
     <w:pPr>
